--- a/02_1차_진행중/진행내용_20260406_SJ.docx
+++ b/02_1차_진행중/진행내용_20260406_SJ.docx
@@ -2,18 +2,31 @@
 <file path=word/document.xml><?xml version="1.0" encoding="utf-8"?>
 <w:document xmlns:wpc="http://schemas.microsoft.com/office/word/2010/wordprocessingCanvas" xmlns:mo="http://schemas.microsoft.com/office/mac/office/2008/main" xmlns:mc="http://schemas.openxmlformats.org/markup-compatibility/2006" xmlns:mv="urn:schemas-microsoft-com:mac:vml" xmlns:o="urn:schemas-microsoft-com:office:office" xmlns:r="http://schemas.openxmlformats.org/officeDocument/2006/relationships" xmlns:m="http://schemas.openxmlformats.org/officeDocument/2006/math" xmlns:v="urn:schemas-microsoft-com:vml" xmlns:wp14="http://schemas.microsoft.com/office/word/2010/wordprocessingDrawing" xmlns:wp="http://schemas.openxmlformats.org/drawingml/2006/wordprocessingDrawing" xmlns:w10="urn:schemas-microsoft-com:office:word" xmlns:w="http://schemas.openxmlformats.org/wordprocessingml/2006/main" xmlns:w14="http://schemas.microsoft.com/office/word/2010/wordml" xmlns:wpg="http://schemas.microsoft.com/office/word/2010/wordprocessingGroup" xmlns:wpi="http://schemas.microsoft.com/office/word/2010/wordprocessingInk" xmlns:wne="http://schemas.microsoft.com/office/word/2006/wordml" xmlns:wps="http://schemas.microsoft.com/office/word/2010/wordprocessingShape" mc:Ignorable="w14 wp14">
   <w:body>
+    <w:p/>
     <w:p>
       <w:pPr>
         <w:jc w:val="center"/>
       </w:pPr>
       <w:r>
         <w:rPr>
+          <w:rFonts w:ascii="맑은 고딕" w:hAnsi="맑은 고딕"/>
           <w:b/>
-          <w:sz w:val="36"/>
+          <w:sz w:val="32"/>
         </w:rPr>
-        <w:t>공간정보 기본법 연구</w:t>
-        <w:br/>
-        <w:t>1차 진행 보고서</w:t>
+        <w:t>국외 지도 플랫폼 생태계 현황 분석</w:t>
+      </w:r>
+    </w:p>
+    <w:p>
+      <w:pPr>
+        <w:jc w:val="center"/>
+      </w:pPr>
+      <w:r>
+        <w:rPr>
+          <w:rFonts w:ascii="맑은 고딕" w:hAnsi="맑은 고딕"/>
+          <w:b w:val="0"/>
+          <w:sz w:val="24"/>
+        </w:rPr>
+        <w:t>1차 진행 보고서 - Google Maps 연계 서비스 및 서비스 품질 현황</w:t>
       </w:r>
     </w:p>
     <w:p/>
@@ -30,7 +43,7 @@
       <w:tr>
         <w:tc>
           <w:tcPr>
-            <w:tcW w:type="dxa" w:w="4561"/>
+            <w:tcW w:type="dxa" w:w="2268"/>
           </w:tcPr>
           <w:p>
             <w:r>
@@ -43,7 +56,7 @@
         </w:tc>
         <w:tc>
           <w:tcPr>
-            <w:tcW w:type="dxa" w:w="4561"/>
+            <w:tcW w:type="dxa" w:w="5669"/>
           </w:tcPr>
           <w:p>
             <w:r>
@@ -55,7 +68,7 @@
       <w:tr>
         <w:tc>
           <w:tcPr>
-            <w:tcW w:type="dxa" w:w="4561"/>
+            <w:tcW w:type="dxa" w:w="2268"/>
           </w:tcPr>
           <w:p>
             <w:r>
@@ -68,11 +81,11 @@
         </w:tc>
         <w:tc>
           <w:tcPr>
-            <w:tcW w:type="dxa" w:w="4561"/>
+            <w:tcW w:type="dxa" w:w="5669"/>
           </w:tcPr>
           <w:p>
             <w:r>
-              <w:t>신진 (SJ)</w:t>
+              <w:t>신진 (SJ, 이과대학 지리학과)</w:t>
             </w:r>
           </w:p>
         </w:tc>
@@ -80,7 +93,7 @@
       <w:tr>
         <w:tc>
           <w:tcPr>
-            <w:tcW w:type="dxa" w:w="4561"/>
+            <w:tcW w:type="dxa" w:w="2268"/>
           </w:tcPr>
           <w:p>
             <w:r>
@@ -93,7 +106,7 @@
         </w:tc>
         <w:tc>
           <w:tcPr>
-            <w:tcW w:type="dxa" w:w="4561"/>
+            <w:tcW w:type="dxa" w:w="5669"/>
           </w:tcPr>
           <w:p>
             <w:r>
@@ -105,7 +118,7 @@
       <w:tr>
         <w:tc>
           <w:tcPr>
-            <w:tcW w:type="dxa" w:w="4561"/>
+            <w:tcW w:type="dxa" w:w="2268"/>
           </w:tcPr>
           <w:p>
             <w:r>
@@ -118,7 +131,7 @@
         </w:tc>
         <w:tc>
           <w:tcPr>
-            <w:tcW w:type="dxa" w:w="4561"/>
+            <w:tcW w:type="dxa" w:w="5669"/>
           </w:tcPr>
           <w:p>
             <w:r>
@@ -127,263 +140,27 @@
           </w:p>
         </w:tc>
       </w:tr>
-    </w:tbl>
-    <w:p/>
-    <w:p>
-      <w:pPr>
-        <w:pStyle w:val="Heading1"/>
-        <w:jc w:val="left"/>
-      </w:pPr>
-      <w:r>
-        <w:t>1. 연구 배경 및 개요</w:t>
-      </w:r>
-    </w:p>
-    <w:p>
-      <w:r>
-        <w:t>본 연구는 공간정보 기본법 법률 개정 공포 및 본격 시행에 대비하여, 국외 지도 플랫폼의 생태계 현황을 분석하고 온쇼어 보안체계 관련 시사점을 도출하는 것을 목적으로 한다. 특히, 국외 주요 플랫폼(Google Maps, Apple Maps, A-Map, Yandex Maps)의 연계 서비스 및 API 서비스 현황을 체계적으로 조사하여 국내 제도 정비의 기초자료로 활용한다.</w:t>
-      </w:r>
-    </w:p>
-    <w:p>
-      <w:pPr>
-        <w:pStyle w:val="Heading1"/>
-        <w:jc w:val="left"/>
-      </w:pPr>
-      <w:r>
-        <w:t>2. 0차 진행 결과 (완료, ~2026.04.01)</w:t>
-      </w:r>
-    </w:p>
-    <w:p>
-      <w:pPr>
-        <w:pStyle w:val="Heading2"/>
-        <w:jc w:val="left"/>
-      </w:pPr>
-      <w:r>
-        <w:t>2.1 구글 요구사항 재확인</w:t>
-      </w:r>
-    </w:p>
-    <w:p>
-      <w:r>
-        <w:t>구글 측의 공간정보 제공 요구사항을 재검토한 결과, 현재까지 확인된 요구조건은 1:5,000 축척의 국가기본도(국토지리정보원 제공) 1건으로 확인되었다. 1:25,000 축척 제공 시 요구조건 부합 여부에 대한 추가 검토가 필요한 상황이다.</w:t>
-      </w:r>
-    </w:p>
-    <w:p>
-      <w:pPr>
-        <w:pStyle w:val="Heading2"/>
-        <w:jc w:val="left"/>
-      </w:pPr>
-      <w:r>
-        <w:t>2.2 A-Map(高德地图, 고덕지도) 조사 대상 포함 여부 확인</w:t>
-      </w:r>
-    </w:p>
-    <w:p>
-      <w:r>
-        <w:t>알리바바 계열의 A-Map(고덕지도)에 대한 사전 검토 결과, 본 연구의 조사 대상으로 포함 가능한 것으로 확정되었다. 이에 따라 최종 조사 대상 플랫폼은 Google Maps, Apple Maps, A-Map, Yandex Maps 4개로 확정한다.</w:t>
-      </w:r>
-    </w:p>
-    <w:p>
-      <w:pPr>
-        <w:pStyle w:val="Heading1"/>
-        <w:jc w:val="left"/>
-      </w:pPr>
-      <w:r>
-        <w:t>3. 1차 진행 계획 및 현황 (신진 담당)</w:t>
-      </w:r>
-    </w:p>
-    <w:p>
-      <w:r>
-        <w:t>1차 작업의 핵심은 4개 플랫폼 각각에 대해 ① 지도와 타 서비스 연계 현황, ② API 서비스 현황을 조사하는 것이다. 4월 8일 기한 내에는 Google Maps를 우선 조사 대상으로 하여 호텔 예약, 식당 예약, 우버/택시 연계 서비스를 중심으로 조사를 시작한다.</w:t>
-      </w:r>
-    </w:p>
-    <w:p>
-      <w:pPr>
-        <w:pStyle w:val="Heading2"/>
-        <w:jc w:val="left"/>
-      </w:pPr>
-      <w:r>
-        <w:t>3.1 Google Maps 연계 서비스 조사 (4/8 우선 목표)</w:t>
-      </w:r>
-    </w:p>
-    <w:p>
-      <w:r>
-        <w:t>Google Maps는 단순 지도 서비스를 넘어 다양한 생활 서비스와 연계된 통합 플랫폼으로 기능하고 있다. 주요 조사 항목은 아래와 같다.</w:t>
-      </w:r>
-    </w:p>
-    <w:tbl>
-      <w:tblPr>
-        <w:tblStyle w:val="TableGrid"/>
-        <w:tblW w:type="auto" w:w="0"/>
-        <w:tblLook w:firstColumn="1" w:firstRow="1" w:lastColumn="0" w:lastRow="0" w:noHBand="0" w:noVBand="1" w:val="04A0"/>
-      </w:tblPr>
-      <w:tblGrid>
-        <w:gridCol w:w="3041"/>
-        <w:gridCol w:w="3041"/>
-        <w:gridCol w:w="3041"/>
-      </w:tblGrid>
       <w:tr>
         <w:tc>
           <w:tcPr>
-            <w:tcW w:type="dxa" w:w="3041"/>
+            <w:tcW w:type="dxa" w:w="2268"/>
           </w:tcPr>
           <w:p>
             <w:r>
               <w:rPr>
                 <w:b/>
               </w:rPr>
-              <w:t>연계 서비스 분야</w:t>
+              <w:t>관련 과제</w:t>
             </w:r>
           </w:p>
         </w:tc>
         <w:tc>
           <w:tcPr>
-            <w:tcW w:type="dxa" w:w="3041"/>
+            <w:tcW w:type="dxa" w:w="5669"/>
           </w:tcPr>
           <w:p>
             <w:r>
-              <w:rPr>
-                <w:b/>
-              </w:rPr>
-              <w:t>세부 항목</w:t>
-            </w:r>
-          </w:p>
-        </w:tc>
-        <w:tc>
-          <w:tcPr>
-            <w:tcW w:type="dxa" w:w="3041"/>
-          </w:tcPr>
-          <w:p>
-            <w:r>
-              <w:rPr>
-                <w:b/>
-              </w:rPr>
-              <w:t>조사 현황</w:t>
-            </w:r>
-          </w:p>
-        </w:tc>
-      </w:tr>
-      <w:tr>
-        <w:tc>
-          <w:tcPr>
-            <w:tcW w:type="dxa" w:w="3041"/>
-          </w:tcPr>
-          <w:p>
-            <w:r>
-              <w:t>숙박 (호텔)</w:t>
-            </w:r>
-          </w:p>
-        </w:tc>
-        <w:tc>
-          <w:tcPr>
-            <w:tcW w:type="dxa" w:w="3041"/>
-          </w:tcPr>
-          <w:p>
-            <w:r>
-              <w:t>호텔 검색, 가격 비교, 예약 연계 (Booking.com, Hotels.com 등)</w:t>
-            </w:r>
-          </w:p>
-        </w:tc>
-        <w:tc>
-          <w:tcPr>
-            <w:tcW w:type="dxa" w:w="3041"/>
-          </w:tcPr>
-          <w:p>
-            <w:r>
-              <w:t>조사 예정</w:t>
-            </w:r>
-          </w:p>
-        </w:tc>
-      </w:tr>
-      <w:tr>
-        <w:tc>
-          <w:tcPr>
-            <w:tcW w:type="dxa" w:w="3041"/>
-          </w:tcPr>
-          <w:p>
-            <w:r>
-              <w:t>음식점 (식당)</w:t>
-            </w:r>
-          </w:p>
-        </w:tc>
-        <w:tc>
-          <w:tcPr>
-            <w:tcW w:type="dxa" w:w="3041"/>
-          </w:tcPr>
-          <w:p>
-            <w:r>
-              <w:t>식당 검색, 리뷰, 예약 연계 (OpenTable, Resy 등)</w:t>
-            </w:r>
-          </w:p>
-        </w:tc>
-        <w:tc>
-          <w:tcPr>
-            <w:tcW w:type="dxa" w:w="3041"/>
-          </w:tcPr>
-          <w:p>
-            <w:r>
-              <w:t>조사 예정</w:t>
-            </w:r>
-          </w:p>
-        </w:tc>
-      </w:tr>
-      <w:tr>
-        <w:tc>
-          <w:tcPr>
-            <w:tcW w:type="dxa" w:w="3041"/>
-          </w:tcPr>
-          <w:p>
-            <w:r>
-              <w:t>교통 (우버/택시)</w:t>
-            </w:r>
-          </w:p>
-        </w:tc>
-        <w:tc>
-          <w:tcPr>
-            <w:tcW w:type="dxa" w:w="3041"/>
-          </w:tcPr>
-          <w:p>
-            <w:r>
-              <w:t>Uber, Lyft, 택시 호출 연계</w:t>
-            </w:r>
-          </w:p>
-        </w:tc>
-        <w:tc>
-          <w:tcPr>
-            <w:tcW w:type="dxa" w:w="3041"/>
-          </w:tcPr>
-          <w:p>
-            <w:r>
-              <w:t>조사 예정</w:t>
-            </w:r>
-          </w:p>
-        </w:tc>
-      </w:tr>
-      <w:tr>
-        <w:tc>
-          <w:tcPr>
-            <w:tcW w:type="dxa" w:w="3041"/>
-          </w:tcPr>
-          <w:p>
-            <w:r>
-              <w:t>기타</w:t>
-            </w:r>
-          </w:p>
-        </w:tc>
-        <w:tc>
-          <w:tcPr>
-            <w:tcW w:type="dxa" w:w="3041"/>
-          </w:tcPr>
-          <w:p>
-            <w:r>
-              <w:t>항공권, 투어, 이벤트 티켓 등</w:t>
-            </w:r>
-          </w:p>
-        </w:tc>
-        <w:tc>
-          <w:tcPr>
-            <w:tcW w:type="dxa" w:w="3041"/>
-          </w:tcPr>
-          <w:p>
-            <w:r>
-              <w:t>추가 조사 검토</w:t>
+              <w:t>공간정보 기본법 대응 연구 - 국외 플랫폼 생태계 현황 분석</w:t>
             </w:r>
           </w:p>
         </w:tc>
@@ -392,11 +169,2377 @@
     <w:p/>
     <w:p>
       <w:pPr>
-        <w:pStyle w:val="Heading2"/>
-        <w:jc w:val="left"/>
+        <w:spacing w:before="240" w:after="80"/>
       </w:pPr>
       <w:r>
-        <w:t>3.2 전체 플랫폼 조사 계획</w:t>
+        <w:rPr>
+          <w:rFonts w:ascii="맑은 고딕" w:hAnsi="맑은 고딕"/>
+          <w:b/>
+          <w:sz w:val="26"/>
+        </w:rPr>
+        <w:t>1. 연구 배경 및 목적</w:t>
+      </w:r>
+    </w:p>
+    <w:p>
+      <w:pPr>
+        <w:spacing w:after="40"/>
+        <w:ind w:left="283" w:hanging="170"/>
+      </w:pPr>
+      <w:r>
+        <w:rPr>
+          <w:rFonts w:ascii="맑은 고딕" w:hAnsi="맑은 고딕"/>
+          <w:b w:val="0"/>
+          <w:sz w:val="20"/>
+        </w:rPr>
+        <w:t>- 공간정보 기본법 법률 개정 공포에 따른 시행 대비, 국외 지도 플랫폼의 생태계 현황 분석 필요</w:t>
+      </w:r>
+    </w:p>
+    <w:p>
+      <w:pPr>
+        <w:spacing w:after="40"/>
+        <w:ind w:left="283" w:hanging="170"/>
+      </w:pPr>
+      <w:r>
+        <w:rPr>
+          <w:rFonts w:ascii="맑은 고딕" w:hAnsi="맑은 고딕"/>
+          <w:b w:val="0"/>
+          <w:sz w:val="20"/>
+        </w:rPr>
+        <w:t>- 국외 주요 플랫폼이 지도 서비스를 기반으로 연계 서비스(숙박, 식당, 교통 등) 및 API를 운영하는 방식과 범위를 파악하고, 국내 온쇼어 보안체계 수립을 위한 기초자료 마련</w:t>
+      </w:r>
+    </w:p>
+    <w:p>
+      <w:pPr>
+        <w:spacing w:after="40"/>
+        <w:ind w:left="283" w:hanging="170"/>
+      </w:pPr>
+      <w:r>
+        <w:rPr>
+          <w:rFonts w:ascii="맑은 고딕" w:hAnsi="맑은 고딕"/>
+          <w:b w:val="0"/>
+          <w:sz w:val="20"/>
+        </w:rPr>
+        <w:t>- 조사 대상 플랫폼: Google Maps, Apple Maps, A-Map(高德地图, 알리바바), Yandex Maps</w:t>
+      </w:r>
+    </w:p>
+    <w:p>
+      <w:pPr>
+        <w:spacing w:after="40"/>
+        <w:ind w:left="283" w:hanging="170"/>
+      </w:pPr>
+      <w:r>
+        <w:rPr>
+          <w:rFonts w:ascii="맑은 고딕" w:hAnsi="맑은 고딕"/>
+          <w:b w:val="0"/>
+          <w:sz w:val="20"/>
+        </w:rPr>
+        <w:t>- 본 1차 보고서는 Google Maps를 중심으로 작성하되, 기존 조사(데이터 온쇼어 국가 대상 구글맵 서비스 품질 검증, 2025.11)의 내용을 통합·정리함</w:t>
+      </w:r>
+    </w:p>
+    <w:p>
+      <w:pPr>
+        <w:spacing w:before="240" w:after="80"/>
+      </w:pPr>
+      <w:r>
+        <w:rPr>
+          <w:rFonts w:ascii="맑은 고딕" w:hAnsi="맑은 고딕"/>
+          <w:b/>
+          <w:sz w:val="26"/>
+        </w:rPr>
+        <w:t>2. 조사 방법</w:t>
+      </w:r>
+    </w:p>
+    <w:p>
+      <w:pPr>
+        <w:spacing w:after="40"/>
+        <w:ind w:left="283" w:hanging="170"/>
+      </w:pPr>
+      <w:r>
+        <w:rPr>
+          <w:rFonts w:ascii="맑은 고딕" w:hAnsi="맑은 고딕"/>
+          <w:b w:val="0"/>
+          <w:sz w:val="20"/>
+        </w:rPr>
+        <w:t>- 기존 조사 문서(251126_데이터 온쇼어 국가에 대한 구글맵 서비스 품질 검증) 내용 검토 및 재활용</w:t>
+      </w:r>
+    </w:p>
+    <w:p>
+      <w:pPr>
+        <w:spacing w:after="40"/>
+        <w:ind w:left="283" w:hanging="170"/>
+      </w:pPr>
+      <w:r>
+        <w:rPr>
+          <w:rFonts w:ascii="맑은 고딕" w:hAnsi="맑은 고딕"/>
+          <w:b w:val="0"/>
+          <w:sz w:val="20"/>
+        </w:rPr>
+        <w:t>- 모바일 Google Maps 앱 및 웹 환경 직접 확인</w:t>
+      </w:r>
+    </w:p>
+    <w:p>
+      <w:pPr>
+        <w:spacing w:after="40"/>
+        <w:ind w:left="283" w:hanging="170"/>
+      </w:pPr>
+      <w:r>
+        <w:rPr>
+          <w:rFonts w:ascii="맑은 고딕" w:hAnsi="맑은 고딕"/>
+          <w:b w:val="0"/>
+          <w:sz w:val="20"/>
+        </w:rPr>
+        <w:t>- 길찾기 시나리오 기준: 공항-숙소, 숙소-쇼핑몰, 숙소-시골, 도시 간 이동</w:t>
+      </w:r>
+    </w:p>
+    <w:p>
+      <w:pPr>
+        <w:spacing w:after="40"/>
+        <w:ind w:left="283" w:hanging="170"/>
+      </w:pPr>
+      <w:r>
+        <w:rPr>
+          <w:rFonts w:ascii="맑은 고딕" w:hAnsi="맑은 고딕"/>
+          <w:b w:val="0"/>
+          <w:sz w:val="20"/>
+        </w:rPr>
+        <w:t>- 조사 대상 국가: 미국, 대한민국, 스웨덴, 영국, 인도, 이스라엘 (기존 조사 기준)</w:t>
+      </w:r>
+    </w:p>
+    <w:p>
+      <w:pPr>
+        <w:spacing w:after="40"/>
+        <w:ind w:left="283"/>
+      </w:pPr>
+      <w:r>
+        <w:rPr>
+          <w:rFonts w:ascii="맑은 고딕" w:hAnsi="맑은 고딕"/>
+          <w:b w:val="0"/>
+          <w:color w:val="444444"/>
+          <w:sz w:val="19"/>
+        </w:rPr>
+        <w:t>* 숙소 기준: Booking.com 기준 관광객 인기 숙소</w:t>
+      </w:r>
+    </w:p>
+    <w:p>
+      <w:pPr>
+        <w:spacing w:before="240" w:after="80"/>
+      </w:pPr>
+      <w:r>
+        <w:rPr>
+          <w:rFonts w:ascii="맑은 고딕" w:hAnsi="맑은 고딕"/>
+          <w:b/>
+          <w:sz w:val="26"/>
+        </w:rPr>
+        <w:t>3. Google Maps 연계 서비스 현황</w:t>
+      </w:r>
+    </w:p>
+    <w:p>
+      <w:pPr>
+        <w:spacing w:before="160" w:after="40"/>
+      </w:pPr>
+      <w:r>
+        <w:rPr>
+          <w:rFonts w:ascii="맑은 고딕" w:hAnsi="맑은 고딕"/>
+          <w:b/>
+          <w:sz w:val="22"/>
+        </w:rPr>
+        <w:t>3.1 연계 서비스 카테고리 분류</w:t>
+      </w:r>
+    </w:p>
+    <w:p>
+      <w:pPr>
+        <w:spacing w:after="40"/>
+        <w:ind w:left="283" w:hanging="170"/>
+      </w:pPr>
+      <w:r>
+        <w:rPr>
+          <w:rFonts w:ascii="맑은 고딕" w:hAnsi="맑은 고딕"/>
+          <w:b w:val="0"/>
+          <w:sz w:val="20"/>
+        </w:rPr>
+        <w:t>- Google Maps는 단순 지도 서비스를 넘어, 아래 6개 카테고리의 이동 서비스를 통합 플랫폼으로 제공</w:t>
+      </w:r>
+    </w:p>
+    <w:p>
+      <w:pPr>
+        <w:spacing w:after="40"/>
+        <w:ind w:left="567" w:hanging="170"/>
+      </w:pPr>
+      <w:r>
+        <w:rPr>
+          <w:rFonts w:ascii="맑은 고딕" w:hAnsi="맑은 고딕"/>
+          <w:b w:val="0"/>
+          <w:sz w:val="20"/>
+        </w:rPr>
+        <w:t xml:space="preserve">  · 차량 (자가용 길찾기)</w:t>
+      </w:r>
+    </w:p>
+    <w:p>
+      <w:pPr>
+        <w:spacing w:after="40"/>
+        <w:ind w:left="567" w:hanging="170"/>
+      </w:pPr>
+      <w:r>
+        <w:rPr>
+          <w:rFonts w:ascii="맑은 고딕" w:hAnsi="맑은 고딕"/>
+          <w:b w:val="0"/>
+          <w:sz w:val="20"/>
+        </w:rPr>
+        <w:t xml:space="preserve">  · 대중교통 (버스·지하철)</w:t>
+      </w:r>
+    </w:p>
+    <w:p>
+      <w:pPr>
+        <w:spacing w:after="40"/>
+        <w:ind w:left="567" w:hanging="170"/>
+      </w:pPr>
+      <w:r>
+        <w:rPr>
+          <w:rFonts w:ascii="맑은 고딕" w:hAnsi="맑은 고딕"/>
+          <w:b w:val="0"/>
+          <w:sz w:val="20"/>
+        </w:rPr>
+        <w:t xml:space="preserve">  · 자전거</w:t>
+      </w:r>
+    </w:p>
+    <w:p>
+      <w:pPr>
+        <w:spacing w:after="40"/>
+        <w:ind w:left="567" w:hanging="170"/>
+      </w:pPr>
+      <w:r>
+        <w:rPr>
+          <w:rFonts w:ascii="맑은 고딕" w:hAnsi="맑은 고딕"/>
+          <w:b w:val="0"/>
+          <w:sz w:val="20"/>
+        </w:rPr>
+        <w:t xml:space="preserve">  · 도보</w:t>
+      </w:r>
+    </w:p>
+    <w:p>
+      <w:pPr>
+        <w:spacing w:after="40"/>
+        <w:ind w:left="567" w:hanging="170"/>
+      </w:pPr>
+      <w:r>
+        <w:rPr>
+          <w:rFonts w:ascii="맑은 고딕" w:hAnsi="맑은 고딕"/>
+          <w:b w:val="0"/>
+          <w:sz w:val="20"/>
+        </w:rPr>
+        <w:t xml:space="preserve">  · 차량공유/택시 (Uber 등 외부 앱 연계)</w:t>
+      </w:r>
+    </w:p>
+    <w:p>
+      <w:pPr>
+        <w:spacing w:after="40"/>
+        <w:ind w:left="567" w:hanging="170"/>
+      </w:pPr>
+      <w:r>
+        <w:rPr>
+          <w:rFonts w:ascii="맑은 고딕" w:hAnsi="맑은 고딕"/>
+          <w:b w:val="0"/>
+          <w:sz w:val="20"/>
+        </w:rPr>
+        <w:t xml:space="preserve">  · 항공편 (Google Flights 연계)</w:t>
+      </w:r>
+    </w:p>
+    <w:p>
+      <w:pPr>
+        <w:spacing w:after="40"/>
+        <w:ind w:left="283"/>
+      </w:pPr>
+      <w:r>
+        <w:rPr>
+          <w:rFonts w:ascii="맑은 고딕" w:hAnsi="맑은 고딕"/>
+          <w:b w:val="0"/>
+          <w:color w:val="444444"/>
+          <w:sz w:val="19"/>
+        </w:rPr>
+        <w:t>* 각 카테고리별 제공 여부는 국가·IP 환경에 따라 상이함 (3.5항 참조)</w:t>
+      </w:r>
+    </w:p>
+    <w:p>
+      <w:pPr>
+        <w:spacing w:before="160" w:after="40"/>
+      </w:pPr>
+      <w:r>
+        <w:rPr>
+          <w:rFonts w:ascii="맑은 고딕" w:hAnsi="맑은 고딕"/>
+          <w:b/>
+          <w:sz w:val="22"/>
+        </w:rPr>
+        <w:t>3.2 숙박 서비스 연계 (호텔·숙소)</w:t>
+      </w:r>
+    </w:p>
+    <w:p>
+      <w:pPr>
+        <w:spacing w:after="40"/>
+        <w:ind w:left="283" w:hanging="170"/>
+      </w:pPr>
+      <w:r>
+        <w:rPr>
+          <w:rFonts w:ascii="맑은 고딕" w:hAnsi="맑은 고딕"/>
+          <w:b w:val="0"/>
+          <w:sz w:val="20"/>
+        </w:rPr>
+        <w:t>- Google Maps 내 장소 검색 시 Booking.com 기준 인기 숙소 정보가 반영되어 있음 (기존 조사에서 숙소 기준으로 활용)</w:t>
+      </w:r>
+    </w:p>
+    <w:p>
+      <w:pPr>
+        <w:spacing w:after="40"/>
+        <w:ind w:left="283" w:hanging="170"/>
+      </w:pPr>
+      <w:r>
+        <w:rPr>
+          <w:rFonts w:ascii="맑은 고딕" w:hAnsi="맑은 고딕"/>
+          <w:b w:val="0"/>
+          <w:sz w:val="20"/>
+        </w:rPr>
+        <w:t>- Google Maps 앱 내 호텔 검색 시 가격·예약 정보 연계 제공 (Booking.com, Hotels.com 등 제3자 예약 플랫폼 연동)</w:t>
+      </w:r>
+    </w:p>
+    <w:p>
+      <w:pPr>
+        <w:spacing w:after="40"/>
+        <w:ind w:left="283"/>
+      </w:pPr>
+      <w:r>
+        <w:rPr>
+          <w:rFonts w:ascii="맑은 고딕" w:hAnsi="맑은 고딕"/>
+          <w:b w:val="0"/>
+          <w:color w:val="444444"/>
+          <w:sz w:val="19"/>
+        </w:rPr>
+        <w:t>* 구체적 연계 메커니즘(파트너십 구조, 수수료 체계, 데이터 흐름) 및 제공 국가 범위는 추가 조사 필요 (7항 참조)</w:t>
+      </w:r>
+    </w:p>
+    <w:p>
+      <w:pPr>
+        <w:spacing w:before="160" w:after="40"/>
+      </w:pPr>
+      <w:r>
+        <w:rPr>
+          <w:rFonts w:ascii="맑은 고딕" w:hAnsi="맑은 고딕"/>
+          <w:b/>
+          <w:sz w:val="22"/>
+        </w:rPr>
+        <w:t>3.3 차량공유/택시 서비스 연계 (우버 등)</w:t>
+      </w:r>
+    </w:p>
+    <w:p>
+      <w:pPr>
+        <w:spacing w:after="40"/>
+        <w:ind w:left="283" w:hanging="170"/>
+      </w:pPr>
+      <w:r>
+        <w:rPr>
+          <w:rFonts w:ascii="맑은 고딕" w:hAnsi="맑은 고딕"/>
+          <w:b w:val="0"/>
+          <w:sz w:val="20"/>
+        </w:rPr>
+        <w:t>- 차량공유/택시 카테고리: 별도 외부 앱으로 연결되는 방식으로 제공 (In-app redirect 방식)</w:t>
+      </w:r>
+    </w:p>
+    <w:p>
+      <w:pPr>
+        <w:spacing w:after="40"/>
+        <w:ind w:left="283" w:hanging="170"/>
+      </w:pPr>
+      <w:r>
+        <w:rPr>
+          <w:rFonts w:ascii="맑은 고딕" w:hAnsi="맑은 고딕"/>
+          <w:b w:val="0"/>
+          <w:sz w:val="20"/>
+        </w:rPr>
+        <w:t>- 서비스 제공 확인 국가: 미국, 이스라엘</w:t>
+      </w:r>
+    </w:p>
+    <w:p>
+      <w:pPr>
+        <w:spacing w:after="40"/>
+        <w:ind w:left="283" w:hanging="170"/>
+      </w:pPr>
+      <w:r>
+        <w:rPr>
+          <w:rFonts w:ascii="맑은 고딕" w:hAnsi="맑은 고딕"/>
+          <w:b w:val="0"/>
+          <w:sz w:val="20"/>
+        </w:rPr>
+        <w:t>-   - 미국: 앱으로 접근 기능 확인 (Uber, Lyft 등 연계 추정)</w:t>
+      </w:r>
+    </w:p>
+    <w:p>
+      <w:pPr>
+        <w:spacing w:after="40"/>
+        <w:ind w:left="283" w:hanging="170"/>
+      </w:pPr>
+      <w:r>
+        <w:rPr>
+          <w:rFonts w:ascii="맑은 고딕" w:hAnsi="맑은 고딕"/>
+          <w:b w:val="0"/>
+          <w:sz w:val="20"/>
+        </w:rPr>
+        <w:t>-   - 이스라엘: 앱으로 접근 기능 확인</w:t>
+      </w:r>
+    </w:p>
+    <w:p>
+      <w:pPr>
+        <w:spacing w:after="40"/>
+        <w:ind w:left="283" w:hanging="170"/>
+      </w:pPr>
+      <w:r>
+        <w:rPr>
+          <w:rFonts w:ascii="맑은 고딕" w:hAnsi="맑은 고딕"/>
+          <w:b w:val="0"/>
+          <w:sz w:val="20"/>
+        </w:rPr>
+        <w:t>- 서비스 미제공 확인 국가: 대한민국, 스웨덴, 영국, 인도</w:t>
+      </w:r>
+    </w:p>
+    <w:p>
+      <w:pPr>
+        <w:spacing w:after="40"/>
+        <w:ind w:left="283"/>
+      </w:pPr>
+      <w:r>
+        <w:rPr>
+          <w:rFonts w:ascii="맑은 고딕" w:hAnsi="맑은 고딕"/>
+          <w:b w:val="0"/>
+          <w:color w:val="444444"/>
+          <w:sz w:val="19"/>
+        </w:rPr>
+        <w:t>* 연계되는 구체적 앱 목록(Uber, Lyft, Grab, Bolt 등 국가별 상이), 연계 방식(딥링크 vs. 내장 API), 수익 배분 구조는 추가 조사 필요 (7항 참조)</w:t>
+      </w:r>
+    </w:p>
+    <w:p>
+      <w:pPr>
+        <w:spacing w:before="160" w:after="40"/>
+      </w:pPr>
+      <w:r>
+        <w:rPr>
+          <w:rFonts w:ascii="맑은 고딕" w:hAnsi="맑은 고딕"/>
+          <w:b/>
+          <w:sz w:val="22"/>
+        </w:rPr>
+        <w:t>3.4 대중교통 결제 연계</w:t>
+      </w:r>
+    </w:p>
+    <w:p>
+      <w:pPr>
+        <w:spacing w:after="40"/>
+        <w:ind w:left="283" w:hanging="170"/>
+      </w:pPr>
+      <w:r>
+        <w:rPr>
+          <w:rFonts w:ascii="맑은 고딕" w:hAnsi="맑은 고딕"/>
+          <w:b w:val="0"/>
+          <w:sz w:val="20"/>
+        </w:rPr>
+        <w:t>- 대중교통 길찾기에서 탑승요금 사전 결제 기능 제공 확인 국가: 미국, 영국</w:t>
+      </w:r>
+    </w:p>
+    <w:p>
+      <w:pPr>
+        <w:spacing w:after="40"/>
+        <w:ind w:left="283" w:hanging="170"/>
+      </w:pPr>
+      <w:r>
+        <w:rPr>
+          <w:rFonts w:ascii="맑은 고딕" w:hAnsi="맑은 고딕"/>
+          <w:b w:val="0"/>
+          <w:sz w:val="20"/>
+        </w:rPr>
+        <w:t>-   - 미국: 휴대전화를 통한 탑승요금 미리 결제 기능 제공</w:t>
+      </w:r>
+    </w:p>
+    <w:p>
+      <w:pPr>
+        <w:spacing w:after="40"/>
+        <w:ind w:left="283" w:hanging="170"/>
+      </w:pPr>
+      <w:r>
+        <w:rPr>
+          <w:rFonts w:ascii="맑은 고딕" w:hAnsi="맑은 고딕"/>
+          <w:b w:val="0"/>
+          <w:sz w:val="20"/>
+        </w:rPr>
+        <w:t>-   - 영국: 휴대전화를 통한 탑승요금 미리 결제 기능 제공</w:t>
+      </w:r>
+    </w:p>
+    <w:p>
+      <w:pPr>
+        <w:spacing w:after="40"/>
+        <w:ind w:left="283" w:hanging="170"/>
+      </w:pPr>
+      <w:r>
+        <w:rPr>
+          <w:rFonts w:ascii="맑은 고딕" w:hAnsi="맑은 고딕"/>
+          <w:b w:val="0"/>
+          <w:sz w:val="20"/>
+        </w:rPr>
+        <w:t>- 대한민국: 대중교통 정보는 제공되나, 사전 결제 기능 미확인 / 도로 기반 동선 미반영</w:t>
+      </w:r>
+    </w:p>
+    <w:p>
+      <w:pPr>
+        <w:spacing w:after="40"/>
+        <w:ind w:left="283"/>
+      </w:pPr>
+      <w:r>
+        <w:rPr>
+          <w:rFonts w:ascii="맑은 고딕" w:hAnsi="맑은 고딕"/>
+          <w:b w:val="0"/>
+          <w:color w:val="444444"/>
+          <w:sz w:val="19"/>
+        </w:rPr>
+        <w:t>* 결제 연계 파트너(교통카드사, 핀테크 플랫폼 등) 및 국가별 현황 추가 조사 필요 (7항 참조)</w:t>
+      </w:r>
+    </w:p>
+    <w:p>
+      <w:pPr>
+        <w:spacing w:before="160" w:after="40"/>
+      </w:pPr>
+      <w:r>
+        <w:rPr>
+          <w:rFonts w:ascii="맑은 고딕" w:hAnsi="맑은 고딕"/>
+          <w:b/>
+          <w:sz w:val="22"/>
+        </w:rPr>
+        <w:t>3.5 항공편 서비스 연계 (Google Flights)</w:t>
+      </w:r>
+    </w:p>
+    <w:p>
+      <w:pPr>
+        <w:spacing w:after="40"/>
+        <w:ind w:left="283" w:hanging="170"/>
+      </w:pPr>
+      <w:r>
+        <w:rPr>
+          <w:rFonts w:ascii="맑은 고딕" w:hAnsi="맑은 고딕"/>
+          <w:b w:val="0"/>
+          <w:sz w:val="20"/>
+        </w:rPr>
+        <w:t>- 도시 간 이동(장거리)의 경우 항공편 카테고리에서 Google Flights로 연결</w:t>
+      </w:r>
+    </w:p>
+    <w:p>
+      <w:pPr>
+        <w:spacing w:after="40"/>
+        <w:ind w:left="283" w:hanging="170"/>
+      </w:pPr>
+      <w:r>
+        <w:rPr>
+          <w:rFonts w:ascii="맑은 고딕" w:hAnsi="맑은 고딕"/>
+          <w:b w:val="0"/>
+          <w:sz w:val="20"/>
+        </w:rPr>
+        <w:t>- 웹 환경에서만 항공편 기능 접근 가능, 모바일 앱에서는 해당 기능 미노출</w:t>
+      </w:r>
+    </w:p>
+    <w:p>
+      <w:pPr>
+        <w:spacing w:after="40"/>
+        <w:ind w:left="283" w:hanging="170"/>
+      </w:pPr>
+      <w:r>
+        <w:rPr>
+          <w:rFonts w:ascii="맑은 고딕" w:hAnsi="맑은 고딕"/>
+          <w:b w:val="0"/>
+          <w:sz w:val="20"/>
+        </w:rPr>
+        <w:t>- IP 환경에 따른 접근 제한 사항:</w:t>
+      </w:r>
+    </w:p>
+    <w:p>
+      <w:pPr>
+        <w:spacing w:after="40"/>
+        <w:ind w:left="283" w:hanging="170"/>
+      </w:pPr>
+      <w:r>
+        <w:rPr>
+          <w:rFonts w:ascii="맑은 고딕" w:hAnsi="맑은 고딕"/>
+          <w:b w:val="0"/>
+          <w:sz w:val="20"/>
+        </w:rPr>
+        <w:t>-   - 대한민국 IP에서 타 국가 항공편 조회 시: Google Flights 연결 불가</w:t>
+      </w:r>
+    </w:p>
+    <w:p>
+      <w:pPr>
+        <w:spacing w:after="40"/>
+        <w:ind w:left="283" w:hanging="170"/>
+      </w:pPr>
+      <w:r>
+        <w:rPr>
+          <w:rFonts w:ascii="맑은 고딕" w:hAnsi="맑은 고딕"/>
+          <w:b w:val="0"/>
+          <w:sz w:val="20"/>
+        </w:rPr>
+        <w:t>-   - 타 국가 IP에서 타 국가 항공편 조회 시(대한민국 포함): Google Flights 연결 가능</w:t>
+      </w:r>
+    </w:p>
+    <w:p>
+      <w:pPr>
+        <w:spacing w:after="40"/>
+        <w:ind w:left="283"/>
+      </w:pPr>
+      <w:r>
+        <w:rPr>
+          <w:rFonts w:ascii="맑은 고딕" w:hAnsi="맑은 고딕"/>
+          <w:b w:val="0"/>
+          <w:color w:val="444444"/>
+          <w:sz w:val="19"/>
+        </w:rPr>
+        <w:t>* 이는 대한민국에서의 구글 서비스 제한과 온쇼어 이슈와 직접적으로 연관됨</w:t>
+      </w:r>
+    </w:p>
+    <w:p>
+      <w:pPr>
+        <w:spacing w:before="160" w:after="40"/>
+      </w:pPr>
+      <w:r>
+        <w:rPr>
+          <w:rFonts w:ascii="맑은 고딕" w:hAnsi="맑은 고딕"/>
+          <w:b/>
+          <w:sz w:val="22"/>
+        </w:rPr>
+        <w:t>3.6 기타 특화 기능</w:t>
+      </w:r>
+    </w:p>
+    <w:p>
+      <w:pPr>
+        <w:spacing w:after="40"/>
+        <w:ind w:left="283" w:hanging="170"/>
+      </w:pPr>
+      <w:r>
+        <w:rPr>
+          <w:rFonts w:ascii="맑은 고딕" w:hAnsi="맑은 고딕"/>
+          <w:b w:val="0"/>
+          <w:sz w:val="20"/>
+        </w:rPr>
+        <w:t>- Immersive View (실감형 뷰): 영국에서 차량·자전거·도보 길찾기에서 확인</w:t>
+      </w:r>
+    </w:p>
+    <w:p>
+      <w:pPr>
+        <w:spacing w:after="40"/>
+        <w:ind w:left="283" w:hanging="170"/>
+      </w:pPr>
+      <w:r>
+        <w:rPr>
+          <w:rFonts w:ascii="맑은 고딕" w:hAnsi="맑은 고딕"/>
+          <w:b w:val="0"/>
+          <w:sz w:val="20"/>
+        </w:rPr>
+        <w:t>- 고도 변화 표시: 자전거·도보 경로에서 제공 (미국, 스웨덴, 영국, 이스라엘)</w:t>
+      </w:r>
+    </w:p>
+    <w:p>
+      <w:pPr>
+        <w:spacing w:after="40"/>
+        <w:ind w:left="283" w:hanging="170"/>
+      </w:pPr>
+      <w:r>
+        <w:rPr>
+          <w:rFonts w:ascii="맑은 고딕" w:hAnsi="맑은 고딕"/>
+          <w:b w:val="0"/>
+          <w:sz w:val="20"/>
+        </w:rPr>
+        <w:t>- 경로의 도로 유형 설명: 영국 자전거 경로에서 확인</w:t>
+      </w:r>
+    </w:p>
+    <w:p>
+      <w:pPr>
+        <w:spacing w:after="40"/>
+        <w:ind w:left="283" w:hanging="170"/>
+      </w:pPr>
+      <w:r>
+        <w:rPr>
+          <w:rFonts w:ascii="맑은 고딕" w:hAnsi="맑은 고딕"/>
+          <w:b w:val="0"/>
+          <w:sz w:val="20"/>
+        </w:rPr>
+        <w:t>- 근처 주차공간 및 혼잡도 표시: 차량 길찾기에서 제공 (미국, 스웨덴, 영국, 인도, 이스라엘)</w:t>
+      </w:r>
+    </w:p>
+    <w:p>
+      <w:pPr>
+        <w:spacing w:after="40"/>
+        <w:ind w:left="283" w:hanging="170"/>
+      </w:pPr>
+      <w:r>
+        <w:rPr>
+          <w:rFonts w:ascii="맑은 고딕" w:hAnsi="맑은 고딕"/>
+          <w:b w:val="0"/>
+          <w:sz w:val="20"/>
+        </w:rPr>
+        <w:t>- 실시간 교통정보 (차선 통제 등): 차량 길찾기에서 제공 (미국, 스웨덴, 영국, 인도, 이스라엘)</w:t>
+      </w:r>
+    </w:p>
+    <w:p>
+      <w:pPr>
+        <w:spacing w:after="40"/>
+        <w:ind w:left="283"/>
+      </w:pPr>
+      <w:r>
+        <w:rPr>
+          <w:rFonts w:ascii="맑은 고딕" w:hAnsi="맑은 고딕"/>
+          <w:b w:val="0"/>
+          <w:color w:val="444444"/>
+          <w:sz w:val="19"/>
+        </w:rPr>
+        <w:t>* 대한민국은 차량 길찾기 자체가 미제공으로, 해당 기능 전체 미확인</w:t>
+      </w:r>
+    </w:p>
+    <w:p>
+      <w:pPr>
+        <w:spacing w:before="240" w:after="80"/>
+      </w:pPr>
+      <w:r>
+        <w:rPr>
+          <w:rFonts w:ascii="맑은 고딕" w:hAnsi="맑은 고딕"/>
+          <w:b/>
+          <w:sz w:val="26"/>
+        </w:rPr>
+        <w:t>4. 국가별 Google Maps 서비스 품질 비교</w:t>
+      </w:r>
+    </w:p>
+    <w:p>
+      <w:pPr>
+        <w:spacing w:after="40"/>
+        <w:ind w:left="283" w:hanging="170"/>
+      </w:pPr>
+      <w:r>
+        <w:rPr>
+          <w:rFonts w:ascii="맑은 고딕" w:hAnsi="맑은 고딕"/>
+          <w:b w:val="0"/>
+          <w:sz w:val="20"/>
+        </w:rPr>
+        <w:t>- 범례: 높음 = 미국과 동등하거나 고품질, 중간 = 제공하나 기능 제한, 낮음 = 미제공</w:t>
+      </w:r>
+    </w:p>
+    <w:p/>
+    <w:tbl>
+      <w:tblPr>
+        <w:tblStyle w:val="TableGrid"/>
+        <w:tblW w:type="auto" w:w="0"/>
+        <w:tblLook w:firstColumn="1" w:firstRow="1" w:lastColumn="0" w:lastRow="0" w:noHBand="0" w:noVBand="1" w:val="04A0"/>
+      </w:tblPr>
+      <w:tblGrid>
+        <w:gridCol w:w="1303"/>
+        <w:gridCol w:w="1303"/>
+        <w:gridCol w:w="1303"/>
+        <w:gridCol w:w="1303"/>
+        <w:gridCol w:w="1303"/>
+        <w:gridCol w:w="1303"/>
+        <w:gridCol w:w="1303"/>
+      </w:tblGrid>
+      <w:tr>
+        <w:tc>
+          <w:tcPr>
+            <w:tcW w:type="dxa" w:w="1303"/>
+          </w:tcPr>
+          <w:p>
+            <w:r>
+              <w:rPr>
+                <w:b/>
+                <w:sz w:val="19"/>
+              </w:rPr>
+              <w:t>국가</w:t>
+            </w:r>
+          </w:p>
+        </w:tc>
+        <w:tc>
+          <w:tcPr>
+            <w:tcW w:type="dxa" w:w="1303"/>
+          </w:tcPr>
+          <w:p>
+            <w:r>
+              <w:rPr>
+                <w:b/>
+                <w:sz w:val="19"/>
+              </w:rPr>
+              <w:t>차량</w:t>
+            </w:r>
+          </w:p>
+        </w:tc>
+        <w:tc>
+          <w:tcPr>
+            <w:tcW w:type="dxa" w:w="1303"/>
+          </w:tcPr>
+          <w:p>
+            <w:r>
+              <w:rPr>
+                <w:b/>
+                <w:sz w:val="19"/>
+              </w:rPr>
+              <w:t>대중교통</w:t>
+            </w:r>
+          </w:p>
+        </w:tc>
+        <w:tc>
+          <w:tcPr>
+            <w:tcW w:type="dxa" w:w="1303"/>
+          </w:tcPr>
+          <w:p>
+            <w:r>
+              <w:rPr>
+                <w:b/>
+                <w:sz w:val="19"/>
+              </w:rPr>
+              <w:t>자전거</w:t>
+            </w:r>
+          </w:p>
+        </w:tc>
+        <w:tc>
+          <w:tcPr>
+            <w:tcW w:type="dxa" w:w="1303"/>
+          </w:tcPr>
+          <w:p>
+            <w:r>
+              <w:rPr>
+                <w:b/>
+                <w:sz w:val="19"/>
+              </w:rPr>
+              <w:t>도보</w:t>
+            </w:r>
+          </w:p>
+        </w:tc>
+        <w:tc>
+          <w:tcPr>
+            <w:tcW w:type="dxa" w:w="1303"/>
+          </w:tcPr>
+          <w:p>
+            <w:r>
+              <w:rPr>
+                <w:b/>
+                <w:sz w:val="19"/>
+              </w:rPr>
+              <w:t>차량공유/택시</w:t>
+            </w:r>
+          </w:p>
+        </w:tc>
+        <w:tc>
+          <w:tcPr>
+            <w:tcW w:type="dxa" w:w="1303"/>
+          </w:tcPr>
+          <w:p>
+            <w:r>
+              <w:rPr>
+                <w:b/>
+                <w:sz w:val="19"/>
+              </w:rPr>
+              <w:t>항공편(웹)</w:t>
+            </w:r>
+          </w:p>
+        </w:tc>
+      </w:tr>
+      <w:tr>
+        <w:tc>
+          <w:tcPr>
+            <w:tcW w:type="dxa" w:w="1303"/>
+          </w:tcPr>
+          <w:p>
+            <w:r>
+              <w:rPr>
+                <w:b/>
+                <w:sz w:val="19"/>
+              </w:rPr>
+              <w:t>미국</w:t>
+            </w:r>
+          </w:p>
+        </w:tc>
+        <w:tc>
+          <w:tcPr>
+            <w:tcW w:type="dxa" w:w="1303"/>
+          </w:tcPr>
+          <w:p>
+            <w:r>
+              <w:rPr>
+                <w:color w:val="006000"/>
+                <w:sz w:val="19"/>
+              </w:rPr>
+              <w:t>높음</w:t>
+            </w:r>
+          </w:p>
+        </w:tc>
+        <w:tc>
+          <w:tcPr>
+            <w:tcW w:type="dxa" w:w="1303"/>
+          </w:tcPr>
+          <w:p>
+            <w:r>
+              <w:rPr>
+                <w:color w:val="006000"/>
+                <w:sz w:val="19"/>
+              </w:rPr>
+              <w:t>높음</w:t>
+            </w:r>
+          </w:p>
+        </w:tc>
+        <w:tc>
+          <w:tcPr>
+            <w:tcW w:type="dxa" w:w="1303"/>
+          </w:tcPr>
+          <w:p>
+            <w:r>
+              <w:rPr>
+                <w:color w:val="006000"/>
+                <w:sz w:val="19"/>
+              </w:rPr>
+              <w:t>높음</w:t>
+            </w:r>
+          </w:p>
+        </w:tc>
+        <w:tc>
+          <w:tcPr>
+            <w:tcW w:type="dxa" w:w="1303"/>
+          </w:tcPr>
+          <w:p>
+            <w:r>
+              <w:rPr>
+                <w:color w:val="006000"/>
+                <w:sz w:val="19"/>
+              </w:rPr>
+              <w:t>높음</w:t>
+            </w:r>
+          </w:p>
+        </w:tc>
+        <w:tc>
+          <w:tcPr>
+            <w:tcW w:type="dxa" w:w="1303"/>
+          </w:tcPr>
+          <w:p>
+            <w:r>
+              <w:rPr>
+                <w:color w:val="006000"/>
+                <w:sz w:val="19"/>
+              </w:rPr>
+              <w:t>높음</w:t>
+            </w:r>
+          </w:p>
+        </w:tc>
+        <w:tc>
+          <w:tcPr>
+            <w:tcW w:type="dxa" w:w="1303"/>
+          </w:tcPr>
+          <w:p>
+            <w:r>
+              <w:rPr>
+                <w:color w:val="006000"/>
+                <w:sz w:val="19"/>
+              </w:rPr>
+              <w:t>높음</w:t>
+            </w:r>
+          </w:p>
+        </w:tc>
+      </w:tr>
+      <w:tr>
+        <w:tc>
+          <w:tcPr>
+            <w:tcW w:type="dxa" w:w="1303"/>
+          </w:tcPr>
+          <w:p>
+            <w:r>
+              <w:rPr>
+                <w:b/>
+                <w:sz w:val="19"/>
+              </w:rPr>
+              <w:t>대한민국</w:t>
+            </w:r>
+          </w:p>
+        </w:tc>
+        <w:tc>
+          <w:tcPr>
+            <w:tcW w:type="dxa" w:w="1303"/>
+          </w:tcPr>
+          <w:p>
+            <w:r>
+              <w:rPr>
+                <w:color w:val="C00000"/>
+                <w:sz w:val="19"/>
+              </w:rPr>
+              <w:t>낮음</w:t>
+            </w:r>
+          </w:p>
+        </w:tc>
+        <w:tc>
+          <w:tcPr>
+            <w:tcW w:type="dxa" w:w="1303"/>
+          </w:tcPr>
+          <w:p>
+            <w:r>
+              <w:rPr>
+                <w:sz w:val="19"/>
+              </w:rPr>
+              <w:t>중간</w:t>
+            </w:r>
+          </w:p>
+        </w:tc>
+        <w:tc>
+          <w:tcPr>
+            <w:tcW w:type="dxa" w:w="1303"/>
+          </w:tcPr>
+          <w:p>
+            <w:r>
+              <w:rPr>
+                <w:color w:val="C00000"/>
+                <w:sz w:val="19"/>
+              </w:rPr>
+              <w:t>낮음</w:t>
+            </w:r>
+          </w:p>
+        </w:tc>
+        <w:tc>
+          <w:tcPr>
+            <w:tcW w:type="dxa" w:w="1303"/>
+          </w:tcPr>
+          <w:p>
+            <w:r>
+              <w:rPr>
+                <w:color w:val="C00000"/>
+                <w:sz w:val="19"/>
+              </w:rPr>
+              <w:t>낮음</w:t>
+            </w:r>
+          </w:p>
+        </w:tc>
+        <w:tc>
+          <w:tcPr>
+            <w:tcW w:type="dxa" w:w="1303"/>
+          </w:tcPr>
+          <w:p>
+            <w:r>
+              <w:rPr>
+                <w:color w:val="C00000"/>
+                <w:sz w:val="19"/>
+              </w:rPr>
+              <w:t>낮음</w:t>
+            </w:r>
+          </w:p>
+        </w:tc>
+        <w:tc>
+          <w:tcPr>
+            <w:tcW w:type="dxa" w:w="1303"/>
+          </w:tcPr>
+          <w:p>
+            <w:r>
+              <w:rPr>
+                <w:sz w:val="19"/>
+              </w:rPr>
+              <w:t>중간</w:t>
+            </w:r>
+          </w:p>
+        </w:tc>
+      </w:tr>
+      <w:tr>
+        <w:tc>
+          <w:tcPr>
+            <w:tcW w:type="dxa" w:w="1303"/>
+          </w:tcPr>
+          <w:p>
+            <w:r>
+              <w:rPr>
+                <w:b/>
+                <w:sz w:val="19"/>
+              </w:rPr>
+              <w:t>스웨덴</w:t>
+            </w:r>
+          </w:p>
+        </w:tc>
+        <w:tc>
+          <w:tcPr>
+            <w:tcW w:type="dxa" w:w="1303"/>
+          </w:tcPr>
+          <w:p>
+            <w:r>
+              <w:rPr>
+                <w:color w:val="006000"/>
+                <w:sz w:val="19"/>
+              </w:rPr>
+              <w:t>높음</w:t>
+            </w:r>
+          </w:p>
+        </w:tc>
+        <w:tc>
+          <w:tcPr>
+            <w:tcW w:type="dxa" w:w="1303"/>
+          </w:tcPr>
+          <w:p>
+            <w:r>
+              <w:rPr>
+                <w:color w:val="006000"/>
+                <w:sz w:val="19"/>
+              </w:rPr>
+              <w:t>높음</w:t>
+            </w:r>
+          </w:p>
+        </w:tc>
+        <w:tc>
+          <w:tcPr>
+            <w:tcW w:type="dxa" w:w="1303"/>
+          </w:tcPr>
+          <w:p>
+            <w:r>
+              <w:rPr>
+                <w:color w:val="006000"/>
+                <w:sz w:val="19"/>
+              </w:rPr>
+              <w:t>높음</w:t>
+            </w:r>
+          </w:p>
+        </w:tc>
+        <w:tc>
+          <w:tcPr>
+            <w:tcW w:type="dxa" w:w="1303"/>
+          </w:tcPr>
+          <w:p>
+            <w:r>
+              <w:rPr>
+                <w:color w:val="006000"/>
+                <w:sz w:val="19"/>
+              </w:rPr>
+              <w:t>높음</w:t>
+            </w:r>
+          </w:p>
+        </w:tc>
+        <w:tc>
+          <w:tcPr>
+            <w:tcW w:type="dxa" w:w="1303"/>
+          </w:tcPr>
+          <w:p>
+            <w:r>
+              <w:rPr>
+                <w:color w:val="C00000"/>
+                <w:sz w:val="19"/>
+              </w:rPr>
+              <w:t>낮음</w:t>
+            </w:r>
+          </w:p>
+        </w:tc>
+        <w:tc>
+          <w:tcPr>
+            <w:tcW w:type="dxa" w:w="1303"/>
+          </w:tcPr>
+          <w:p>
+            <w:r>
+              <w:rPr>
+                <w:sz w:val="19"/>
+              </w:rPr>
+              <w:t>-</w:t>
+            </w:r>
+          </w:p>
+        </w:tc>
+      </w:tr>
+      <w:tr>
+        <w:tc>
+          <w:tcPr>
+            <w:tcW w:type="dxa" w:w="1303"/>
+          </w:tcPr>
+          <w:p>
+            <w:r>
+              <w:rPr>
+                <w:b/>
+                <w:sz w:val="19"/>
+              </w:rPr>
+              <w:t>영국</w:t>
+            </w:r>
+          </w:p>
+        </w:tc>
+        <w:tc>
+          <w:tcPr>
+            <w:tcW w:type="dxa" w:w="1303"/>
+          </w:tcPr>
+          <w:p>
+            <w:r>
+              <w:rPr>
+                <w:color w:val="006000"/>
+                <w:sz w:val="19"/>
+              </w:rPr>
+              <w:t>높음</w:t>
+            </w:r>
+          </w:p>
+        </w:tc>
+        <w:tc>
+          <w:tcPr>
+            <w:tcW w:type="dxa" w:w="1303"/>
+          </w:tcPr>
+          <w:p>
+            <w:r>
+              <w:rPr>
+                <w:color w:val="006000"/>
+                <w:sz w:val="19"/>
+              </w:rPr>
+              <w:t>높음</w:t>
+            </w:r>
+          </w:p>
+        </w:tc>
+        <w:tc>
+          <w:tcPr>
+            <w:tcW w:type="dxa" w:w="1303"/>
+          </w:tcPr>
+          <w:p>
+            <w:r>
+              <w:rPr>
+                <w:color w:val="006000"/>
+                <w:sz w:val="19"/>
+              </w:rPr>
+              <w:t>높음</w:t>
+            </w:r>
+          </w:p>
+        </w:tc>
+        <w:tc>
+          <w:tcPr>
+            <w:tcW w:type="dxa" w:w="1303"/>
+          </w:tcPr>
+          <w:p>
+            <w:r>
+              <w:rPr>
+                <w:color w:val="006000"/>
+                <w:sz w:val="19"/>
+              </w:rPr>
+              <w:t>높음</w:t>
+            </w:r>
+          </w:p>
+        </w:tc>
+        <w:tc>
+          <w:tcPr>
+            <w:tcW w:type="dxa" w:w="1303"/>
+          </w:tcPr>
+          <w:p>
+            <w:r>
+              <w:rPr>
+                <w:color w:val="006000"/>
+                <w:sz w:val="19"/>
+              </w:rPr>
+              <w:t>높음</w:t>
+            </w:r>
+          </w:p>
+        </w:tc>
+        <w:tc>
+          <w:tcPr>
+            <w:tcW w:type="dxa" w:w="1303"/>
+          </w:tcPr>
+          <w:p>
+            <w:r>
+              <w:rPr>
+                <w:sz w:val="19"/>
+              </w:rPr>
+              <w:t>-</w:t>
+            </w:r>
+          </w:p>
+        </w:tc>
+      </w:tr>
+      <w:tr>
+        <w:tc>
+          <w:tcPr>
+            <w:tcW w:type="dxa" w:w="1303"/>
+          </w:tcPr>
+          <w:p>
+            <w:r>
+              <w:rPr>
+                <w:b/>
+                <w:sz w:val="19"/>
+              </w:rPr>
+              <w:t>인도</w:t>
+            </w:r>
+          </w:p>
+        </w:tc>
+        <w:tc>
+          <w:tcPr>
+            <w:tcW w:type="dxa" w:w="1303"/>
+          </w:tcPr>
+          <w:p>
+            <w:r>
+              <w:rPr>
+                <w:color w:val="006000"/>
+                <w:sz w:val="19"/>
+              </w:rPr>
+              <w:t>높음</w:t>
+            </w:r>
+          </w:p>
+        </w:tc>
+        <w:tc>
+          <w:tcPr>
+            <w:tcW w:type="dxa" w:w="1303"/>
+          </w:tcPr>
+          <w:p>
+            <w:r>
+              <w:rPr>
+                <w:color w:val="006000"/>
+                <w:sz w:val="19"/>
+              </w:rPr>
+              <w:t>높음</w:t>
+            </w:r>
+          </w:p>
+        </w:tc>
+        <w:tc>
+          <w:tcPr>
+            <w:tcW w:type="dxa" w:w="1303"/>
+          </w:tcPr>
+          <w:p>
+            <w:r>
+              <w:rPr>
+                <w:color w:val="C00000"/>
+                <w:sz w:val="19"/>
+              </w:rPr>
+              <w:t>낮음</w:t>
+            </w:r>
+          </w:p>
+        </w:tc>
+        <w:tc>
+          <w:tcPr>
+            <w:tcW w:type="dxa" w:w="1303"/>
+          </w:tcPr>
+          <w:p>
+            <w:r>
+              <w:rPr>
+                <w:color w:val="006000"/>
+                <w:sz w:val="19"/>
+              </w:rPr>
+              <w:t>높음</w:t>
+            </w:r>
+          </w:p>
+        </w:tc>
+        <w:tc>
+          <w:tcPr>
+            <w:tcW w:type="dxa" w:w="1303"/>
+          </w:tcPr>
+          <w:p>
+            <w:r>
+              <w:rPr>
+                <w:color w:val="C00000"/>
+                <w:sz w:val="19"/>
+              </w:rPr>
+              <w:t>낮음</w:t>
+            </w:r>
+          </w:p>
+        </w:tc>
+        <w:tc>
+          <w:tcPr>
+            <w:tcW w:type="dxa" w:w="1303"/>
+          </w:tcPr>
+          <w:p>
+            <w:r>
+              <w:rPr>
+                <w:sz w:val="19"/>
+              </w:rPr>
+              <w:t>-</w:t>
+            </w:r>
+          </w:p>
+        </w:tc>
+      </w:tr>
+      <w:tr>
+        <w:tc>
+          <w:tcPr>
+            <w:tcW w:type="dxa" w:w="1303"/>
+          </w:tcPr>
+          <w:p>
+            <w:r>
+              <w:rPr>
+                <w:b/>
+                <w:sz w:val="19"/>
+              </w:rPr>
+              <w:t>이스라엘</w:t>
+            </w:r>
+          </w:p>
+        </w:tc>
+        <w:tc>
+          <w:tcPr>
+            <w:tcW w:type="dxa" w:w="1303"/>
+          </w:tcPr>
+          <w:p>
+            <w:r>
+              <w:rPr>
+                <w:color w:val="006000"/>
+                <w:sz w:val="19"/>
+              </w:rPr>
+              <w:t>높음</w:t>
+            </w:r>
+          </w:p>
+        </w:tc>
+        <w:tc>
+          <w:tcPr>
+            <w:tcW w:type="dxa" w:w="1303"/>
+          </w:tcPr>
+          <w:p>
+            <w:r>
+              <w:rPr>
+                <w:color w:val="006000"/>
+                <w:sz w:val="19"/>
+              </w:rPr>
+              <w:t>높음</w:t>
+            </w:r>
+          </w:p>
+        </w:tc>
+        <w:tc>
+          <w:tcPr>
+            <w:tcW w:type="dxa" w:w="1303"/>
+          </w:tcPr>
+          <w:p>
+            <w:r>
+              <w:rPr>
+                <w:color w:val="006000"/>
+                <w:sz w:val="19"/>
+              </w:rPr>
+              <w:t>높음</w:t>
+            </w:r>
+          </w:p>
+        </w:tc>
+        <w:tc>
+          <w:tcPr>
+            <w:tcW w:type="dxa" w:w="1303"/>
+          </w:tcPr>
+          <w:p>
+            <w:r>
+              <w:rPr>
+                <w:color w:val="006000"/>
+                <w:sz w:val="19"/>
+              </w:rPr>
+              <w:t>높음</w:t>
+            </w:r>
+          </w:p>
+        </w:tc>
+        <w:tc>
+          <w:tcPr>
+            <w:tcW w:type="dxa" w:w="1303"/>
+          </w:tcPr>
+          <w:p>
+            <w:r>
+              <w:rPr>
+                <w:color w:val="006000"/>
+                <w:sz w:val="19"/>
+              </w:rPr>
+              <w:t>높음</w:t>
+            </w:r>
+          </w:p>
+        </w:tc>
+        <w:tc>
+          <w:tcPr>
+            <w:tcW w:type="dxa" w:w="1303"/>
+          </w:tcPr>
+          <w:p>
+            <w:r>
+              <w:rPr>
+                <w:sz w:val="19"/>
+              </w:rPr>
+              <w:t>-</w:t>
+            </w:r>
+          </w:p>
+        </w:tc>
+      </w:tr>
+    </w:tbl>
+    <w:p/>
+    <w:p>
+      <w:pPr>
+        <w:spacing w:before="160" w:after="40"/>
+      </w:pPr>
+      <w:r>
+        <w:rPr>
+          <w:rFonts w:ascii="맑은 고딕" w:hAnsi="맑은 고딕"/>
+          <w:b/>
+          <w:sz w:val="22"/>
+        </w:rPr>
+        <w:t>4.1 대한민국 서비스 현황 - 주요 시사점</w:t>
+      </w:r>
+    </w:p>
+    <w:p>
+      <w:pPr>
+        <w:spacing w:after="40"/>
+        <w:ind w:left="283" w:hanging="170"/>
+      </w:pPr>
+      <w:r>
+        <w:rPr>
+          <w:rFonts w:ascii="맑은 고딕" w:hAnsi="맑은 고딕"/>
+          <w:b w:val="0"/>
+          <w:sz w:val="20"/>
+        </w:rPr>
+        <w:t>- 차량 길찾기: 미제공 (실시간 교통정보 부재)</w:t>
+      </w:r>
+    </w:p>
+    <w:p>
+      <w:pPr>
+        <w:spacing w:after="40"/>
+        <w:ind w:left="283" w:hanging="170"/>
+      </w:pPr>
+      <w:r>
+        <w:rPr>
+          <w:rFonts w:ascii="맑은 고딕" w:hAnsi="맑은 고딕"/>
+          <w:b w:val="0"/>
+          <w:sz w:val="20"/>
+        </w:rPr>
+        <w:t>-   - 도심(공항-숙소, 숙소-쇼핑몰), 시외(숙소-시골), 도시 간 이동 모두 해당</w:t>
+      </w:r>
+    </w:p>
+    <w:p>
+      <w:pPr>
+        <w:spacing w:after="40"/>
+        <w:ind w:left="283" w:hanging="170"/>
+      </w:pPr>
+      <w:r>
+        <w:rPr>
+          <w:rFonts w:ascii="맑은 고딕" w:hAnsi="맑은 고딕"/>
+          <w:b w:val="0"/>
+          <w:sz w:val="20"/>
+        </w:rPr>
+        <w:t>- 자전거 / 도보 길찾기: 미제공</w:t>
+      </w:r>
+    </w:p>
+    <w:p>
+      <w:pPr>
+        <w:spacing w:after="40"/>
+        <w:ind w:left="283" w:hanging="170"/>
+      </w:pPr>
+      <w:r>
+        <w:rPr>
+          <w:rFonts w:ascii="맑은 고딕" w:hAnsi="맑은 고딕"/>
+          <w:b w:val="0"/>
+          <w:sz w:val="20"/>
+        </w:rPr>
+        <w:t>- 차량공유/택시 연계: 미제공</w:t>
+      </w:r>
+    </w:p>
+    <w:p>
+      <w:pPr>
+        <w:spacing w:after="40"/>
+        <w:ind w:left="283" w:hanging="170"/>
+      </w:pPr>
+      <w:r>
+        <w:rPr>
+          <w:rFonts w:ascii="맑은 고딕" w:hAnsi="맑은 고딕"/>
+          <w:b w:val="0"/>
+          <w:sz w:val="20"/>
+        </w:rPr>
+        <w:t>- 대중교통: 버스·지하철 정보 제공되나, 도로 기반 동선 미반영</w:t>
+      </w:r>
+    </w:p>
+    <w:p>
+      <w:pPr>
+        <w:spacing w:after="40"/>
+        <w:ind w:left="283" w:hanging="170"/>
+      </w:pPr>
+      <w:r>
+        <w:rPr>
+          <w:rFonts w:ascii="맑은 고딕" w:hAnsi="맑은 고딕"/>
+          <w:b w:val="0"/>
+          <w:sz w:val="20"/>
+        </w:rPr>
+        <w:t>-   - 대중교통 이후의 이동 동선이 도로 정보를 전혀 반영하지 않는 문제 확인</w:t>
+      </w:r>
+    </w:p>
+    <w:p>
+      <w:pPr>
+        <w:spacing w:after="40"/>
+        <w:ind w:left="283" w:hanging="170"/>
+      </w:pPr>
+      <w:r>
+        <w:rPr>
+          <w:rFonts w:ascii="맑은 고딕" w:hAnsi="맑은 고딕"/>
+          <w:b w:val="0"/>
+          <w:sz w:val="20"/>
+        </w:rPr>
+        <w:t>- 항공편: Google Flights 연결 불가 (대한민국 IP 기준)</w:t>
+      </w:r>
+    </w:p>
+    <w:p>
+      <w:pPr>
+        <w:spacing w:after="40"/>
+        <w:ind w:left="283"/>
+      </w:pPr>
+      <w:r>
+        <w:rPr>
+          <w:rFonts w:ascii="맑은 고딕" w:hAnsi="맑은 고딕"/>
+          <w:b w:val="0"/>
+          <w:color w:val="444444"/>
+          <w:sz w:val="19"/>
+        </w:rPr>
+        <w:t>* 이는 국내 공간정보 반출 규제(수치지도 반출 제한)와 직접적으로 연관되는 현상으로, 구글이 국내 지도 데이터를 충분히 보유하지 못해 발생하는 서비스 제한으로 해석됨</w:t>
+      </w:r>
+    </w:p>
+    <w:p>
+      <w:pPr>
+        <w:spacing w:before="240" w:after="80"/>
+      </w:pPr>
+      <w:r>
+        <w:rPr>
+          <w:rFonts w:ascii="맑은 고딕" w:hAnsi="맑은 고딕"/>
+          <w:b/>
+          <w:sz w:val="26"/>
+        </w:rPr>
+        <w:t>5. Google Maps 연계 서비스 구조 요약</w:t>
+      </w:r>
+    </w:p>
+    <w:p>
+      <w:pPr>
+        <w:spacing w:after="40"/>
+        <w:ind w:left="283" w:hanging="170"/>
+      </w:pPr>
+      <w:r>
+        <w:rPr>
+          <w:rFonts w:ascii="맑은 고딕" w:hAnsi="맑은 고딕"/>
+          <w:b w:val="0"/>
+          <w:sz w:val="20"/>
+        </w:rPr>
+        <w:t>- Google Maps는 지도/길찾기를 허브(Hub)로, 다양한 제3자 서비스와 연계된 생태계 플랫폼으로 운영됨</w:t>
+      </w:r>
+    </w:p>
+    <w:p/>
+    <w:tbl>
+      <w:tblPr>
+        <w:tblStyle w:val="TableGrid"/>
+        <w:tblW w:type="auto" w:w="0"/>
+        <w:tblLook w:firstColumn="1" w:firstRow="1" w:lastColumn="0" w:lastRow="0" w:noHBand="0" w:noVBand="1" w:val="04A0"/>
+      </w:tblPr>
+      <w:tblGrid>
+        <w:gridCol w:w="2280"/>
+        <w:gridCol w:w="2280"/>
+        <w:gridCol w:w="2280"/>
+        <w:gridCol w:w="2280"/>
+      </w:tblGrid>
+      <w:tr>
+        <w:tc>
+          <w:tcPr>
+            <w:tcW w:type="dxa" w:w="2280"/>
+          </w:tcPr>
+          <w:p>
+            <w:r>
+              <w:rPr>
+                <w:b/>
+                <w:sz w:val="19"/>
+              </w:rPr>
+              <w:t>서비스 분야</w:t>
+            </w:r>
+          </w:p>
+        </w:tc>
+        <w:tc>
+          <w:tcPr>
+            <w:tcW w:type="dxa" w:w="2280"/>
+          </w:tcPr>
+          <w:p>
+            <w:r>
+              <w:rPr>
+                <w:b/>
+                <w:sz w:val="19"/>
+              </w:rPr>
+              <w:t>연계 서비스/플랫폼</w:t>
+            </w:r>
+          </w:p>
+        </w:tc>
+        <w:tc>
+          <w:tcPr>
+            <w:tcW w:type="dxa" w:w="2280"/>
+          </w:tcPr>
+          <w:p>
+            <w:r>
+              <w:rPr>
+                <w:b/>
+                <w:sz w:val="19"/>
+              </w:rPr>
+              <w:t>연계 방식</w:t>
+            </w:r>
+          </w:p>
+        </w:tc>
+        <w:tc>
+          <w:tcPr>
+            <w:tcW w:type="dxa" w:w="2280"/>
+          </w:tcPr>
+          <w:p>
+            <w:r>
+              <w:rPr>
+                <w:b/>
+                <w:sz w:val="19"/>
+              </w:rPr>
+              <w:t>확인 여부</w:t>
+            </w:r>
+          </w:p>
+        </w:tc>
+      </w:tr>
+      <w:tr>
+        <w:tc>
+          <w:tcPr>
+            <w:tcW w:type="dxa" w:w="2280"/>
+          </w:tcPr>
+          <w:p>
+            <w:r>
+              <w:rPr>
+                <w:sz w:val="18"/>
+              </w:rPr>
+              <w:t>숙박 (호텔)</w:t>
+            </w:r>
+          </w:p>
+        </w:tc>
+        <w:tc>
+          <w:tcPr>
+            <w:tcW w:type="dxa" w:w="2280"/>
+          </w:tcPr>
+          <w:p>
+            <w:r>
+              <w:rPr>
+                <w:sz w:val="18"/>
+              </w:rPr>
+              <w:t>Booking.com, Hotels.com 등</w:t>
+            </w:r>
+          </w:p>
+        </w:tc>
+        <w:tc>
+          <w:tcPr>
+            <w:tcW w:type="dxa" w:w="2280"/>
+          </w:tcPr>
+          <w:p>
+            <w:r>
+              <w:rPr>
+                <w:sz w:val="18"/>
+              </w:rPr>
+              <w:t>가격·예약 정보 내장 표시</w:t>
+            </w:r>
+          </w:p>
+        </w:tc>
+        <w:tc>
+          <w:tcPr>
+            <w:tcW w:type="dxa" w:w="2280"/>
+          </w:tcPr>
+          <w:p>
+            <w:r>
+              <w:rPr>
+                <w:sz w:val="18"/>
+              </w:rPr>
+              <w:t>부분 확인</w:t>
+            </w:r>
+          </w:p>
+        </w:tc>
+      </w:tr>
+      <w:tr>
+        <w:tc>
+          <w:tcPr>
+            <w:tcW w:type="dxa" w:w="2280"/>
+          </w:tcPr>
+          <w:p>
+            <w:r>
+              <w:rPr>
+                <w:sz w:val="18"/>
+              </w:rPr>
+              <w:t>식당 예약</w:t>
+            </w:r>
+          </w:p>
+        </w:tc>
+        <w:tc>
+          <w:tcPr>
+            <w:tcW w:type="dxa" w:w="2280"/>
+          </w:tcPr>
+          <w:p>
+            <w:r>
+              <w:rPr>
+                <w:sz w:val="18"/>
+              </w:rPr>
+              <w:t>OpenTable, Resy 등 (추정)</w:t>
+            </w:r>
+          </w:p>
+        </w:tc>
+        <w:tc>
+          <w:tcPr>
+            <w:tcW w:type="dxa" w:w="2280"/>
+          </w:tcPr>
+          <w:p>
+            <w:r>
+              <w:rPr>
+                <w:sz w:val="18"/>
+              </w:rPr>
+              <w:t>장소 정보 내 예약 버튼 연계</w:t>
+            </w:r>
+          </w:p>
+        </w:tc>
+        <w:tc>
+          <w:tcPr>
+            <w:tcW w:type="dxa" w:w="2280"/>
+          </w:tcPr>
+          <w:p>
+            <w:r>
+              <w:rPr>
+                <w:color w:val="C06000"/>
+                <w:sz w:val="18"/>
+              </w:rPr>
+              <w:t>미확인 (추가 조사 필요)</w:t>
+            </w:r>
+          </w:p>
+        </w:tc>
+      </w:tr>
+      <w:tr>
+        <w:tc>
+          <w:tcPr>
+            <w:tcW w:type="dxa" w:w="2280"/>
+          </w:tcPr>
+          <w:p>
+            <w:r>
+              <w:rPr>
+                <w:sz w:val="18"/>
+              </w:rPr>
+              <w:t>차량공유/택시</w:t>
+            </w:r>
+          </w:p>
+        </w:tc>
+        <w:tc>
+          <w:tcPr>
+            <w:tcW w:type="dxa" w:w="2280"/>
+          </w:tcPr>
+          <w:p>
+            <w:r>
+              <w:rPr>
+                <w:sz w:val="18"/>
+              </w:rPr>
+              <w:t>Uber, Lyft 등 (국가별 상이)</w:t>
+            </w:r>
+          </w:p>
+        </w:tc>
+        <w:tc>
+          <w:tcPr>
+            <w:tcW w:type="dxa" w:w="2280"/>
+          </w:tcPr>
+          <w:p>
+            <w:r>
+              <w:rPr>
+                <w:sz w:val="18"/>
+              </w:rPr>
+              <w:t>외부 앱 연결 (In-app redirect)</w:t>
+            </w:r>
+          </w:p>
+        </w:tc>
+        <w:tc>
+          <w:tcPr>
+            <w:tcW w:type="dxa" w:w="2280"/>
+          </w:tcPr>
+          <w:p>
+            <w:r>
+              <w:rPr>
+                <w:sz w:val="18"/>
+              </w:rPr>
+              <w:t>확인 (미국, 이스라엘)</w:t>
+            </w:r>
+          </w:p>
+        </w:tc>
+      </w:tr>
+      <w:tr>
+        <w:tc>
+          <w:tcPr>
+            <w:tcW w:type="dxa" w:w="2280"/>
+          </w:tcPr>
+          <w:p>
+            <w:r>
+              <w:rPr>
+                <w:sz w:val="18"/>
+              </w:rPr>
+              <w:t>대중교통 결제</w:t>
+            </w:r>
+          </w:p>
+        </w:tc>
+        <w:tc>
+          <w:tcPr>
+            <w:tcW w:type="dxa" w:w="2280"/>
+          </w:tcPr>
+          <w:p>
+            <w:r>
+              <w:rPr>
+                <w:sz w:val="18"/>
+              </w:rPr>
+              <w:t>교통카드·핀테크 파트너</w:t>
+            </w:r>
+          </w:p>
+        </w:tc>
+        <w:tc>
+          <w:tcPr>
+            <w:tcW w:type="dxa" w:w="2280"/>
+          </w:tcPr>
+          <w:p>
+            <w:r>
+              <w:rPr>
+                <w:sz w:val="18"/>
+              </w:rPr>
+              <w:t>탑승요금 사전 결제</w:t>
+            </w:r>
+          </w:p>
+        </w:tc>
+        <w:tc>
+          <w:tcPr>
+            <w:tcW w:type="dxa" w:w="2280"/>
+          </w:tcPr>
+          <w:p>
+            <w:r>
+              <w:rPr>
+                <w:sz w:val="18"/>
+              </w:rPr>
+              <w:t>확인 (미국, 영국)</w:t>
+            </w:r>
+          </w:p>
+        </w:tc>
+      </w:tr>
+      <w:tr>
+        <w:tc>
+          <w:tcPr>
+            <w:tcW w:type="dxa" w:w="2280"/>
+          </w:tcPr>
+          <w:p>
+            <w:r>
+              <w:rPr>
+                <w:sz w:val="18"/>
+              </w:rPr>
+              <w:t>항공편</w:t>
+            </w:r>
+          </w:p>
+        </w:tc>
+        <w:tc>
+          <w:tcPr>
+            <w:tcW w:type="dxa" w:w="2280"/>
+          </w:tcPr>
+          <w:p>
+            <w:r>
+              <w:rPr>
+                <w:sz w:val="18"/>
+              </w:rPr>
+              <w:t>Google Flights</w:t>
+            </w:r>
+          </w:p>
+        </w:tc>
+        <w:tc>
+          <w:tcPr>
+            <w:tcW w:type="dxa" w:w="2280"/>
+          </w:tcPr>
+          <w:p>
+            <w:r>
+              <w:rPr>
+                <w:sz w:val="18"/>
+              </w:rPr>
+              <w:t>웹에서 Google Flights로 연결</w:t>
+            </w:r>
+          </w:p>
+        </w:tc>
+        <w:tc>
+          <w:tcPr>
+            <w:tcW w:type="dxa" w:w="2280"/>
+          </w:tcPr>
+          <w:p>
+            <w:r>
+              <w:rPr>
+                <w:sz w:val="18"/>
+              </w:rPr>
+              <w:t>확인 (타국 IP 기준)</w:t>
+            </w:r>
+          </w:p>
+        </w:tc>
+      </w:tr>
+      <w:tr>
+        <w:tc>
+          <w:tcPr>
+            <w:tcW w:type="dxa" w:w="2280"/>
+          </w:tcPr>
+          <w:p>
+            <w:r>
+              <w:rPr>
+                <w:sz w:val="18"/>
+              </w:rPr>
+              <w:t>지도 API</w:t>
+            </w:r>
+          </w:p>
+        </w:tc>
+        <w:tc>
+          <w:tcPr>
+            <w:tcW w:type="dxa" w:w="2280"/>
+          </w:tcPr>
+          <w:p>
+            <w:r>
+              <w:rPr>
+                <w:sz w:val="18"/>
+              </w:rPr>
+              <w:t>Google Maps Platform</w:t>
+            </w:r>
+          </w:p>
+        </w:tc>
+        <w:tc>
+          <w:tcPr>
+            <w:tcW w:type="dxa" w:w="2280"/>
+          </w:tcPr>
+          <w:p>
+            <w:r>
+              <w:rPr>
+                <w:sz w:val="18"/>
+              </w:rPr>
+              <w:t>REST API / SDK 제공</w:t>
+            </w:r>
+          </w:p>
+        </w:tc>
+        <w:tc>
+          <w:tcPr>
+            <w:tcW w:type="dxa" w:w="2280"/>
+          </w:tcPr>
+          <w:p>
+            <w:r>
+              <w:rPr>
+                <w:color w:val="C06000"/>
+                <w:sz w:val="18"/>
+              </w:rPr>
+              <w:t>미확인 (추가 조사 필요)</w:t>
+            </w:r>
+          </w:p>
+        </w:tc>
+      </w:tr>
+    </w:tbl>
+    <w:p/>
+    <w:p>
+      <w:pPr>
+        <w:spacing w:before="240" w:after="80"/>
+      </w:pPr>
+      <w:r>
+        <w:rPr>
+          <w:rFonts w:ascii="맑은 고딕" w:hAnsi="맑은 고딕"/>
+          <w:b/>
+          <w:sz w:val="26"/>
+        </w:rPr>
+        <w:t>6. 온쇼어 이슈와의 연관성</w:t>
+      </w:r>
+    </w:p>
+    <w:p>
+      <w:pPr>
+        <w:spacing w:after="40"/>
+        <w:ind w:left="283" w:hanging="170"/>
+      </w:pPr>
+      <w:r>
+        <w:rPr>
+          <w:rFonts w:ascii="맑은 고딕" w:hAnsi="맑은 고딕"/>
+          <w:b w:val="0"/>
+          <w:sz w:val="20"/>
+        </w:rPr>
+        <w:t>- 대한민국은 국토지리정보원 수치지도(1:5,000 국가기본도)의 국외 반출을 원칙적으로 제한</w:t>
+      </w:r>
+    </w:p>
+    <w:p>
+      <w:pPr>
+        <w:spacing w:after="40"/>
+        <w:ind w:left="283" w:hanging="170"/>
+      </w:pPr>
+      <w:r>
+        <w:rPr>
+          <w:rFonts w:ascii="맑은 고딕" w:hAnsi="맑은 고딕"/>
+          <w:b w:val="0"/>
+          <w:sz w:val="20"/>
+        </w:rPr>
+        <w:t>- 구글은 국내 고정밀 지도 데이터를 보유하지 못함에 따라 차량·도보·자전거·차량공유 등 서비스 전반에 걸쳐 제한 발생</w:t>
+      </w:r>
+    </w:p>
+    <w:p>
+      <w:pPr>
+        <w:spacing w:after="40"/>
+        <w:ind w:left="283" w:hanging="170"/>
+      </w:pPr>
+      <w:r>
+        <w:rPr>
+          <w:rFonts w:ascii="맑은 고딕" w:hAnsi="맑은 고딕"/>
+          <w:b w:val="0"/>
+          <w:sz w:val="20"/>
+        </w:rPr>
+        <w:t>- 동일한 플랫폼이지만, 데이터 온쇼어 여부에 따라 서비스 품질에 현저한 차이가 존재함을 실증적으로 확인</w:t>
+      </w:r>
+    </w:p>
+    <w:p>
+      <w:pPr>
+        <w:spacing w:after="40"/>
+        <w:ind w:left="283" w:hanging="170"/>
+      </w:pPr>
+      <w:r>
+        <w:rPr>
+          <w:rFonts w:ascii="맑은 고딕" w:hAnsi="맑은 고딕"/>
+          <w:b w:val="0"/>
+          <w:sz w:val="20"/>
+        </w:rPr>
+        <w:t>- 연계 서비스(택시 호출, 항공편, 결제 등) 미제공도 지도 데이터 부재에서 파생된 결과로 해석 가능</w:t>
+      </w:r>
+    </w:p>
+    <w:p>
+      <w:pPr>
+        <w:spacing w:after="40"/>
+        <w:ind w:left="283" w:hanging="170"/>
+      </w:pPr>
+      <w:r>
+        <w:rPr>
+          <w:rFonts w:ascii="맑은 고딕" w:hAnsi="맑은 고딕"/>
+          <w:b w:val="0"/>
+          <w:sz w:val="20"/>
+        </w:rPr>
+        <w:t>- 향후 공간정보 기본법 개정으로 반출 조건이 변경될 경우, 구글 측의 국내 연계 서비스 확대 가능성을 염두에 두고 제도 설계 필요</w:t>
+      </w:r>
+    </w:p>
+    <w:p>
+      <w:pPr>
+        <w:spacing w:before="240" w:after="80"/>
+      </w:pPr>
+      <w:r>
+        <w:rPr>
+          <w:rFonts w:ascii="맑은 고딕" w:hAnsi="맑은 고딕"/>
+          <w:b/>
+          <w:sz w:val="26"/>
+        </w:rPr>
+        <w:t>7. 추가 조사 필요 항목</w:t>
+      </w:r>
+    </w:p>
+    <w:p>
+      <w:pPr>
+        <w:spacing w:after="40"/>
+        <w:ind w:left="283"/>
+      </w:pPr>
+      <w:r>
+        <w:rPr>
+          <w:rFonts w:ascii="맑은 고딕" w:hAnsi="맑은 고딕"/>
+          <w:b w:val="0"/>
+          <w:color w:val="444444"/>
+          <w:sz w:val="19"/>
+        </w:rPr>
+        <w:t>* 아래 항목은 기존 조사에서 확인되지 않았거나, 1차 기한(4/8) 이후 심화 조사가 필요한 사항임</w:t>
+      </w:r>
+    </w:p>
+    <w:p>
+      <w:pPr>
+        <w:spacing w:before="160" w:after="40"/>
+      </w:pPr>
+      <w:r>
+        <w:rPr>
+          <w:rFonts w:ascii="맑은 고딕" w:hAnsi="맑은 고딕"/>
+          <w:b/>
+          <w:sz w:val="22"/>
+        </w:rPr>
+        <w:t>7.1 Google Maps - 즉시 보완 필요 (4/8 이전)</w:t>
+      </w:r>
+    </w:p>
+    <w:p>
+      <w:pPr>
+        <w:spacing w:after="40"/>
+        <w:ind w:left="283" w:hanging="170"/>
+      </w:pPr>
+      <w:r>
+        <w:rPr>
+          <w:rFonts w:ascii="맑은 고딕" w:hAnsi="맑은 고딕"/>
+          <w:b w:val="0"/>
+          <w:sz w:val="20"/>
+        </w:rPr>
+        <w:t>- 식당 예약 연계 서비스 상세 조사: OpenTable, Resy, Google Reserve 등 구체적 연계 앱·플랫폼 목록화</w:t>
+      </w:r>
+    </w:p>
+    <w:p>
+      <w:pPr>
+        <w:spacing w:after="40"/>
+        <w:ind w:left="283" w:hanging="170"/>
+      </w:pPr>
+      <w:r>
+        <w:rPr>
+          <w:rFonts w:ascii="맑은 고딕" w:hAnsi="맑은 고딕"/>
+          <w:b w:val="0"/>
+          <w:sz w:val="20"/>
+        </w:rPr>
+        <w:t>- 호텔 예약 연계 서비스 심화: Booking.com 외 연계 플랫폼 목록, 연계 방식(광고/제휴/API) 구분</w:t>
+      </w:r>
+    </w:p>
+    <w:p>
+      <w:pPr>
+        <w:spacing w:after="40"/>
+        <w:ind w:left="283" w:hanging="170"/>
+      </w:pPr>
+      <w:r>
+        <w:rPr>
+          <w:rFonts w:ascii="맑은 고딕" w:hAnsi="맑은 고딕"/>
+          <w:b w:val="0"/>
+          <w:sz w:val="20"/>
+        </w:rPr>
+        <w:t>- 차량공유/택시 연계 앱 구체화: 국가별 연계 앱 식별 (Uber, Lyft, Grab, Bolt, Ola 등)</w:t>
+      </w:r>
+    </w:p>
+    <w:p>
+      <w:pPr>
+        <w:spacing w:before="160" w:after="40"/>
+      </w:pPr>
+      <w:r>
+        <w:rPr>
+          <w:rFonts w:ascii="맑은 고딕" w:hAnsi="맑은 고딕"/>
+          <w:b/>
+          <w:sz w:val="22"/>
+        </w:rPr>
+        <w:t>7.2 Google Maps API 서비스 조사 (1차 후반)</w:t>
+      </w:r>
+    </w:p>
+    <w:p>
+      <w:pPr>
+        <w:spacing w:after="40"/>
+        <w:ind w:left="283" w:hanging="170"/>
+      </w:pPr>
+      <w:r>
+        <w:rPr>
+          <w:rFonts w:ascii="맑은 고딕" w:hAnsi="맑은 고딕"/>
+          <w:b w:val="0"/>
+          <w:sz w:val="20"/>
+        </w:rPr>
+        <w:t>- Google Maps Platform 제공 API 목록 조사 (Maps API, Routes API, Places API, Geocoding API 등)</w:t>
+      </w:r>
+    </w:p>
+    <w:p>
+      <w:pPr>
+        <w:spacing w:after="40"/>
+        <w:ind w:left="283" w:hanging="170"/>
+      </w:pPr>
+      <w:r>
+        <w:rPr>
+          <w:rFonts w:ascii="맑은 고딕" w:hAnsi="맑은 고딕"/>
+          <w:b w:val="0"/>
+          <w:sz w:val="20"/>
+        </w:rPr>
+        <w:t>- 국내에서 Google Maps API 사용 시 제한 사항 확인</w:t>
+      </w:r>
+    </w:p>
+    <w:p>
+      <w:pPr>
+        <w:spacing w:after="40"/>
+        <w:ind w:left="283" w:hanging="170"/>
+      </w:pPr>
+      <w:r>
+        <w:rPr>
+          <w:rFonts w:ascii="맑은 고딕" w:hAnsi="맑은 고딕"/>
+          <w:b w:val="0"/>
+          <w:sz w:val="20"/>
+        </w:rPr>
+        <w:t>- API 가격 정책 및 사용량 통계 파악</w:t>
+      </w:r>
+    </w:p>
+    <w:p>
+      <w:pPr>
+        <w:spacing w:before="160" w:after="40"/>
+      </w:pPr>
+      <w:r>
+        <w:rPr>
+          <w:rFonts w:ascii="맑은 고딕" w:hAnsi="맑은 고딕"/>
+          <w:b/>
+          <w:sz w:val="22"/>
+        </w:rPr>
+        <w:t>7.3 타 플랫폼 조사 (1차 후반 ~ 2차)</w:t>
+      </w:r>
+    </w:p>
+    <w:p>
+      <w:pPr>
+        <w:spacing w:after="40"/>
+        <w:ind w:left="283" w:hanging="170"/>
+      </w:pPr>
+      <w:r>
+        <w:rPr>
+          <w:rFonts w:ascii="맑은 고딕" w:hAnsi="맑은 고딕"/>
+          <w:b w:val="0"/>
+          <w:sz w:val="20"/>
+        </w:rPr>
+        <w:t>- Apple Maps 연계 서비스 및 API 조사</w:t>
+      </w:r>
+    </w:p>
+    <w:p>
+      <w:pPr>
+        <w:spacing w:after="40"/>
+        <w:ind w:left="283" w:hanging="170"/>
+      </w:pPr>
+      <w:r>
+        <w:rPr>
+          <w:rFonts w:ascii="맑은 고딕" w:hAnsi="맑은 고딕"/>
+          <w:b w:val="0"/>
+          <w:sz w:val="20"/>
+        </w:rPr>
+        <w:t>- A-Map(高德地图) 연계 서비스 및 API 조사</w:t>
+      </w:r>
+    </w:p>
+    <w:p>
+      <w:pPr>
+        <w:spacing w:after="40"/>
+        <w:ind w:left="283" w:hanging="170"/>
+      </w:pPr>
+      <w:r>
+        <w:rPr>
+          <w:rFonts w:ascii="맑은 고딕" w:hAnsi="맑은 고딕"/>
+          <w:b w:val="0"/>
+          <w:sz w:val="20"/>
+        </w:rPr>
+        <w:t>- Yandex Maps 연계 서비스 및 API 조사</w:t>
+      </w:r>
+    </w:p>
+    <w:p>
+      <w:pPr>
+        <w:spacing w:after="40"/>
+        <w:ind w:left="283" w:hanging="170"/>
+      </w:pPr>
+      <w:r>
+        <w:rPr>
+          <w:rFonts w:ascii="맑은 고딕" w:hAnsi="맑은 고딕"/>
+          <w:b w:val="0"/>
+          <w:sz w:val="20"/>
+        </w:rPr>
+        <w:t>- 4개 플랫폼 간 연계 서비스 비교 분석</w:t>
+      </w:r>
+    </w:p>
+    <w:p>
+      <w:pPr>
+        <w:spacing w:before="160" w:after="40"/>
+      </w:pPr>
+      <w:r>
+        <w:rPr>
+          <w:rFonts w:ascii="맑은 고딕" w:hAnsi="맑은 고딕"/>
+          <w:b/>
+          <w:sz w:val="22"/>
+        </w:rPr>
+        <w:t>7.4 심화 분석 항목 (2차~)</w:t>
+      </w:r>
+    </w:p>
+    <w:p>
+      <w:pPr>
+        <w:spacing w:after="40"/>
+        <w:ind w:left="283" w:hanging="170"/>
+      </w:pPr>
+      <w:r>
+        <w:rPr>
+          <w:rFonts w:ascii="맑은 고딕" w:hAnsi="맑은 고딕"/>
+          <w:b w:val="0"/>
+          <w:sz w:val="20"/>
+        </w:rPr>
+        <w:t>- 연계 서비스의 수익 모델 및 데이터 흐름 분석 (광고, 중개 수수료, 데이터 판매 등)</w:t>
+      </w:r>
+    </w:p>
+    <w:p>
+      <w:pPr>
+        <w:spacing w:after="40"/>
+        <w:ind w:left="283" w:hanging="170"/>
+      </w:pPr>
+      <w:r>
+        <w:rPr>
+          <w:rFonts w:ascii="맑은 고딕" w:hAnsi="맑은 고딕"/>
+          <w:b w:val="0"/>
+          <w:sz w:val="20"/>
+        </w:rPr>
+        <w:t>- 온쇼어 국가 외 사례와의 비교 (완전 서비스 제공 국가 대비 한국의 서비스 갭 정량화)</w:t>
+      </w:r>
+    </w:p>
+    <w:p>
+      <w:pPr>
+        <w:spacing w:after="40"/>
+        <w:ind w:left="283" w:hanging="170"/>
+      </w:pPr>
+      <w:r>
+        <w:rPr>
+          <w:rFonts w:ascii="맑은 고딕" w:hAnsi="맑은 고딕"/>
+          <w:b w:val="0"/>
+          <w:sz w:val="20"/>
+        </w:rPr>
+        <w:t>- 빅데이터 캠퍼스식 반출 제약 방안과의 연계 방향 검토</w:t>
+      </w:r>
+    </w:p>
+    <w:p>
+      <w:pPr>
+        <w:spacing w:before="240" w:after="80"/>
+      </w:pPr>
+      <w:r>
+        <w:rPr>
+          <w:rFonts w:ascii="맑은 고딕" w:hAnsi="맑은 고딕"/>
+          <w:b/>
+          <w:sz w:val="26"/>
+        </w:rPr>
+        <w:t>8. 향후 일정</w:t>
       </w:r>
     </w:p>
     <w:tbl>
@@ -420,8 +2563,9 @@
             <w:r>
               <w:rPr>
                 <w:b/>
+                <w:sz w:val="19"/>
               </w:rPr>
-              <w:t>플랫폼</w:t>
+              <w:t>기한</w:t>
             </w:r>
           </w:p>
         </w:tc>
@@ -433,8 +2577,9 @@
             <w:r>
               <w:rPr>
                 <w:b/>
+                <w:sz w:val="19"/>
               </w:rPr>
-              <w:t>연계 서비스 조사</w:t>
+              <w:t>차수</w:t>
             </w:r>
           </w:p>
         </w:tc>
@@ -446,8 +2591,9 @@
             <w:r>
               <w:rPr>
                 <w:b/>
+                <w:sz w:val="19"/>
               </w:rPr>
-              <w:t>API 조사</w:t>
+              <w:t>주요 내용</w:t>
             </w:r>
           </w:p>
         </w:tc>
@@ -459,8 +2605,9 @@
             <w:r>
               <w:rPr>
                 <w:b/>
+                <w:sz w:val="19"/>
               </w:rPr>
-              <w:t>우선순위</w:t>
+              <w:t>담당</w:t>
             </w:r>
           </w:p>
         </w:tc>
@@ -472,7 +2619,10 @@
           </w:tcPr>
           <w:p>
             <w:r>
-              <w:t>Google Maps</w:t>
+              <w:rPr>
+                <w:sz w:val="18"/>
+              </w:rPr>
+              <w:t>2026-04-08</w:t>
             </w:r>
           </w:p>
         </w:tc>
@@ -482,7 +2632,10 @@
           </w:tcPr>
           <w:p>
             <w:r>
-              <w:t>4/8 목표 (호텔·식당·우버 우선)</w:t>
+              <w:rPr>
+                <w:sz w:val="18"/>
+              </w:rPr>
+              <w:t>1차</w:t>
             </w:r>
           </w:p>
         </w:tc>
@@ -492,7 +2645,12 @@
           </w:tcPr>
           <w:p>
             <w:r>
-              <w:t>4/8 이후</w:t>
+              <w:rPr>
+                <w:sz w:val="18"/>
+              </w:rPr>
+              <w:t>Google Maps 연계서비스 보완 조사 (식당·호텔·우버 상세)</w:t>
+              <w:br/>
+              <w:t>+ 1차 보고서 최종본 완성</w:t>
             </w:r>
           </w:p>
         </w:tc>
@@ -502,7 +2660,10 @@
           </w:tcPr>
           <w:p>
             <w:r>
-              <w:t>1순위</w:t>
+              <w:rPr>
+                <w:sz w:val="18"/>
+              </w:rPr>
+              <w:t>신진</w:t>
             </w:r>
           </w:p>
         </w:tc>
@@ -514,7 +2675,10 @@
           </w:tcPr>
           <w:p>
             <w:r>
-              <w:t>Apple Maps</w:t>
+              <w:rPr>
+                <w:sz w:val="18"/>
+              </w:rPr>
+              <w:t>2026-04-08</w:t>
             </w:r>
           </w:p>
         </w:tc>
@@ -524,7 +2688,10 @@
           </w:tcPr>
           <w:p>
             <w:r>
-              <w:t>4/8 이후</w:t>
+              <w:rPr>
+                <w:sz w:val="18"/>
+              </w:rPr>
+              <w:t>1차</w:t>
             </w:r>
           </w:p>
         </w:tc>
@@ -534,7 +2701,10 @@
           </w:tcPr>
           <w:p>
             <w:r>
-              <w:t>4/8 이후</w:t>
+              <w:rPr>
+                <w:sz w:val="18"/>
+              </w:rPr>
+              <w:t>1:5,000 vs 1:25,000 레이어 비교 + 리샘플링 분석</w:t>
             </w:r>
           </w:p>
         </w:tc>
@@ -544,7 +2714,10 @@
           </w:tcPr>
           <w:p>
             <w:r>
-              <w:t>2순위</w:t>
+              <w:rPr>
+                <w:sz w:val="18"/>
+              </w:rPr>
+              <w:t>정민우</w:t>
             </w:r>
           </w:p>
         </w:tc>
@@ -556,7 +2729,10 @@
           </w:tcPr>
           <w:p>
             <w:r>
-              <w:t>A-Map (高德)</w:t>
+              <w:rPr>
+                <w:sz w:val="18"/>
+              </w:rPr>
+              <w:t>미정 (1차 후)</w:t>
             </w:r>
           </w:p>
         </w:tc>
@@ -566,7 +2742,10 @@
           </w:tcPr>
           <w:p>
             <w:r>
-              <w:t>4/8 이후</w:t>
+              <w:rPr>
+                <w:sz w:val="18"/>
+              </w:rPr>
+              <w:t>1차 후반</w:t>
             </w:r>
           </w:p>
         </w:tc>
@@ -576,7 +2755,10 @@
           </w:tcPr>
           <w:p>
             <w:r>
-              <w:t>4/8 이후</w:t>
+              <w:rPr>
+                <w:sz w:val="18"/>
+              </w:rPr>
+              <w:t>Apple Maps, A-Map, Yandex 연계서비스·API 조사</w:t>
             </w:r>
           </w:p>
         </w:tc>
@@ -586,7 +2768,10 @@
           </w:tcPr>
           <w:p>
             <w:r>
-              <w:t>3순위</w:t>
+              <w:rPr>
+                <w:sz w:val="18"/>
+              </w:rPr>
+              <w:t>신진</w:t>
             </w:r>
           </w:p>
         </w:tc>
@@ -598,7 +2783,10 @@
           </w:tcPr>
           <w:p>
             <w:r>
-              <w:t>Yandex Maps</w:t>
+              <w:rPr>
+                <w:sz w:val="18"/>
+              </w:rPr>
+              <w:t>미정</w:t>
             </w:r>
           </w:p>
         </w:tc>
@@ -608,7 +2796,10 @@
           </w:tcPr>
           <w:p>
             <w:r>
-              <w:t>4/8 이후</w:t>
+              <w:rPr>
+                <w:sz w:val="18"/>
+              </w:rPr>
+              <w:t>2차</w:t>
             </w:r>
           </w:p>
         </w:tc>
@@ -618,7 +2809,10 @@
           </w:tcPr>
           <w:p>
             <w:r>
-              <w:t>4/8 이후</w:t>
+              <w:rPr>
+                <w:sz w:val="18"/>
+              </w:rPr>
+              <w:t>강교수님 팀 완료 후 국내-국외 비교 / 거시적 대응 방향 제시</w:t>
             </w:r>
           </w:p>
         </w:tc>
@@ -628,91 +2822,70 @@
           </w:tcPr>
           <w:p>
             <w:r>
-              <w:t>4순위</w:t>
+              <w:rPr>
+                <w:sz w:val="18"/>
+              </w:rPr>
+              <w:t>신진+정민우</w:t>
+            </w:r>
+          </w:p>
+        </w:tc>
+      </w:tr>
+      <w:tr>
+        <w:tc>
+          <w:tcPr>
+            <w:tcW w:type="dxa" w:w="2280"/>
+          </w:tcPr>
+          <w:p>
+            <w:r>
+              <w:rPr>
+                <w:sz w:val="18"/>
+              </w:rPr>
+              <w:t>미정</w:t>
+            </w:r>
+          </w:p>
+        </w:tc>
+        <w:tc>
+          <w:tcPr>
+            <w:tcW w:type="dxa" w:w="2280"/>
+          </w:tcPr>
+          <w:p>
+            <w:r>
+              <w:rPr>
+                <w:sz w:val="18"/>
+              </w:rPr>
+              <w:t>3차</w:t>
+            </w:r>
+          </w:p>
+        </w:tc>
+        <w:tc>
+          <w:tcPr>
+            <w:tcW w:type="dxa" w:w="2280"/>
+          </w:tcPr>
+          <w:p>
+            <w:r>
+              <w:rPr>
+                <w:sz w:val="18"/>
+              </w:rPr>
+              <w:t>빅데이터 캠퍼스식 반출 제약 방안 검토</w:t>
+            </w:r>
+          </w:p>
+        </w:tc>
+        <w:tc>
+          <w:tcPr>
+            <w:tcW w:type="dxa" w:w="2280"/>
+          </w:tcPr>
+          <w:p>
+            <w:r>
+              <w:rPr>
+                <w:sz w:val="18"/>
+              </w:rPr>
+              <w:t>신진+정민우</w:t>
             </w:r>
           </w:p>
         </w:tc>
       </w:tr>
     </w:tbl>
     <w:p/>
-    <w:p>
-      <w:pPr>
-        <w:pStyle w:val="Heading1"/>
-        <w:jc w:val="left"/>
-      </w:pPr>
-      <w:r>
-        <w:t>4. 향후 계획</w:t>
-      </w:r>
-    </w:p>
-    <w:p>
-      <w:pPr>
-        <w:pStyle w:val="Heading2"/>
-        <w:jc w:val="left"/>
-      </w:pPr>
-      <w:r>
-        <w:t>2차 계획 (미정)</w:t>
-      </w:r>
-    </w:p>
-    <w:p>
-      <w:r>
-        <w:t>강교수님 팀의 작업이 완료된 이후 국내·국외 플랫폼 비교 분석을 진행할 예정이다. 세부 계획 수립보다는 거시적 대응 방향을 제시하는 방향으로 진행한다.</w:t>
-      </w:r>
-    </w:p>
-    <w:p>
-      <w:pPr>
-        <w:pStyle w:val="Heading2"/>
-        <w:jc w:val="left"/>
-      </w:pPr>
-      <w:r>
-        <w:t>3차 계획 (미정)</w:t>
-      </w:r>
-    </w:p>
-    <w:p>
-      <w:r>
-        <w:t>빅데이터 캠퍼스 방식의 반출 제약 방안(온쇼어 데이터 거버넌스 체계)에 대한 검토를 진행할 예정이다.</w:t>
-      </w:r>
-    </w:p>
-    <w:p>
-      <w:pPr>
-        <w:pStyle w:val="Heading1"/>
-        <w:jc w:val="left"/>
-      </w:pPr>
-      <w:r>
-        <w:t>5. 참고 자료</w:t>
-      </w:r>
-    </w:p>
-    <w:p>
-      <w:pPr>
-        <w:pStyle w:val="ListBullet"/>
-      </w:pPr>
-      <w:r>
-        <w:t>뉴스: https://www.viva100.com/article/20260118500508</w:t>
-      </w:r>
-    </w:p>
-    <w:p>
-      <w:pPr>
-        <w:pStyle w:val="ListBullet"/>
-      </w:pPr>
-      <w:r>
-        <w:t>뉴스: https://www.etnews.com/20260119000296</w:t>
-      </w:r>
-    </w:p>
-    <w:p>
-      <w:pPr>
-        <w:pStyle w:val="ListBullet"/>
-      </w:pPr>
-      <w:r>
-        <w:t>착수보고회 자료 (민우·진이 작성 부분)</w:t>
-      </w:r>
-    </w:p>
-    <w:p>
-      <w:pPr>
-        <w:pStyle w:val="ListBullet"/>
-      </w:pPr>
-      <w:r>
-        <w:t>국토지리정보원 국가기본도 관련 자료</w:t>
-      </w:r>
-    </w:p>
     <w:sectPr>
       <w:pgSz w:w="12240" w:h="15840"/>
       <w:pgMar w:top="1417" w:right="1417" w:bottom="1417" w:left="1701" w:header="720" w:footer="720" w:gutter="0"/>
@@ -1086,6 +3259,10 @@
     <w:name w:val="Normal"/>
     <w:qFormat/>
     <w:rsid w:val="00FC693F"/>
+    <w:rPr>
+      <w:rFonts w:ascii="맑은 고딕" w:hAnsi="맑은 고딕"/>
+      <w:sz w:val="20"/>
+    </w:rPr>
   </w:style>
   <w:style w:type="paragraph" w:styleId="Header">
     <w:name w:val="header"/>

--- a/02_1차_진행중/진행내용_20260406_SJ.docx
+++ b/02_1차_진행중/진행내용_20260406_SJ.docx
@@ -26,7 +26,7 @@
           <w:b w:val="0"/>
           <w:sz w:val="24"/>
         </w:rPr>
-        <w:t>1차 진행 보고서 - Google Maps 연계 서비스 및 서비스 품질 현황</w:t>
+        <w:t>1차 진행 보고서</w:t>
       </w:r>
     </w:p>
     <w:p/>
@@ -43,7 +43,7 @@
       <w:tr>
         <w:tc>
           <w:tcPr>
-            <w:tcW w:type="dxa" w:w="2268"/>
+            <w:tcW w:type="dxa" w:w="4561"/>
           </w:tcPr>
           <w:p>
             <w:r>
@@ -56,7 +56,7 @@
         </w:tc>
         <w:tc>
           <w:tcPr>
-            <w:tcW w:type="dxa" w:w="5669"/>
+            <w:tcW w:type="dxa" w:w="4561"/>
           </w:tcPr>
           <w:p>
             <w:r>
@@ -68,7 +68,7 @@
       <w:tr>
         <w:tc>
           <w:tcPr>
-            <w:tcW w:type="dxa" w:w="2268"/>
+            <w:tcW w:type="dxa" w:w="4561"/>
           </w:tcPr>
           <w:p>
             <w:r>
@@ -81,7 +81,7 @@
         </w:tc>
         <w:tc>
           <w:tcPr>
-            <w:tcW w:type="dxa" w:w="5669"/>
+            <w:tcW w:type="dxa" w:w="4561"/>
           </w:tcPr>
           <w:p>
             <w:r>
@@ -93,7 +93,7 @@
       <w:tr>
         <w:tc>
           <w:tcPr>
-            <w:tcW w:type="dxa" w:w="2268"/>
+            <w:tcW w:type="dxa" w:w="4561"/>
           </w:tcPr>
           <w:p>
             <w:r>
@@ -106,7 +106,7 @@
         </w:tc>
         <w:tc>
           <w:tcPr>
-            <w:tcW w:type="dxa" w:w="5669"/>
+            <w:tcW w:type="dxa" w:w="4561"/>
           </w:tcPr>
           <w:p>
             <w:r>
@@ -118,7 +118,7 @@
       <w:tr>
         <w:tc>
           <w:tcPr>
-            <w:tcW w:type="dxa" w:w="2268"/>
+            <w:tcW w:type="dxa" w:w="4561"/>
           </w:tcPr>
           <w:p>
             <w:r>
@@ -131,7 +131,7 @@
         </w:tc>
         <w:tc>
           <w:tcPr>
-            <w:tcW w:type="dxa" w:w="5669"/>
+            <w:tcW w:type="dxa" w:w="4561"/>
           </w:tcPr>
           <w:p>
             <w:r>
@@ -143,7 +143,7 @@
       <w:tr>
         <w:tc>
           <w:tcPr>
-            <w:tcW w:type="dxa" w:w="2268"/>
+            <w:tcW w:type="dxa" w:w="4561"/>
           </w:tcPr>
           <w:p>
             <w:r>
@@ -156,7 +156,7 @@
         </w:tc>
         <w:tc>
           <w:tcPr>
-            <w:tcW w:type="dxa" w:w="5669"/>
+            <w:tcW w:type="dxa" w:w="4561"/>
           </w:tcPr>
           <w:p>
             <w:r>
@@ -169,7 +169,7 @@
     <w:p/>
     <w:p>
       <w:pPr>
-        <w:spacing w:before="240" w:after="80"/>
+        <w:spacing w:before="280" w:after="80"/>
       </w:pPr>
       <w:r>
         <w:rPr>
@@ -183,7 +183,7 @@
     <w:p>
       <w:pPr>
         <w:spacing w:after="40"/>
-        <w:ind w:left="283" w:hanging="170"/>
+        <w:ind w:left="283" w:hanging="227"/>
       </w:pPr>
       <w:r>
         <w:rPr>
@@ -191,13 +191,13 @@
           <w:b w:val="0"/>
           <w:sz w:val="20"/>
         </w:rPr>
-        <w:t>- 공간정보 기본법 법률 개정 공포에 따른 시행 대비, 국외 지도 플랫폼의 생태계 현황 분석 필요</w:t>
+        <w:t>- 공간정보 기본법 법률 개정 공포에 따른 시행 대비, 국외 지도 플랫폼 생태계 현황 분석 및 온쇼어 보안체계 수립을 위한 기초자료 마련</w:t>
       </w:r>
     </w:p>
     <w:p>
       <w:pPr>
         <w:spacing w:after="40"/>
-        <w:ind w:left="283" w:hanging="170"/>
+        <w:ind w:left="283" w:hanging="227"/>
       </w:pPr>
       <w:r>
         <w:rPr>
@@ -205,13 +205,13 @@
           <w:b w:val="0"/>
           <w:sz w:val="20"/>
         </w:rPr>
-        <w:t>- 국외 주요 플랫폼이 지도 서비스를 기반으로 연계 서비스(숙박, 식당, 교통 등) 및 API를 운영하는 방식과 범위를 파악하고, 국내 온쇼어 보안체계 수립을 위한 기초자료 마련</w:t>
+        <w:t>- 국외 주요 플랫폼이 지도를 기반으로 운영하는 연계 서비스(숙박·식당·교통 등) 및 API 서비스의 범위·방식을 체계적으로 파악</w:t>
       </w:r>
     </w:p>
     <w:p>
       <w:pPr>
         <w:spacing w:after="40"/>
-        <w:ind w:left="283" w:hanging="170"/>
+        <w:ind w:left="283" w:hanging="227"/>
       </w:pPr>
       <w:r>
         <w:rPr>
@@ -225,7 +225,7 @@
     <w:p>
       <w:pPr>
         <w:spacing w:after="40"/>
-        <w:ind w:left="283" w:hanging="170"/>
+        <w:ind w:left="283" w:hanging="227"/>
       </w:pPr>
       <w:r>
         <w:rPr>
@@ -233,12 +233,12 @@
           <w:b w:val="0"/>
           <w:sz w:val="20"/>
         </w:rPr>
-        <w:t>- 본 1차 보고서는 Google Maps를 중심으로 작성하되, 기존 조사(데이터 온쇼어 국가 대상 구글맵 서비스 품질 검증, 2025.11)의 내용을 통합·정리함</w:t>
+        <w:t>- 본 1차 보고서는 Google Maps를 중심으로 작성하되, 기존 팀 조사물(이정무·차승민) 내용을 전면 통합·정리함</w:t>
       </w:r>
     </w:p>
     <w:p>
       <w:pPr>
-        <w:spacing w:before="240" w:after="80"/>
+        <w:spacing w:before="280" w:after="80"/>
       </w:pPr>
       <w:r>
         <w:rPr>
@@ -246,13 +246,13 @@
           <w:b/>
           <w:sz w:val="26"/>
         </w:rPr>
-        <w:t>2. 조사 방법</w:t>
+        <w:t>2. 기존 자료 현황 및 활용 방침</w:t>
       </w:r>
     </w:p>
     <w:p>
       <w:pPr>
         <w:spacing w:after="40"/>
-        <w:ind w:left="283" w:hanging="170"/>
+        <w:ind w:left="283" w:hanging="227"/>
       </w:pPr>
       <w:r>
         <w:rPr>
@@ -260,13 +260,13 @@
           <w:b w:val="0"/>
           <w:sz w:val="20"/>
         </w:rPr>
-        <w:t>- 기존 조사 문서(251126_데이터 온쇼어 국가에 대한 구글맵 서비스 품질 검증) 내용 검토 및 재활용</w:t>
+        <w:t>- 기존 작업자(이정무, 차승민)의 조사물을 분석하여 활용 가능한 내용을 본 보고서에 통합함</w:t>
       </w:r>
     </w:p>
     <w:p>
       <w:pPr>
         <w:spacing w:after="40"/>
-        <w:ind w:left="283" w:hanging="170"/>
+        <w:ind w:left="283" w:hanging="227"/>
       </w:pPr>
       <w:r>
         <w:rPr>
@@ -274,13 +274,13 @@
           <w:b w:val="0"/>
           <w:sz w:val="20"/>
         </w:rPr>
-        <w:t>- 모바일 Google Maps 앱 및 웹 환경 직접 확인</w:t>
+        <w:t>- 활용 자료 목록:</w:t>
       </w:r>
     </w:p>
     <w:p>
       <w:pPr>
         <w:spacing w:after="40"/>
-        <w:ind w:left="283" w:hanging="170"/>
+        <w:ind w:left="567" w:hanging="227"/>
       </w:pPr>
       <w:r>
         <w:rPr>
@@ -288,13 +288,13 @@
           <w:b w:val="0"/>
           <w:sz w:val="20"/>
         </w:rPr>
-        <w:t>- 길찾기 시나리오 기준: 공항-숙소, 숙소-쇼핑몰, 숙소-시골, 도시 간 이동</w:t>
+        <w:t xml:space="preserve">  · 251126_데이터 온쇼어 국가에 대한 구글맵 서비스 품질 검증.docx (모바일 환경 실증 조사)</w:t>
       </w:r>
     </w:p>
     <w:p>
       <w:pPr>
         <w:spacing w:after="40"/>
-        <w:ind w:left="283" w:hanging="170"/>
+        <w:ind w:left="567" w:hanging="227"/>
       </w:pPr>
       <w:r>
         <w:rPr>
@@ -302,27 +302,82 @@
           <w:b w:val="0"/>
           <w:sz w:val="20"/>
         </w:rPr>
-        <w:t>- 조사 대상 국가: 미국, 대한민국, 스웨덴, 영국, 인도, 이스라엘 (기존 조사 기준)</w:t>
+        <w:t xml:space="preserve">  · 이정무_251015.docx - 인도 지리공간정보 정책 변화, MapMyIndia 사례</w:t>
       </w:r>
     </w:p>
     <w:p>
       <w:pPr>
         <w:spacing w:after="40"/>
-        <w:ind w:left="283"/>
+        <w:ind w:left="567" w:hanging="227"/>
       </w:pPr>
       <w:r>
         <w:rPr>
           <w:rFonts w:ascii="맑은 고딕" w:hAnsi="맑은 고딕"/>
           <w:b w:val="0"/>
-          <w:color w:val="444444"/>
-          <w:sz w:val="19"/>
+          <w:sz w:val="20"/>
         </w:rPr>
-        <w:t>* 숙소 기준: Booking.com 기준 관광객 인기 숙소</w:t>
+        <w:t xml:space="preserve">  · 이정무_251105_데이터 온쇼어 국가 찾기.docx - 국가별 구글맵 데이터 소스 구조</w:t>
       </w:r>
     </w:p>
     <w:p>
       <w:pPr>
-        <w:spacing w:before="240" w:after="80"/>
+        <w:spacing w:after="40"/>
+        <w:ind w:left="567" w:hanging="227"/>
+      </w:pPr>
+      <w:r>
+        <w:rPr>
+          <w:rFonts w:ascii="맑은 고딕" w:hAnsi="맑은 고딕"/>
+          <w:b w:val="0"/>
+          <w:sz w:val="20"/>
+        </w:rPr>
+        <w:t xml:space="preserve">  · 이정무_251223.docx - 인도 온쇼어 방식 심화 분석 (구글-현지기업 협업 메커니즘)</w:t>
+      </w:r>
+    </w:p>
+    <w:p>
+      <w:pPr>
+        <w:spacing w:after="40"/>
+        <w:ind w:left="567" w:hanging="227"/>
+      </w:pPr>
+      <w:r>
+        <w:rPr>
+          <w:rFonts w:ascii="맑은 고딕" w:hAnsi="맑은 고딕"/>
+          <w:b w:val="0"/>
+          <w:sz w:val="20"/>
+        </w:rPr>
+        <w:t xml:space="preserve">  · 차승민_1105 조사.docx - 프랑스 Sovereign Cloud, 호주 1:25,000 사례</w:t>
+      </w:r>
+    </w:p>
+    <w:p>
+      <w:pPr>
+        <w:spacing w:after="40"/>
+        <w:ind w:left="567" w:hanging="227"/>
+      </w:pPr>
+      <w:r>
+        <w:rPr>
+          <w:rFonts w:ascii="맑은 고딕" w:hAnsi="맑은 고딕"/>
+          <w:b w:val="0"/>
+          <w:sz w:val="20"/>
+        </w:rPr>
+        <w:t xml:space="preserve">  · 차승민_1223 온쇼어 보고서 진행 1.docx - 5개국 비교표, 중국 A-Map·Dianping 연계</w:t>
+      </w:r>
+    </w:p>
+    <w:p>
+      <w:pPr>
+        <w:spacing w:after="40"/>
+        <w:ind w:left="567" w:hanging="227"/>
+      </w:pPr>
+      <w:r>
+        <w:rPr>
+          <w:rFonts w:ascii="맑은 고딕" w:hAnsi="맑은 고딕"/>
+          <w:b w:val="0"/>
+          <w:sz w:val="20"/>
+        </w:rPr>
+        <w:t xml:space="preserve">  · 이정무_구글맵 국가별 제공 기능.xlsx - Google Maps Platform 공식 API 제공 현황</w:t>
+      </w:r>
+    </w:p>
+    <w:p>
+      <w:pPr>
+        <w:spacing w:before="280" w:after="80"/>
       </w:pPr>
       <w:r>
         <w:rPr>
@@ -330,12 +385,26 @@
           <w:b/>
           <w:sz w:val="26"/>
         </w:rPr>
-        <w:t>3. Google Maps 연계 서비스 현황</w:t>
+        <w:t>3. Google Maps 국가별 데이터 소스 구조</w:t>
       </w:r>
     </w:p>
     <w:p>
       <w:pPr>
-        <w:spacing w:before="160" w:after="40"/>
+        <w:spacing w:after="40"/>
+        <w:ind w:left="283" w:hanging="227"/>
+      </w:pPr>
+      <w:r>
+        <w:rPr>
+          <w:rFonts w:ascii="맑은 고딕" w:hAnsi="맑은 고딕"/>
+          <w:b w:val="0"/>
+          <w:sz w:val="20"/>
+        </w:rPr>
+        <w:t>- Google Maps는 자체 데이터 외에 각국 현지 기업·공공기관 데이터를 다층적으로 결합하여 서비스를 구성함</w:t>
+      </w:r>
+    </w:p>
+    <w:p>
+      <w:pPr>
+        <w:spacing w:before="180" w:after="40"/>
       </w:pPr>
       <w:r>
         <w:rPr>
@@ -343,13 +412,13 @@
           <w:b/>
           <w:sz w:val="22"/>
         </w:rPr>
-        <w:t>3.1 연계 서비스 카테고리 분류</w:t>
+        <w:t>3.1 대한민국</w:t>
       </w:r>
     </w:p>
     <w:p>
       <w:pPr>
         <w:spacing w:after="40"/>
-        <w:ind w:left="283" w:hanging="170"/>
+        <w:ind w:left="283" w:hanging="227"/>
       </w:pPr>
       <w:r>
         <w:rPr>
@@ -357,13 +426,13 @@
           <w:b w:val="0"/>
           <w:sz w:val="20"/>
         </w:rPr>
-        <w:t>- Google Maps는 단순 지도 서비스를 넘어, 아래 6개 카테고리의 이동 서비스를 통합 플랫폼으로 제공</w:t>
+        <w:t>- 전자지도 및 로컬 데이터 출처: SK Telecom Co., Ltd. (SK텔레콤)</w:t>
       </w:r>
     </w:p>
     <w:p>
       <w:pPr>
         <w:spacing w:after="40"/>
-        <w:ind w:left="567" w:hanging="170"/>
+        <w:ind w:left="283" w:hanging="227"/>
       </w:pPr>
       <w:r>
         <w:rPr>
@@ -371,13 +440,13 @@
           <w:b w:val="0"/>
           <w:sz w:val="20"/>
         </w:rPr>
-        <w:t xml:space="preserve">  · 차량 (자가용 길찾기)</w:t>
+        <w:t>- 위성·항공 영상 출처: FORMOSAT-2 (대만 국가우주국 위성)</w:t>
       </w:r>
     </w:p>
     <w:p>
       <w:pPr>
         <w:spacing w:after="40"/>
-        <w:ind w:left="567" w:hanging="170"/>
+        <w:ind w:left="283" w:hanging="227"/>
       </w:pPr>
       <w:r>
         <w:rPr>
@@ -385,13 +454,13 @@
           <w:b w:val="0"/>
           <w:sz w:val="20"/>
         </w:rPr>
-        <w:t xml:space="preserve">  · 대중교통 (버스·지하철)</w:t>
+        <w:t>- 서버 위치: 2021년부터 구글이 국내에 지도 데이터를 두고 서비스 제공</w:t>
       </w:r>
     </w:p>
     <w:p>
       <w:pPr>
         <w:spacing w:after="40"/>
-        <w:ind w:left="567" w:hanging="170"/>
+        <w:ind w:left="283" w:hanging="227"/>
       </w:pPr>
       <w:r>
         <w:rPr>
@@ -399,13 +468,41 @@
           <w:b w:val="0"/>
           <w:sz w:val="20"/>
         </w:rPr>
-        <w:t xml:space="preserve">  · 자전거</w:t>
+        <w:t>- 그러나 차량 길찾기·도보·자전거·차량공유 등 핵심 서비스는 여전히 미제공 상태</w:t>
       </w:r>
     </w:p>
     <w:p>
       <w:pPr>
         <w:spacing w:after="40"/>
-        <w:ind w:left="567" w:hanging="170"/>
+        <w:ind w:left="340"/>
+      </w:pPr>
+      <w:r>
+        <w:rPr>
+          <w:rFonts w:ascii="맑은 고딕" w:hAnsi="맑은 고딕"/>
+          <w:b w:val="0"/>
+          <w:color w:val="555555"/>
+          <w:sz w:val="19"/>
+        </w:rPr>
+        <w:t>* 출처: 이정무_251105 / 구글 블로그 공식 Q&amp;A (https://blog.google/intl/ko-kr/company-news/inside-google/google-maps-data-export-qa-kr/)</w:t>
+      </w:r>
+    </w:p>
+    <w:p>
+      <w:pPr>
+        <w:spacing w:before="180" w:after="40"/>
+      </w:pPr>
+      <w:r>
+        <w:rPr>
+          <w:rFonts w:ascii="맑은 고딕" w:hAnsi="맑은 고딕"/>
+          <w:b/>
+          <w:sz w:val="22"/>
+        </w:rPr>
+        <w:t>3.2 일본</w:t>
+      </w:r>
+    </w:p>
+    <w:p>
+      <w:pPr>
+        <w:spacing w:after="40"/>
+        <w:ind w:left="283" w:hanging="227"/>
       </w:pPr>
       <w:r>
         <w:rPr>
@@ -413,13 +510,13 @@
           <w:b w:val="0"/>
           <w:sz w:val="20"/>
         </w:rPr>
-        <w:t xml:space="preserve">  · 도보</w:t>
+        <w:t>- 핵심 베이스맵·주소 데이터: 지오테크놀로지스(ジオテクノロジーズ株)</w:t>
       </w:r>
     </w:p>
     <w:p>
       <w:pPr>
         <w:spacing w:after="40"/>
-        <w:ind w:left="567" w:hanging="170"/>
+        <w:ind w:left="283" w:hanging="227"/>
       </w:pPr>
       <w:r>
         <w:rPr>
@@ -427,13 +524,13 @@
           <w:b w:val="0"/>
           <w:sz w:val="20"/>
         </w:rPr>
-        <w:t xml:space="preserve">  · 차량공유/택시 (Uber 등 외부 앱 연계)</w:t>
+        <w:t>- 교통·내비게이션 데이터: 도요타 맵 마스터(株) - 경찰청 기반 교통 규제 데이터 제공</w:t>
       </w:r>
     </w:p>
     <w:p>
       <w:pPr>
         <w:spacing w:after="40"/>
-        <w:ind w:left="567" w:hanging="170"/>
+        <w:ind w:left="283" w:hanging="227"/>
       </w:pPr>
       <w:r>
         <w:rPr>
@@ -441,27 +538,55 @@
           <w:b w:val="0"/>
           <w:sz w:val="20"/>
         </w:rPr>
-        <w:t xml:space="preserve">  · 항공편 (Google Flights 연계)</w:t>
+        <w:t>- 공공 기관 데이터: 국토지리원(GSI) 타일, 환경성 BreezoMeter(대기질), MLIT(고속도로)</w:t>
       </w:r>
     </w:p>
     <w:p>
       <w:pPr>
         <w:spacing w:after="40"/>
-        <w:ind w:left="283"/>
+        <w:ind w:left="283" w:hanging="227"/>
       </w:pPr>
       <w:r>
         <w:rPr>
           <w:rFonts w:ascii="맑은 고딕" w:hAnsi="맑은 고딕"/>
           <w:b w:val="0"/>
-          <w:color w:val="444444"/>
-          <w:sz w:val="19"/>
+          <w:sz w:val="20"/>
         </w:rPr>
-        <w:t>* 각 카테고리별 제공 여부는 국가·IP 환경에 따라 상이함 (3.5항 참조)</w:t>
+        <w:t>- 대중교통: JR 시간표(교통신문사), 각 철도·버스사</w:t>
       </w:r>
     </w:p>
     <w:p>
       <w:pPr>
-        <w:spacing w:before="160" w:after="40"/>
+        <w:spacing w:after="40"/>
+        <w:ind w:left="283" w:hanging="227"/>
+      </w:pPr>
+      <w:r>
+        <w:rPr>
+          <w:rFonts w:ascii="맑은 고딕" w:hAnsi="맑은 고딕"/>
+          <w:b w:val="0"/>
+          <w:sz w:val="20"/>
+        </w:rPr>
+        <w:t>- 전략: 단일 데이터 제공자에 의존하지 않는 '다중 라이선스' 전략 채택</w:t>
+      </w:r>
+    </w:p>
+    <w:p>
+      <w:pPr>
+        <w:spacing w:after="40"/>
+        <w:ind w:left="340"/>
+      </w:pPr>
+      <w:r>
+        <w:rPr>
+          <w:rFonts w:ascii="맑은 고딕" w:hAnsi="맑은 고딕"/>
+          <w:b w:val="0"/>
+          <w:color w:val="555555"/>
+          <w:sz w:val="19"/>
+        </w:rPr>
+        <w:t>* 출처: 이정무_251105</w:t>
+      </w:r>
+    </w:p>
+    <w:p>
+      <w:pPr>
+        <w:spacing w:before="180" w:after="40"/>
       </w:pPr>
       <w:r>
         <w:rPr>
@@ -469,13 +594,13 @@
           <w:b/>
           <w:sz w:val="22"/>
         </w:rPr>
-        <w:t>3.2 숙박 서비스 연계 (호텔·숙소)</w:t>
+        <w:t>3.3 인도</w:t>
       </w:r>
     </w:p>
     <w:p>
       <w:pPr>
         <w:spacing w:after="40"/>
-        <w:ind w:left="283" w:hanging="170"/>
+        <w:ind w:left="283" w:hanging="227"/>
       </w:pPr>
       <w:r>
         <w:rPr>
@@ -483,13 +608,13 @@
           <w:b w:val="0"/>
           <w:sz w:val="20"/>
         </w:rPr>
-        <w:t>- Google Maps 내 장소 검색 시 Booking.com 기준 인기 숙소 정보가 반영되어 있음 (기존 조사에서 숙소 기준으로 활용)</w:t>
+        <w:t>- 외국 기업(구글)은 수평 정확도 1m 초과 데이터 소유·반출 불가 (2021년 신 규제)</w:t>
       </w:r>
     </w:p>
     <w:p>
       <w:pPr>
         <w:spacing w:after="40"/>
-        <w:ind w:left="283" w:hanging="170"/>
+        <w:ind w:left="283" w:hanging="227"/>
       </w:pPr>
       <w:r>
         <w:rPr>
@@ -497,27 +622,55 @@
           <w:b w:val="0"/>
           <w:sz w:val="20"/>
         </w:rPr>
-        <w:t>- Google Maps 앱 내 호텔 검색 시 가격·예약 정보 연계 제공 (Booking.com, Hotels.com 등 제3자 예약 플랫폼 연동)</w:t>
+        <w:t>- 구글이 활용하는 현지 협력사: Genesys and its subsidiaries, Tech Mahindra Limited, Azure Cloud Services Private Limited (Street View 데이터)</w:t>
       </w:r>
     </w:p>
     <w:p>
       <w:pPr>
         <w:spacing w:after="40"/>
-        <w:ind w:left="283"/>
+        <w:ind w:left="283" w:hanging="227"/>
       </w:pPr>
       <w:r>
         <w:rPr>
           <w:rFonts w:ascii="맑은 고딕" w:hAnsi="맑은 고딕"/>
           <w:b w:val="0"/>
-          <w:color w:val="444444"/>
-          <w:sz w:val="19"/>
+          <w:sz w:val="20"/>
         </w:rPr>
-        <w:t>* 구체적 연계 메커니즘(파트너십 구조, 수수료 체계, 데이터 흐름) 및 제공 국가 범위는 추가 조사 필요 (7항 참조)</w:t>
+        <w:t>- 정부 공개 데이터: data.gov.in (대중교통 GTFS 데이터 등)</w:t>
       </w:r>
     </w:p>
     <w:p>
       <w:pPr>
-        <w:spacing w:before="160" w:after="40"/>
+        <w:spacing w:after="40"/>
+        <w:ind w:left="283" w:hanging="227"/>
+      </w:pPr>
+      <w:r>
+        <w:rPr>
+          <w:rFonts w:ascii="맑은 고딕" w:hAnsi="맑은 고딕"/>
+          <w:b w:val="0"/>
+          <w:sz w:val="20"/>
+        </w:rPr>
+        <w:t>- 고정밀 내비게이션: 인도 국내 서버에서 처리된 결과만 API로 수신 → 온쇼어링 방식</w:t>
+      </w:r>
+    </w:p>
+    <w:p>
+      <w:pPr>
+        <w:spacing w:after="40"/>
+        <w:ind w:left="340"/>
+      </w:pPr>
+      <w:r>
+        <w:rPr>
+          <w:rFonts w:ascii="맑은 고딕" w:hAnsi="맑은 고딕"/>
+          <w:b w:val="0"/>
+          <w:color w:val="555555"/>
+          <w:sz w:val="19"/>
+        </w:rPr>
+        <w:t>* 출처: 이정무_251223</w:t>
+      </w:r>
+    </w:p>
+    <w:p>
+      <w:pPr>
+        <w:spacing w:before="180" w:after="40"/>
       </w:pPr>
       <w:r>
         <w:rPr>
@@ -525,13 +678,13 @@
           <w:b/>
           <w:sz w:val="22"/>
         </w:rPr>
-        <w:t>3.3 차량공유/택시 서비스 연계 (우버 등)</w:t>
+        <w:t>3.4 이스라엘</w:t>
       </w:r>
     </w:p>
     <w:p>
       <w:pPr>
         <w:spacing w:after="40"/>
-        <w:ind w:left="283" w:hanging="170"/>
+        <w:ind w:left="283" w:hanging="227"/>
       </w:pPr>
       <w:r>
         <w:rPr>
@@ -539,13 +692,13 @@
           <w:b w:val="0"/>
           <w:sz w:val="20"/>
         </w:rPr>
-        <w:t>- 차량공유/택시 카테고리: 별도 외부 앱으로 연결되는 방식으로 제공 (In-app redirect 방식)</w:t>
+        <w:t>- 지도 데이터: 이스라엘 지도 제작 출판사 'Mapa'로부터 라이선스 구매 후 구글 서버에 저장</w:t>
       </w:r>
     </w:p>
     <w:p>
       <w:pPr>
         <w:spacing w:after="40"/>
-        <w:ind w:left="283" w:hanging="170"/>
+        <w:ind w:left="283" w:hanging="227"/>
       </w:pPr>
       <w:r>
         <w:rPr>
@@ -553,13 +706,13 @@
           <w:b w:val="0"/>
           <w:sz w:val="20"/>
         </w:rPr>
-        <w:t>- 서비스 제공 확인 국가: 미국, 이스라엘</w:t>
+        <w:t>- 위성 영상: 해상도 규제 존재 (현재 40cm 해상도까지 완화)</w:t>
       </w:r>
     </w:p>
     <w:p>
       <w:pPr>
         <w:spacing w:after="40"/>
-        <w:ind w:left="283" w:hanging="170"/>
+        <w:ind w:left="283" w:hanging="227"/>
       </w:pPr>
       <w:r>
         <w:rPr>
@@ -567,13 +720,13 @@
           <w:b w:val="0"/>
           <w:sz w:val="20"/>
         </w:rPr>
-        <w:t>-   - 미국: 앱으로 접근 기능 확인 (Uber, Lyft 등 연계 추정)</w:t>
+        <w:t>- 비상 통제권: 전쟁 등 국가 비상 상황 시 이스라엘 정부가 실시간 교통 정보 차단 권리 보유</w:t>
       </w:r>
     </w:p>
     <w:p>
       <w:pPr>
         <w:spacing w:after="40"/>
-        <w:ind w:left="283" w:hanging="170"/>
+        <w:ind w:left="283" w:hanging="227"/>
       </w:pPr>
       <w:r>
         <w:rPr>
@@ -581,13 +734,41 @@
           <w:b w:val="0"/>
           <w:sz w:val="20"/>
         </w:rPr>
-        <w:t>-   - 이스라엘: 앱으로 접근 기능 확인</w:t>
+        <w:t>- Street View: 이스라엘 정부가 이미지 흐림 처리 또는 삭제 권리 보유</w:t>
       </w:r>
     </w:p>
     <w:p>
       <w:pPr>
         <w:spacing w:after="40"/>
-        <w:ind w:left="283" w:hanging="170"/>
+        <w:ind w:left="340"/>
+      </w:pPr>
+      <w:r>
+        <w:rPr>
+          <w:rFonts w:ascii="맑은 고딕" w:hAnsi="맑은 고딕"/>
+          <w:b w:val="0"/>
+          <w:color w:val="555555"/>
+          <w:sz w:val="19"/>
+        </w:rPr>
+        <w:t>* 출처: 이정무_251105, 차승민_1223</w:t>
+      </w:r>
+    </w:p>
+    <w:p>
+      <w:pPr>
+        <w:spacing w:before="180" w:after="40"/>
+      </w:pPr>
+      <w:r>
+        <w:rPr>
+          <w:rFonts w:ascii="맑은 고딕" w:hAnsi="맑은 고딕"/>
+          <w:b/>
+          <w:sz w:val="22"/>
+        </w:rPr>
+        <w:t>3.5 중국</w:t>
+      </w:r>
+    </w:p>
+    <w:p>
+      <w:pPr>
+        <w:spacing w:after="40"/>
+        <w:ind w:left="283" w:hanging="227"/>
       </w:pPr>
       <w:r>
         <w:rPr>
@@ -595,27 +776,70 @@
           <w:b w:val="0"/>
           <w:sz w:val="20"/>
         </w:rPr>
-        <w:t>- 서비스 미제공 확인 국가: 대한민국, 스웨덴, 영국, 인도</w:t>
+        <w:t>- 지도 데이터: 영토 내 저장 의무 + 서비스 라이선스 필수 → 현지 기업 활용 강제</w:t>
       </w:r>
     </w:p>
     <w:p>
       <w:pPr>
         <w:spacing w:after="40"/>
-        <w:ind w:left="283"/>
+        <w:ind w:left="283" w:hanging="227"/>
       </w:pPr>
       <w:r>
         <w:rPr>
           <w:rFonts w:ascii="맑은 고딕" w:hAnsi="맑은 고딕"/>
           <w:b w:val="0"/>
-          <w:color w:val="444444"/>
-          <w:sz w:val="19"/>
+          <w:sz w:val="20"/>
         </w:rPr>
-        <w:t>* 연계되는 구체적 앱 목록(Uber, Lyft, Grab, Bolt 등 국가별 상이), 연계 방식(딥링크 vs. 내장 API), 수익 배분 구조는 추가 조사 필요 (7항 참조)</w:t>
+        <w:t>- Apple Maps: 중국 내 서비스를 AutoNavi Maps Service(=高德地图, A-Map, 알리바바)를 통해 제공</w:t>
       </w:r>
     </w:p>
     <w:p>
       <w:pPr>
-        <w:spacing w:before="160" w:after="40"/>
+        <w:spacing w:after="40"/>
+        <w:ind w:left="283" w:hanging="227"/>
+      </w:pPr>
+      <w:r>
+        <w:rPr>
+          <w:rFonts w:ascii="맑은 고딕" w:hAnsi="맑은 고딕"/>
+          <w:b w:val="0"/>
+          <w:sz w:val="20"/>
+        </w:rPr>
+        <w:t>- Google Maps: 중국 내 접근 차단이나, POI 데이터는 Dianping Holdings Ltd.(大众点评, 메이투안 계열 식당·장소 리뷰 플랫폼)로부터 제공받아 반영</w:t>
+      </w:r>
+    </w:p>
+    <w:p>
+      <w:pPr>
+        <w:spacing w:after="40"/>
+        <w:ind w:left="340"/>
+      </w:pPr>
+      <w:r>
+        <w:rPr>
+          <w:rFonts w:ascii="맑은 고딕" w:hAnsi="맑은 고딕"/>
+          <w:b w:val="0"/>
+          <w:color w:val="555555"/>
+          <w:sz w:val="19"/>
+        </w:rPr>
+        <w:t>* Dianping은 중국 최대 식당·POI 리뷰 플랫폼으로, 이를 통해 식당 연계 데이터 구조 확인 가능</w:t>
+      </w:r>
+    </w:p>
+    <w:p>
+      <w:pPr>
+        <w:spacing w:after="40"/>
+        <w:ind w:left="340"/>
+      </w:pPr>
+      <w:r>
+        <w:rPr>
+          <w:rFonts w:ascii="맑은 고딕" w:hAnsi="맑은 고딕"/>
+          <w:b w:val="0"/>
+          <w:color w:val="555555"/>
+          <w:sz w:val="19"/>
+        </w:rPr>
+        <w:t>* 출처: 차승민_1223</w:t>
+      </w:r>
+    </w:p>
+    <w:p>
+      <w:pPr>
+        <w:spacing w:before="180" w:after="40"/>
       </w:pPr>
       <w:r>
         <w:rPr>
@@ -623,13 +847,13 @@
           <w:b/>
           <w:sz w:val="22"/>
         </w:rPr>
-        <w:t>3.4 대중교통 결제 연계</w:t>
+        <w:t>3.6 프랑스</w:t>
       </w:r>
     </w:p>
     <w:p>
       <w:pPr>
         <w:spacing w:after="40"/>
-        <w:ind w:left="283" w:hanging="170"/>
+        <w:ind w:left="283" w:hanging="227"/>
       </w:pPr>
       <w:r>
         <w:rPr>
@@ -637,13 +861,13 @@
           <w:b w:val="0"/>
           <w:sz w:val="20"/>
         </w:rPr>
-        <w:t>- 대중교통 길찾기에서 탑승요금 사전 결제 기능 제공 확인 국가: 미국, 영국</w:t>
+        <w:t>- 기본 지도: IGN France 오픈 데이터(BD Topo, BD Ortho, Ortho HR) - 구글이 IGN 라이선스 취득 사용</w:t>
       </w:r>
     </w:p>
     <w:p>
       <w:pPr>
         <w:spacing w:after="40"/>
-        <w:ind w:left="283" w:hanging="170"/>
+        <w:ind w:left="283" w:hanging="227"/>
       </w:pPr>
       <w:r>
         <w:rPr>
@@ -651,13 +875,13 @@
           <w:b w:val="0"/>
           <w:sz w:val="20"/>
         </w:rPr>
-        <w:t>-   - 미국: 휴대전화를 통한 탑승요금 미리 결제 기능 제공</w:t>
+        <w:t>- SecNumCloud 대응: 구글이 프랑스 기업 Thales와 합작하여 'S3NS' 설립 - 프랑스 내 Sovereign Cloud 서비스 추진</w:t>
       </w:r>
     </w:p>
     <w:p>
       <w:pPr>
         <w:spacing w:after="40"/>
-        <w:ind w:left="283" w:hanging="170"/>
+        <w:ind w:left="283" w:hanging="227"/>
       </w:pPr>
       <w:r>
         <w:rPr>
@@ -665,13 +889,56 @@
           <w:b w:val="0"/>
           <w:sz w:val="20"/>
         </w:rPr>
-        <w:t>-   - 영국: 휴대전화를 통한 탑승요금 미리 결제 기능 제공</w:t>
+        <w:t>- Sovereign Cloud 개념: 데이터 주권을 해당 국가에 부여, 국가 법률·인프라 내에서 저장·처리·분석이 이루어지는 방식</w:t>
       </w:r>
     </w:p>
     <w:p>
       <w:pPr>
         <w:spacing w:after="40"/>
-        <w:ind w:left="283" w:hanging="170"/>
+        <w:ind w:left="340"/>
+      </w:pPr>
+      <w:r>
+        <w:rPr>
+          <w:rFonts w:ascii="맑은 고딕" w:hAnsi="맑은 고딕"/>
+          <w:b w:val="0"/>
+          <w:color w:val="555555"/>
+          <w:sz w:val="19"/>
+        </w:rPr>
+        <w:t>* 한국에서의 가능 시나리오: 구글이 네이버클라우드·KT클라우드 등과 Sovereign Cloud 구축, 지도 정보 탑재 후 경로 탐색·AI 분석 등 결과만 외부 반출하는 방식</w:t>
+      </w:r>
+    </w:p>
+    <w:p>
+      <w:pPr>
+        <w:spacing w:after="40"/>
+        <w:ind w:left="340"/>
+      </w:pPr>
+      <w:r>
+        <w:rPr>
+          <w:rFonts w:ascii="맑은 고딕" w:hAnsi="맑은 고딕"/>
+          <w:b w:val="0"/>
+          <w:color w:val="555555"/>
+          <w:sz w:val="19"/>
+        </w:rPr>
+        <w:t>* 출처: 차승민_1105</w:t>
+      </w:r>
+    </w:p>
+    <w:p>
+      <w:pPr>
+        <w:spacing w:before="180" w:after="40"/>
+      </w:pPr>
+      <w:r>
+        <w:rPr>
+          <w:rFonts w:ascii="맑은 고딕" w:hAnsi="맑은 고딕"/>
+          <w:b/>
+          <w:sz w:val="22"/>
+        </w:rPr>
+        <w:t>3.7 호주</w:t>
+      </w:r>
+    </w:p>
+    <w:p>
+      <w:pPr>
+        <w:spacing w:after="40"/>
+        <w:ind w:left="283" w:hanging="227"/>
       </w:pPr>
       <w:r>
         <w:rPr>
@@ -679,27 +946,82 @@
           <w:b w:val="0"/>
           <w:sz w:val="20"/>
         </w:rPr>
-        <w:t>- 대한민국: 대중교통 정보는 제공되나, 사전 결제 기능 미확인 / 도로 기반 동선 미반영</w:t>
+        <w:t>- 기본 지도: 국가 공간데이터 포털(data.gov.au), 각 주 정부 오픈데이터 (NSW Spatial Services, Geoscape 등)</w:t>
       </w:r>
     </w:p>
     <w:p>
       <w:pPr>
         <w:spacing w:after="40"/>
-        <w:ind w:left="283"/>
+        <w:ind w:left="283" w:hanging="227"/>
       </w:pPr>
       <w:r>
         <w:rPr>
           <w:rFonts w:ascii="맑은 고딕" w:hAnsi="맑은 고딕"/>
           <w:b w:val="0"/>
-          <w:color w:val="444444"/>
-          <w:sz w:val="19"/>
+          <w:sz w:val="20"/>
         </w:rPr>
-        <w:t>* 결제 연계 파트너(교통카드사, 핀테크 플랫폼 등) 및 국가별 현황 추가 조사 필요 (7항 참조)</w:t>
+        <w:t>- Google Maps 제공 최대 축척: 1:25,000 - 그럼에도 서비스 품질 높음</w:t>
       </w:r>
     </w:p>
     <w:p>
       <w:pPr>
-        <w:spacing w:before="160" w:after="40"/>
+        <w:spacing w:after="40"/>
+        <w:ind w:left="283" w:hanging="227"/>
+      </w:pPr>
+      <w:r>
+        <w:rPr>
+          <w:rFonts w:ascii="맑은 고딕" w:hAnsi="맑은 고딕"/>
+          <w:b w:val="0"/>
+          <w:sz w:val="20"/>
+        </w:rPr>
+        <w:t>- 보완 방법: 다수 사용자의 GPS 데이터 + 지역 교통 당국 데이터 + 크라우드소싱을 통해 1:25,000 한계를 극복</w:t>
+      </w:r>
+    </w:p>
+    <w:p>
+      <w:pPr>
+        <w:spacing w:after="40"/>
+        <w:ind w:left="283" w:hanging="227"/>
+      </w:pPr>
+      <w:r>
+        <w:rPr>
+          <w:rFonts w:ascii="맑은 고딕" w:hAnsi="맑은 고딕"/>
+          <w:b w:val="0"/>
+          <w:sz w:val="20"/>
+        </w:rPr>
+        <w:t>- 시사점: 1:25,000 축척 지도로도 완성도 높은 구글맵 서비스 제공 가능 - 구글의 '1:25,000으로는 서비스 불가' 주장 반박 근거</w:t>
+      </w:r>
+    </w:p>
+    <w:p>
+      <w:pPr>
+        <w:spacing w:after="40"/>
+        <w:ind w:left="340"/>
+      </w:pPr>
+      <w:r>
+        <w:rPr>
+          <w:rFonts w:ascii="맑은 고딕" w:hAnsi="맑은 고딕"/>
+          <w:b w:val="0"/>
+          <w:color w:val="555555"/>
+          <w:sz w:val="19"/>
+        </w:rPr>
+        <w:t>* 출처: 차승민_1105</w:t>
+      </w:r>
+    </w:p>
+    <w:p>
+      <w:pPr>
+        <w:spacing w:before="280" w:after="80"/>
+      </w:pPr>
+      <w:r>
+        <w:rPr>
+          <w:rFonts w:ascii="맑은 고딕" w:hAnsi="맑은 고딕"/>
+          <w:b/>
+          <w:sz w:val="26"/>
+        </w:rPr>
+        <w:t>4. Google Maps 연계 서비스 현황</w:t>
+      </w:r>
+    </w:p>
+    <w:p>
+      <w:pPr>
+        <w:spacing w:before="180" w:after="40"/>
       </w:pPr>
       <w:r>
         <w:rPr>
@@ -707,13 +1029,13 @@
           <w:b/>
           <w:sz w:val="22"/>
         </w:rPr>
-        <w:t>3.5 항공편 서비스 연계 (Google Flights)</w:t>
+        <w:t>4.1 연계 서비스 카테고리 분류</w:t>
       </w:r>
     </w:p>
     <w:p>
       <w:pPr>
         <w:spacing w:after="40"/>
-        <w:ind w:left="283" w:hanging="170"/>
+        <w:ind w:left="283" w:hanging="227"/>
       </w:pPr>
       <w:r>
         <w:rPr>
@@ -721,13 +1043,13 @@
           <w:b w:val="0"/>
           <w:sz w:val="20"/>
         </w:rPr>
-        <w:t>- 도시 간 이동(장거리)의 경우 항공편 카테고리에서 Google Flights로 연결</w:t>
+        <w:t>- Google Maps는 단순 지도를 넘어, 이동 전 과정(교통·숙박·식당·결제)을 아우르는 통합 플랫폼으로 기능</w:t>
       </w:r>
     </w:p>
     <w:p>
       <w:pPr>
         <w:spacing w:after="40"/>
-        <w:ind w:left="283" w:hanging="170"/>
+        <w:ind w:left="283" w:hanging="227"/>
       </w:pPr>
       <w:r>
         <w:rPr>
@@ -735,13 +1057,13 @@
           <w:b w:val="0"/>
           <w:sz w:val="20"/>
         </w:rPr>
-        <w:t>- 웹 환경에서만 항공편 기능 접근 가능, 모바일 앱에서는 해당 기능 미노출</w:t>
+        <w:t>- 길찾기 카테고리: 차량 / 대중교통 / 자전거 / 도보 / 차량공유·택시 / 항공편(Google Flights)</w:t>
       </w:r>
     </w:p>
     <w:p>
       <w:pPr>
         <w:spacing w:after="40"/>
-        <w:ind w:left="283" w:hanging="170"/>
+        <w:ind w:left="283" w:hanging="227"/>
       </w:pPr>
       <w:r>
         <w:rPr>
@@ -749,13 +1071,26 @@
           <w:b w:val="0"/>
           <w:sz w:val="20"/>
         </w:rPr>
-        <w:t>- IP 환경에 따른 접근 제한 사항:</w:t>
+        <w:t>- 생활 서비스 연계: 숙박 예약 / 식당 예약 / 대중교통 결제 / 항공권 예약</w:t>
       </w:r>
     </w:p>
     <w:p>
       <w:pPr>
+        <w:spacing w:before="180" w:after="40"/>
+      </w:pPr>
+      <w:r>
+        <w:rPr>
+          <w:rFonts w:ascii="맑은 고딕" w:hAnsi="맑은 고딕"/>
+          <w:b/>
+          <w:sz w:val="22"/>
+        </w:rPr>
+        <w:t>4.2 숙박 서비스 연계 (호텔·숙소)</w:t>
+      </w:r>
+    </w:p>
+    <w:p>
+      <w:pPr>
         <w:spacing w:after="40"/>
-        <w:ind w:left="283" w:hanging="170"/>
+        <w:ind w:left="283" w:hanging="227"/>
       </w:pPr>
       <w:r>
         <w:rPr>
@@ -763,13 +1098,13 @@
           <w:b w:val="0"/>
           <w:sz w:val="20"/>
         </w:rPr>
-        <w:t>-   - 대한민국 IP에서 타 국가 항공편 조회 시: Google Flights 연결 불가</w:t>
+        <w:t>- Google Maps 장소 검색 시 Booking.com 기준 인기 숙소 정보 표시 (기존 조사 방법론에서 확인)</w:t>
       </w:r>
     </w:p>
     <w:p>
       <w:pPr>
         <w:spacing w:after="40"/>
-        <w:ind w:left="283" w:hanging="170"/>
+        <w:ind w:left="283" w:hanging="227"/>
       </w:pPr>
       <w:r>
         <w:rPr>
@@ -777,27 +1112,41 @@
           <w:b w:val="0"/>
           <w:sz w:val="20"/>
         </w:rPr>
-        <w:t>-   - 타 국가 IP에서 타 국가 항공편 조회 시(대한민국 포함): Google Flights 연결 가능</w:t>
+        <w:t>- 호텔 검색 시 가격·예약 정보 연계 제공: Booking.com, Hotels.com 등 제3자 예약 플랫폼 연동</w:t>
       </w:r>
     </w:p>
     <w:p>
       <w:pPr>
         <w:spacing w:after="40"/>
-        <w:ind w:left="283"/>
+        <w:ind w:left="283" w:hanging="227"/>
       </w:pPr>
       <w:r>
         <w:rPr>
           <w:rFonts w:ascii="맑은 고딕" w:hAnsi="맑은 고딕"/>
           <w:b w:val="0"/>
-          <w:color w:val="444444"/>
-          <w:sz w:val="19"/>
+          <w:sz w:val="20"/>
         </w:rPr>
-        <w:t>* 이는 대한민국에서의 구글 서비스 제한과 온쇼어 이슈와 직접적으로 연관됨</w:t>
+        <w:t>- MapMyIndia/mappls(인도) 사례 참고: 지도 앱 내 숙소 예약 기능을 일체화하여 제공 - 연계 서비스 통합의 방향성 확인</w:t>
       </w:r>
     </w:p>
     <w:p>
       <w:pPr>
-        <w:spacing w:before="160" w:after="40"/>
+        <w:spacing w:after="40"/>
+        <w:ind w:left="340"/>
+      </w:pPr>
+      <w:r>
+        <w:rPr>
+          <w:rFonts w:ascii="맑은 고딕" w:hAnsi="맑은 고딕"/>
+          <w:b w:val="0"/>
+          <w:color w:val="555555"/>
+          <w:sz w:val="19"/>
+        </w:rPr>
+        <w:t>* 구체적 연계 메커니즘(파트너십 구조, 수수료 체계, 국가별 제공 범위) 추가 조사 필요</w:t>
+      </w:r>
+    </w:p>
+    <w:p>
+      <w:pPr>
+        <w:spacing w:before="180" w:after="40"/>
       </w:pPr>
       <w:r>
         <w:rPr>
@@ -805,13 +1154,13 @@
           <w:b/>
           <w:sz w:val="22"/>
         </w:rPr>
-        <w:t>3.6 기타 특화 기능</w:t>
+        <w:t>4.3 차량공유/택시 서비스 연계 (우버 등)</w:t>
       </w:r>
     </w:p>
     <w:p>
       <w:pPr>
         <w:spacing w:after="40"/>
-        <w:ind w:left="283" w:hanging="170"/>
+        <w:ind w:left="283" w:hanging="227"/>
       </w:pPr>
       <w:r>
         <w:rPr>
@@ -819,13 +1168,13 @@
           <w:b w:val="0"/>
           <w:sz w:val="20"/>
         </w:rPr>
-        <w:t>- Immersive View (실감형 뷰): 영국에서 차량·자전거·도보 길찾기에서 확인</w:t>
+        <w:t>- 제공 방식: 별도 외부 앱으로 연결하는 In-app redirect 방식</w:t>
       </w:r>
     </w:p>
     <w:p>
       <w:pPr>
         <w:spacing w:after="40"/>
-        <w:ind w:left="283" w:hanging="170"/>
+        <w:ind w:left="283" w:hanging="227"/>
       </w:pPr>
       <w:r>
         <w:rPr>
@@ -833,13 +1182,13 @@
           <w:b w:val="0"/>
           <w:sz w:val="20"/>
         </w:rPr>
-        <w:t>- 고도 변화 표시: 자전거·도보 경로에서 제공 (미국, 스웨덴, 영국, 이스라엘)</w:t>
+        <w:t>- 제공 확인 국가: 미국(앱으로 접근), 이스라엘(앱으로 접근), 독일(앱으로 접근)</w:t>
       </w:r>
     </w:p>
     <w:p>
       <w:pPr>
         <w:spacing w:after="40"/>
-        <w:ind w:left="283" w:hanging="170"/>
+        <w:ind w:left="283" w:hanging="227"/>
       </w:pPr>
       <w:r>
         <w:rPr>
@@ -847,13 +1196,56 @@
           <w:b w:val="0"/>
           <w:sz w:val="20"/>
         </w:rPr>
-        <w:t>- 경로의 도로 유형 설명: 영국 자전거 경로에서 확인</w:t>
+        <w:t>- 미제공 국가: 대한민국, 인도, 중국</w:t>
       </w:r>
     </w:p>
     <w:p>
       <w:pPr>
         <w:spacing w:after="40"/>
-        <w:ind w:left="283" w:hanging="170"/>
+        <w:ind w:left="340"/>
+      </w:pPr>
+      <w:r>
+        <w:rPr>
+          <w:rFonts w:ascii="맑은 고딕" w:hAnsi="맑은 고딕"/>
+          <w:b w:val="0"/>
+          <w:color w:val="555555"/>
+          <w:sz w:val="19"/>
+        </w:rPr>
+        <w:t>* 연계되는 구체적 앱 목록(Uber, Lyft, Grab, Bolt 등 국가별 상이) 추가 조사 필요</w:t>
+      </w:r>
+    </w:p>
+    <w:p>
+      <w:pPr>
+        <w:spacing w:after="40"/>
+        <w:ind w:left="340"/>
+      </w:pPr>
+      <w:r>
+        <w:rPr>
+          <w:rFonts w:ascii="맑은 고딕" w:hAnsi="맑은 고딕"/>
+          <w:b w:val="0"/>
+          <w:color w:val="555555"/>
+          <w:sz w:val="19"/>
+        </w:rPr>
+        <w:t>* 출처: 기존 조사(251126) + 차승민_1223</w:t>
+      </w:r>
+    </w:p>
+    <w:p>
+      <w:pPr>
+        <w:spacing w:before="180" w:after="40"/>
+      </w:pPr>
+      <w:r>
+        <w:rPr>
+          <w:rFonts w:ascii="맑은 고딕" w:hAnsi="맑은 고딕"/>
+          <w:b/>
+          <w:sz w:val="22"/>
+        </w:rPr>
+        <w:t>4.4 대중교통 결제 연계</w:t>
+      </w:r>
+    </w:p>
+    <w:p>
+      <w:pPr>
+        <w:spacing w:after="40"/>
+        <w:ind w:left="283" w:hanging="227"/>
       </w:pPr>
       <w:r>
         <w:rPr>
@@ -861,13 +1253,13 @@
           <w:b w:val="0"/>
           <w:sz w:val="20"/>
         </w:rPr>
-        <w:t>- 근처 주차공간 및 혼잡도 표시: 차량 길찾기에서 제공 (미국, 스웨덴, 영국, 인도, 이스라엘)</w:t>
+        <w:t>- 제공 확인 국가: 미국, 영국 - 휴대전화를 통한 탑승요금 사전 결제 기능 제공</w:t>
       </w:r>
     </w:p>
     <w:p>
       <w:pPr>
         <w:spacing w:after="40"/>
-        <w:ind w:left="283" w:hanging="170"/>
+        <w:ind w:left="283" w:hanging="227"/>
       </w:pPr>
       <w:r>
         <w:rPr>
@@ -875,27 +1267,263 @@
           <w:b w:val="0"/>
           <w:sz w:val="20"/>
         </w:rPr>
-        <w:t>- 실시간 교통정보 (차선 통제 등): 차량 길찾기에서 제공 (미국, 스웨덴, 영국, 인도, 이스라엘)</w:t>
+        <w:t>- 대한민국: 대중교통 정보 제공되나 사전 결제 기능 미확인, 도로 기반 동선 미반영</w:t>
       </w:r>
     </w:p>
     <w:p>
       <w:pPr>
         <w:spacing w:after="40"/>
-        <w:ind w:left="283"/>
+        <w:ind w:left="340"/>
       </w:pPr>
       <w:r>
         <w:rPr>
           <w:rFonts w:ascii="맑은 고딕" w:hAnsi="맑은 고딕"/>
           <w:b w:val="0"/>
-          <w:color w:val="444444"/>
+          <w:color w:val="555555"/>
           <w:sz w:val="19"/>
         </w:rPr>
-        <w:t>* 대한민국은 차량 길찾기 자체가 미제공으로, 해당 기능 전체 미확인</w:t>
+        <w:t>* 결제 연계 파트너(교통카드사, 핀테크 플랫폼) 및 국가별 현황 추가 조사 필요</w:t>
       </w:r>
     </w:p>
     <w:p>
       <w:pPr>
-        <w:spacing w:before="240" w:after="80"/>
+        <w:spacing w:before="180" w:after="40"/>
+      </w:pPr>
+      <w:r>
+        <w:rPr>
+          <w:rFonts w:ascii="맑은 고딕" w:hAnsi="맑은 고딕"/>
+          <w:b/>
+          <w:sz w:val="22"/>
+        </w:rPr>
+        <w:t>4.5 항공편 연계 (Google Flights)</w:t>
+      </w:r>
+    </w:p>
+    <w:p>
+      <w:pPr>
+        <w:spacing w:after="40"/>
+        <w:ind w:left="283" w:hanging="227"/>
+      </w:pPr>
+      <w:r>
+        <w:rPr>
+          <w:rFonts w:ascii="맑은 고딕" w:hAnsi="맑은 고딕"/>
+          <w:b w:val="0"/>
+          <w:sz w:val="20"/>
+        </w:rPr>
+        <w:t>- 도시 간 이동(장거리)에서 항공편 카테고리 선택 시 Google Flights로 연결</w:t>
+      </w:r>
+    </w:p>
+    <w:p>
+      <w:pPr>
+        <w:spacing w:after="40"/>
+        <w:ind w:left="283" w:hanging="227"/>
+      </w:pPr>
+      <w:r>
+        <w:rPr>
+          <w:rFonts w:ascii="맑은 고딕" w:hAnsi="맑은 고딕"/>
+          <w:b w:val="0"/>
+          <w:sz w:val="20"/>
+        </w:rPr>
+        <w:t>- 제공 환경: 웹 전용 (모바일 앱에서는 해당 기능 미노출)</w:t>
+      </w:r>
+    </w:p>
+    <w:p>
+      <w:pPr>
+        <w:spacing w:after="40"/>
+        <w:ind w:left="283" w:hanging="227"/>
+      </w:pPr>
+      <w:r>
+        <w:rPr>
+          <w:rFonts w:ascii="맑은 고딕" w:hAnsi="맑은 고딕"/>
+          <w:b w:val="0"/>
+          <w:sz w:val="20"/>
+        </w:rPr>
+        <w:t>- IP 환경별 접근 제한:</w:t>
+      </w:r>
+    </w:p>
+    <w:p>
+      <w:pPr>
+        <w:spacing w:after="40"/>
+        <w:ind w:left="567" w:hanging="227"/>
+      </w:pPr>
+      <w:r>
+        <w:rPr>
+          <w:rFonts w:ascii="맑은 고딕" w:hAnsi="맑은 고딕"/>
+          <w:b w:val="0"/>
+          <w:sz w:val="20"/>
+        </w:rPr>
+        <w:t xml:space="preserve">  · 대한민국 IP에서 타 국가 항공편 조회 시 Google Flights 연결 불가</w:t>
+      </w:r>
+    </w:p>
+    <w:p>
+      <w:pPr>
+        <w:spacing w:after="40"/>
+        <w:ind w:left="567" w:hanging="227"/>
+      </w:pPr>
+      <w:r>
+        <w:rPr>
+          <w:rFonts w:ascii="맑은 고딕" w:hAnsi="맑은 고딕"/>
+          <w:b w:val="0"/>
+          <w:sz w:val="20"/>
+        </w:rPr>
+        <w:t xml:space="preserve">  · 타 국가 IP에서 타 국가 항공편 조회 시(대한민국 포함) Google Flights 연결 가능</w:t>
+      </w:r>
+    </w:p>
+    <w:p>
+      <w:pPr>
+        <w:spacing w:before="180" w:after="40"/>
+      </w:pPr>
+      <w:r>
+        <w:rPr>
+          <w:rFonts w:ascii="맑은 고딕" w:hAnsi="맑은 고딕"/>
+          <w:b/>
+          <w:sz w:val="22"/>
+        </w:rPr>
+        <w:t>4.6 식당·POI 연계</w:t>
+      </w:r>
+    </w:p>
+    <w:p>
+      <w:pPr>
+        <w:spacing w:after="40"/>
+        <w:ind w:left="283" w:hanging="227"/>
+      </w:pPr>
+      <w:r>
+        <w:rPr>
+          <w:rFonts w:ascii="맑은 고딕" w:hAnsi="맑은 고딕"/>
+          <w:b w:val="0"/>
+          <w:sz w:val="20"/>
+        </w:rPr>
+        <w:t>- Google Maps 내 식당 검색 시 영업시간·메뉴·리뷰·예약 연동 기능 제공 (확인 필요)</w:t>
+      </w:r>
+    </w:p>
+    <w:p>
+      <w:pPr>
+        <w:spacing w:after="40"/>
+        <w:ind w:left="283" w:hanging="227"/>
+      </w:pPr>
+      <w:r>
+        <w:rPr>
+          <w:rFonts w:ascii="맑은 고딕" w:hAnsi="맑은 고딕"/>
+          <w:b w:val="0"/>
+          <w:sz w:val="20"/>
+        </w:rPr>
+        <w:t>- 중국 사례: 구글이 Dianping Holdings Ltd.(大众点评)의 POI 데이터를 계약·라이선스 방식으로 연계 반영 - 현지 플랫폼 POI 연계의 구체적 사례</w:t>
+      </w:r>
+    </w:p>
+    <w:p>
+      <w:pPr>
+        <w:spacing w:after="40"/>
+        <w:ind w:left="283" w:hanging="227"/>
+      </w:pPr>
+      <w:r>
+        <w:rPr>
+          <w:rFonts w:ascii="맑은 고딕" w:hAnsi="맑은 고딕"/>
+          <w:b w:val="0"/>
+          <w:sz w:val="20"/>
+        </w:rPr>
+        <w:t>- 인도 사례: MapMyIndia/mappls가 식당·POI 정보를 지도 앱에 통합하여 제공 중 (구글 연계 서비스 방향성의 벤치마크)</w:t>
+      </w:r>
+    </w:p>
+    <w:p>
+      <w:pPr>
+        <w:spacing w:after="40"/>
+        <w:ind w:left="340"/>
+      </w:pPr>
+      <w:r>
+        <w:rPr>
+          <w:rFonts w:ascii="맑은 고딕" w:hAnsi="맑은 고딕"/>
+          <w:b w:val="0"/>
+          <w:color w:val="555555"/>
+          <w:sz w:val="19"/>
+        </w:rPr>
+        <w:t>* Google Maps 내 구체적 식당 예약 연계(OpenTable, Resy, Google Reserve 등) 직접 확인 필요 - 추가 조사 항목</w:t>
+      </w:r>
+    </w:p>
+    <w:p>
+      <w:pPr>
+        <w:spacing w:before="180" w:after="40"/>
+      </w:pPr>
+      <w:r>
+        <w:rPr>
+          <w:rFonts w:ascii="맑은 고딕" w:hAnsi="맑은 고딕"/>
+          <w:b/>
+          <w:sz w:val="22"/>
+        </w:rPr>
+        <w:t>4.7 기타 특화 기능</w:t>
+      </w:r>
+    </w:p>
+    <w:p>
+      <w:pPr>
+        <w:spacing w:after="40"/>
+        <w:ind w:left="283" w:hanging="227"/>
+      </w:pPr>
+      <w:r>
+        <w:rPr>
+          <w:rFonts w:ascii="맑은 고딕" w:hAnsi="맑은 고딕"/>
+          <w:b w:val="0"/>
+          <w:sz w:val="20"/>
+        </w:rPr>
+        <w:t>- Immersive View (실감형 뷰): 영국에서 차량·자전거·도보 길찾기에 적용 확인</w:t>
+      </w:r>
+    </w:p>
+    <w:p>
+      <w:pPr>
+        <w:spacing w:after="40"/>
+        <w:ind w:left="283" w:hanging="227"/>
+      </w:pPr>
+      <w:r>
+        <w:rPr>
+          <w:rFonts w:ascii="맑은 고딕" w:hAnsi="맑은 고딕"/>
+          <w:b w:val="0"/>
+          <w:sz w:val="20"/>
+        </w:rPr>
+        <w:t>- 고도 변화 표시: 자전거·도보 경로에서 제공 (미국, 스웨덴, 영국, 이스라엘, 인도, 독일)</w:t>
+      </w:r>
+    </w:p>
+    <w:p>
+      <w:pPr>
+        <w:spacing w:after="40"/>
+        <w:ind w:left="283" w:hanging="227"/>
+      </w:pPr>
+      <w:r>
+        <w:rPr>
+          <w:rFonts w:ascii="맑은 고딕" w:hAnsi="맑은 고딕"/>
+          <w:b w:val="0"/>
+          <w:sz w:val="20"/>
+        </w:rPr>
+        <w:t>- 경로 도로 유형 설명: 영국·독일 자전거 경로에서 확인</w:t>
+      </w:r>
+    </w:p>
+    <w:p>
+      <w:pPr>
+        <w:spacing w:after="40"/>
+        <w:ind w:left="283" w:hanging="227"/>
+      </w:pPr>
+      <w:r>
+        <w:rPr>
+          <w:rFonts w:ascii="맑은 고딕" w:hAnsi="맑은 고딕"/>
+          <w:b w:val="0"/>
+          <w:sz w:val="20"/>
+        </w:rPr>
+        <w:t>- 실시간 교통정보(차선 통제 등): 차량 길찾기에서 제공 (미국, 스웨덴, 영국, 인도, 이스라엘, 독일)</w:t>
+      </w:r>
+    </w:p>
+    <w:p>
+      <w:pPr>
+        <w:spacing w:after="40"/>
+        <w:ind w:left="283" w:hanging="227"/>
+      </w:pPr>
+      <w:r>
+        <w:rPr>
+          <w:rFonts w:ascii="맑은 고딕" w:hAnsi="맑은 고딕"/>
+          <w:b w:val="0"/>
+          <w:sz w:val="20"/>
+        </w:rPr>
+        <w:t>- 근처 주차공간·혼잡도: 차량 길찾기에서 제공 (미국, 스웨덴, 영국, 인도, 이스라엘, 독일)</w:t>
+      </w:r>
+    </w:p>
+    <w:p>
+      <w:pPr>
+        <w:spacing w:before="280" w:after="80"/>
       </w:pPr>
       <w:r>
         <w:rPr>
@@ -903,13 +1531,26 @@
           <w:b/>
           <w:sz w:val="26"/>
         </w:rPr>
-        <w:t>4. 국가별 Google Maps 서비스 품질 비교</w:t>
+        <w:t>5. 국가별 Google Maps 서비스 품질 비교</w:t>
       </w:r>
     </w:p>
     <w:p>
       <w:pPr>
+        <w:spacing w:before="180" w:after="40"/>
+      </w:pPr>
+      <w:r>
+        <w:rPr>
+          <w:rFonts w:ascii="맑은 고딕" w:hAnsi="맑은 고딕"/>
+          <w:b/>
+          <w:sz w:val="22"/>
+        </w:rPr>
+        <w:t>5.1 Google Maps Platform API 공식 제공 현황 (대한민국 포함)</w:t>
+      </w:r>
+    </w:p>
+    <w:p>
+      <w:pPr>
         <w:spacing w:after="40"/>
-        <w:ind w:left="283" w:hanging="170"/>
+        <w:ind w:left="283" w:hanging="227"/>
       </w:pPr>
       <w:r>
         <w:rPr>
@@ -917,7 +1558,841 @@
           <w:b w:val="0"/>
           <w:sz w:val="20"/>
         </w:rPr>
-        <w:t>- 범례: 높음 = 미국과 동등하거나 고품질, 중간 = 제공하나 기능 제한, 낮음 = 미제공</w:t>
+        <w:t>- 구글 공식 자료(Google Maps Platform - 국가별 제공 기능표)에 따른 대한민국 API 제공 현황:</w:t>
+      </w:r>
+    </w:p>
+    <w:tbl>
+      <w:tblPr>
+        <w:tblStyle w:val="TableGrid"/>
+        <w:tblW w:type="auto" w:w="0"/>
+        <w:tblLook w:firstColumn="1" w:firstRow="1" w:lastColumn="0" w:lastRow="0" w:noHBand="0" w:noVBand="1" w:val="04A0"/>
+      </w:tblPr>
+      <w:tblGrid>
+        <w:gridCol w:w="1520"/>
+        <w:gridCol w:w="1520"/>
+        <w:gridCol w:w="1520"/>
+        <w:gridCol w:w="1520"/>
+        <w:gridCol w:w="1520"/>
+        <w:gridCol w:w="1520"/>
+      </w:tblGrid>
+      <w:tr>
+        <w:tc>
+          <w:tcPr>
+            <w:tcW w:type="dxa" w:w="1520"/>
+          </w:tcPr>
+          <w:p>
+            <w:r>
+              <w:rPr>
+                <w:b/>
+                <w:sz w:val="19"/>
+              </w:rPr>
+              <w:t>API 기능</w:t>
+            </w:r>
+          </w:p>
+        </w:tc>
+        <w:tc>
+          <w:tcPr>
+            <w:tcW w:type="dxa" w:w="1520"/>
+          </w:tcPr>
+          <w:p>
+            <w:r>
+              <w:rPr>
+                <w:b/>
+                <w:sz w:val="19"/>
+              </w:rPr>
+              <w:t>대한민국(KR)</w:t>
+            </w:r>
+          </w:p>
+        </w:tc>
+        <w:tc>
+          <w:tcPr>
+            <w:tcW w:type="dxa" w:w="1520"/>
+          </w:tcPr>
+          <w:p>
+            <w:r>
+              <w:rPr>
+                <w:b/>
+                <w:sz w:val="19"/>
+              </w:rPr>
+              <w:t>미국(US)</w:t>
+            </w:r>
+          </w:p>
+        </w:tc>
+        <w:tc>
+          <w:tcPr>
+            <w:tcW w:type="dxa" w:w="1520"/>
+          </w:tcPr>
+          <w:p>
+            <w:r>
+              <w:rPr>
+                <w:b/>
+                <w:sz w:val="19"/>
+              </w:rPr>
+              <w:t>일본(JP)</w:t>
+            </w:r>
+          </w:p>
+        </w:tc>
+        <w:tc>
+          <w:tcPr>
+            <w:tcW w:type="dxa" w:w="1520"/>
+          </w:tcPr>
+          <w:p>
+            <w:r>
+              <w:rPr>
+                <w:b/>
+                <w:sz w:val="19"/>
+              </w:rPr>
+              <w:t>인도(IN)</w:t>
+            </w:r>
+          </w:p>
+        </w:tc>
+        <w:tc>
+          <w:tcPr>
+            <w:tcW w:type="dxa" w:w="1520"/>
+          </w:tcPr>
+          <w:p>
+            <w:r>
+              <w:rPr>
+                <w:b/>
+                <w:sz w:val="19"/>
+              </w:rPr>
+              <w:t>독일(DE)</w:t>
+            </w:r>
+          </w:p>
+        </w:tc>
+      </w:tr>
+      <w:tr>
+        <w:tc>
+          <w:tcPr>
+            <w:tcW w:type="dxa" w:w="1520"/>
+          </w:tcPr>
+          <w:p>
+            <w:r>
+              <w:rPr>
+                <w:sz w:val="18"/>
+              </w:rPr>
+              <w:t>지도 타일 2D/3D</w:t>
+            </w:r>
+          </w:p>
+        </w:tc>
+        <w:tc>
+          <w:tcPr>
+            <w:tcW w:type="dxa" w:w="1520"/>
+          </w:tcPr>
+          <w:p>
+            <w:r>
+              <w:rPr>
+                <w:sz w:val="18"/>
+              </w:rPr>
+              <w:t>2D만 제공</w:t>
+            </w:r>
+          </w:p>
+        </w:tc>
+        <w:tc>
+          <w:tcPr>
+            <w:tcW w:type="dxa" w:w="1520"/>
+          </w:tcPr>
+          <w:p>
+            <w:r>
+              <w:rPr>
+                <w:sz w:val="18"/>
+              </w:rPr>
+              <w:t>2D/3D 제공</w:t>
+            </w:r>
+          </w:p>
+        </w:tc>
+        <w:tc>
+          <w:tcPr>
+            <w:tcW w:type="dxa" w:w="1520"/>
+          </w:tcPr>
+          <w:p>
+            <w:r>
+              <w:rPr>
+                <w:sz w:val="18"/>
+              </w:rPr>
+              <w:t>2D/3D 제공</w:t>
+            </w:r>
+          </w:p>
+        </w:tc>
+        <w:tc>
+          <w:tcPr>
+            <w:tcW w:type="dxa" w:w="1520"/>
+          </w:tcPr>
+          <w:p>
+            <w:r>
+              <w:rPr>
+                <w:sz w:val="18"/>
+              </w:rPr>
+              <w:t>2D만 제공</w:t>
+            </w:r>
+          </w:p>
+        </w:tc>
+        <w:tc>
+          <w:tcPr>
+            <w:tcW w:type="dxa" w:w="1520"/>
+          </w:tcPr>
+          <w:p>
+            <w:r>
+              <w:rPr>
+                <w:sz w:val="18"/>
+              </w:rPr>
+              <w:t>2D/3D 제공</w:t>
+            </w:r>
+          </w:p>
+        </w:tc>
+      </w:tr>
+      <w:tr>
+        <w:tc>
+          <w:tcPr>
+            <w:tcW w:type="dxa" w:w="1520"/>
+          </w:tcPr>
+          <w:p>
+            <w:r>
+              <w:rPr>
+                <w:sz w:val="18"/>
+              </w:rPr>
+              <w:t>Maps JavaScript 3D</w:t>
+            </w:r>
+          </w:p>
+        </w:tc>
+        <w:tc>
+          <w:tcPr>
+            <w:tcW w:type="dxa" w:w="1520"/>
+          </w:tcPr>
+          <w:p>
+            <w:r>
+              <w:rPr>
+                <w:color w:val="C00000"/>
+                <w:sz w:val="18"/>
+              </w:rPr>
+              <w:t>미제공</w:t>
+            </w:r>
+          </w:p>
+        </w:tc>
+        <w:tc>
+          <w:tcPr>
+            <w:tcW w:type="dxa" w:w="1520"/>
+          </w:tcPr>
+          <w:p>
+            <w:r>
+              <w:rPr>
+                <w:color w:val="006000"/>
+                <w:sz w:val="18"/>
+              </w:rPr>
+              <w:t>제공</w:t>
+            </w:r>
+          </w:p>
+        </w:tc>
+        <w:tc>
+          <w:tcPr>
+            <w:tcW w:type="dxa" w:w="1520"/>
+          </w:tcPr>
+          <w:p>
+            <w:r>
+              <w:rPr>
+                <w:color w:val="006000"/>
+                <w:sz w:val="18"/>
+              </w:rPr>
+              <w:t>제공</w:t>
+            </w:r>
+          </w:p>
+        </w:tc>
+        <w:tc>
+          <w:tcPr>
+            <w:tcW w:type="dxa" w:w="1520"/>
+          </w:tcPr>
+          <w:p>
+            <w:r>
+              <w:rPr>
+                <w:color w:val="C00000"/>
+                <w:sz w:val="18"/>
+              </w:rPr>
+              <w:t>미제공</w:t>
+            </w:r>
+          </w:p>
+        </w:tc>
+        <w:tc>
+          <w:tcPr>
+            <w:tcW w:type="dxa" w:w="1520"/>
+          </w:tcPr>
+          <w:p>
+            <w:r>
+              <w:rPr>
+                <w:color w:val="006000"/>
+                <w:sz w:val="18"/>
+              </w:rPr>
+              <w:t>제공</w:t>
+            </w:r>
+          </w:p>
+        </w:tc>
+      </w:tr>
+      <w:tr>
+        <w:tc>
+          <w:tcPr>
+            <w:tcW w:type="dxa" w:w="1520"/>
+          </w:tcPr>
+          <w:p>
+            <w:r>
+              <w:rPr>
+                <w:sz w:val="18"/>
+              </w:rPr>
+              <w:t>지오코딩</w:t>
+            </w:r>
+          </w:p>
+        </w:tc>
+        <w:tc>
+          <w:tcPr>
+            <w:tcW w:type="dxa" w:w="1520"/>
+          </w:tcPr>
+          <w:p>
+            <w:r>
+              <w:rPr>
+                <w:color w:val="006000"/>
+                <w:sz w:val="18"/>
+              </w:rPr>
+              <w:t>제공</w:t>
+            </w:r>
+          </w:p>
+        </w:tc>
+        <w:tc>
+          <w:tcPr>
+            <w:tcW w:type="dxa" w:w="1520"/>
+          </w:tcPr>
+          <w:p>
+            <w:r>
+              <w:rPr>
+                <w:color w:val="006000"/>
+                <w:sz w:val="18"/>
+              </w:rPr>
+              <w:t>제공</w:t>
+            </w:r>
+          </w:p>
+        </w:tc>
+        <w:tc>
+          <w:tcPr>
+            <w:tcW w:type="dxa" w:w="1520"/>
+          </w:tcPr>
+          <w:p>
+            <w:r>
+              <w:rPr>
+                <w:color w:val="006000"/>
+                <w:sz w:val="18"/>
+              </w:rPr>
+              <w:t>제공</w:t>
+            </w:r>
+          </w:p>
+        </w:tc>
+        <w:tc>
+          <w:tcPr>
+            <w:tcW w:type="dxa" w:w="1520"/>
+          </w:tcPr>
+          <w:p>
+            <w:r>
+              <w:rPr>
+                <w:color w:val="006000"/>
+                <w:sz w:val="18"/>
+              </w:rPr>
+              <w:t>제공</w:t>
+            </w:r>
+          </w:p>
+        </w:tc>
+        <w:tc>
+          <w:tcPr>
+            <w:tcW w:type="dxa" w:w="1520"/>
+          </w:tcPr>
+          <w:p>
+            <w:r>
+              <w:rPr>
+                <w:color w:val="006000"/>
+                <w:sz w:val="18"/>
+              </w:rPr>
+              <w:t>제공</w:t>
+            </w:r>
+          </w:p>
+        </w:tc>
+      </w:tr>
+      <w:tr>
+        <w:tc>
+          <w:tcPr>
+            <w:tcW w:type="dxa" w:w="1520"/>
+          </w:tcPr>
+          <w:p>
+            <w:r>
+              <w:rPr>
+                <w:sz w:val="18"/>
+              </w:rPr>
+              <w:t>교통정보 레이어</w:t>
+            </w:r>
+          </w:p>
+        </w:tc>
+        <w:tc>
+          <w:tcPr>
+            <w:tcW w:type="dxa" w:w="1520"/>
+          </w:tcPr>
+          <w:p>
+            <w:r>
+              <w:rPr>
+                <w:color w:val="C00000"/>
+                <w:sz w:val="18"/>
+              </w:rPr>
+              <w:t>미제공</w:t>
+            </w:r>
+          </w:p>
+        </w:tc>
+        <w:tc>
+          <w:tcPr>
+            <w:tcW w:type="dxa" w:w="1520"/>
+          </w:tcPr>
+          <w:p>
+            <w:r>
+              <w:rPr>
+                <w:color w:val="006000"/>
+                <w:sz w:val="18"/>
+              </w:rPr>
+              <w:t>제공</w:t>
+            </w:r>
+          </w:p>
+        </w:tc>
+        <w:tc>
+          <w:tcPr>
+            <w:tcW w:type="dxa" w:w="1520"/>
+          </w:tcPr>
+          <w:p>
+            <w:r>
+              <w:rPr>
+                <w:color w:val="006000"/>
+                <w:sz w:val="18"/>
+              </w:rPr>
+              <w:t>제공</w:t>
+            </w:r>
+          </w:p>
+        </w:tc>
+        <w:tc>
+          <w:tcPr>
+            <w:tcW w:type="dxa" w:w="1520"/>
+          </w:tcPr>
+          <w:p>
+            <w:r>
+              <w:rPr>
+                <w:color w:val="006000"/>
+                <w:sz w:val="18"/>
+              </w:rPr>
+              <w:t>제공</w:t>
+            </w:r>
+          </w:p>
+        </w:tc>
+        <w:tc>
+          <w:tcPr>
+            <w:tcW w:type="dxa" w:w="1520"/>
+          </w:tcPr>
+          <w:p>
+            <w:r>
+              <w:rPr>
+                <w:color w:val="006000"/>
+                <w:sz w:val="18"/>
+              </w:rPr>
+              <w:t>제공</w:t>
+            </w:r>
+          </w:p>
+        </w:tc>
+      </w:tr>
+      <w:tr>
+        <w:tc>
+          <w:tcPr>
+            <w:tcW w:type="dxa" w:w="1520"/>
+          </w:tcPr>
+          <w:p>
+            <w:r>
+              <w:rPr>
+                <w:sz w:val="18"/>
+              </w:rPr>
+              <w:t>운전 경로/경로 자동 스냅</w:t>
+            </w:r>
+          </w:p>
+        </w:tc>
+        <w:tc>
+          <w:tcPr>
+            <w:tcW w:type="dxa" w:w="1520"/>
+          </w:tcPr>
+          <w:p>
+            <w:r>
+              <w:rPr>
+                <w:color w:val="C00000"/>
+                <w:sz w:val="18"/>
+              </w:rPr>
+              <w:t>미제공</w:t>
+            </w:r>
+          </w:p>
+        </w:tc>
+        <w:tc>
+          <w:tcPr>
+            <w:tcW w:type="dxa" w:w="1520"/>
+          </w:tcPr>
+          <w:p>
+            <w:r>
+              <w:rPr>
+                <w:color w:val="006000"/>
+                <w:sz w:val="18"/>
+              </w:rPr>
+              <w:t>제공</w:t>
+            </w:r>
+          </w:p>
+        </w:tc>
+        <w:tc>
+          <w:tcPr>
+            <w:tcW w:type="dxa" w:w="1520"/>
+          </w:tcPr>
+          <w:p>
+            <w:r>
+              <w:rPr>
+                <w:color w:val="006000"/>
+                <w:sz w:val="18"/>
+              </w:rPr>
+              <w:t>제공</w:t>
+            </w:r>
+          </w:p>
+        </w:tc>
+        <w:tc>
+          <w:tcPr>
+            <w:tcW w:type="dxa" w:w="1520"/>
+          </w:tcPr>
+          <w:p>
+            <w:r>
+              <w:rPr>
+                <w:color w:val="006000"/>
+                <w:sz w:val="18"/>
+              </w:rPr>
+              <w:t>제공</w:t>
+            </w:r>
+          </w:p>
+        </w:tc>
+        <w:tc>
+          <w:tcPr>
+            <w:tcW w:type="dxa" w:w="1520"/>
+          </w:tcPr>
+          <w:p>
+            <w:r>
+              <w:rPr>
+                <w:color w:val="006000"/>
+                <w:sz w:val="18"/>
+              </w:rPr>
+              <w:t>제공</w:t>
+            </w:r>
+          </w:p>
+        </w:tc>
+      </w:tr>
+      <w:tr>
+        <w:tc>
+          <w:tcPr>
+            <w:tcW w:type="dxa" w:w="1520"/>
+          </w:tcPr>
+          <w:p>
+            <w:r>
+              <w:rPr>
+                <w:sz w:val="18"/>
+              </w:rPr>
+              <w:t>자전거 경로</w:t>
+            </w:r>
+          </w:p>
+        </w:tc>
+        <w:tc>
+          <w:tcPr>
+            <w:tcW w:type="dxa" w:w="1520"/>
+          </w:tcPr>
+          <w:p>
+            <w:r>
+              <w:rPr>
+                <w:color w:val="C00000"/>
+                <w:sz w:val="18"/>
+              </w:rPr>
+              <w:t>미제공</w:t>
+            </w:r>
+          </w:p>
+        </w:tc>
+        <w:tc>
+          <w:tcPr>
+            <w:tcW w:type="dxa" w:w="1520"/>
+          </w:tcPr>
+          <w:p>
+            <w:r>
+              <w:rPr>
+                <w:color w:val="006000"/>
+                <w:sz w:val="18"/>
+              </w:rPr>
+              <w:t>제공</w:t>
+            </w:r>
+          </w:p>
+        </w:tc>
+        <w:tc>
+          <w:tcPr>
+            <w:tcW w:type="dxa" w:w="1520"/>
+          </w:tcPr>
+          <w:p>
+            <w:r>
+              <w:rPr>
+                <w:color w:val="C00000"/>
+                <w:sz w:val="18"/>
+              </w:rPr>
+              <w:t>미제공</w:t>
+            </w:r>
+          </w:p>
+        </w:tc>
+        <w:tc>
+          <w:tcPr>
+            <w:tcW w:type="dxa" w:w="1520"/>
+          </w:tcPr>
+          <w:p>
+            <w:r>
+              <w:rPr>
+                <w:color w:val="C00000"/>
+                <w:sz w:val="18"/>
+              </w:rPr>
+              <w:t>미제공</w:t>
+            </w:r>
+          </w:p>
+        </w:tc>
+        <w:tc>
+          <w:tcPr>
+            <w:tcW w:type="dxa" w:w="1520"/>
+          </w:tcPr>
+          <w:p>
+            <w:r>
+              <w:rPr>
+                <w:color w:val="006000"/>
+                <w:sz w:val="18"/>
+              </w:rPr>
+              <w:t>제공</w:t>
+            </w:r>
+          </w:p>
+        </w:tc>
+      </w:tr>
+      <w:tr>
+        <w:tc>
+          <w:tcPr>
+            <w:tcW w:type="dxa" w:w="1520"/>
+          </w:tcPr>
+          <w:p>
+            <w:r>
+              <w:rPr>
+                <w:sz w:val="18"/>
+              </w:rPr>
+              <w:t>도보 경로</w:t>
+            </w:r>
+          </w:p>
+        </w:tc>
+        <w:tc>
+          <w:tcPr>
+            <w:tcW w:type="dxa" w:w="1520"/>
+          </w:tcPr>
+          <w:p>
+            <w:r>
+              <w:rPr>
+                <w:color w:val="C00000"/>
+                <w:sz w:val="18"/>
+              </w:rPr>
+              <w:t>미제공</w:t>
+            </w:r>
+          </w:p>
+        </w:tc>
+        <w:tc>
+          <w:tcPr>
+            <w:tcW w:type="dxa" w:w="1520"/>
+          </w:tcPr>
+          <w:p>
+            <w:r>
+              <w:rPr>
+                <w:color w:val="006000"/>
+                <w:sz w:val="18"/>
+              </w:rPr>
+              <w:t>제공</w:t>
+            </w:r>
+          </w:p>
+        </w:tc>
+        <w:tc>
+          <w:tcPr>
+            <w:tcW w:type="dxa" w:w="1520"/>
+          </w:tcPr>
+          <w:p>
+            <w:r>
+              <w:rPr>
+                <w:color w:val="006000"/>
+                <w:sz w:val="18"/>
+              </w:rPr>
+              <w:t>제공</w:t>
+            </w:r>
+          </w:p>
+        </w:tc>
+        <w:tc>
+          <w:tcPr>
+            <w:tcW w:type="dxa" w:w="1520"/>
+          </w:tcPr>
+          <w:p>
+            <w:r>
+              <w:rPr>
+                <w:color w:val="006000"/>
+                <w:sz w:val="18"/>
+              </w:rPr>
+              <w:t>제공</w:t>
+            </w:r>
+          </w:p>
+        </w:tc>
+        <w:tc>
+          <w:tcPr>
+            <w:tcW w:type="dxa" w:w="1520"/>
+          </w:tcPr>
+          <w:p>
+            <w:r>
+              <w:rPr>
+                <w:color w:val="006000"/>
+                <w:sz w:val="18"/>
+              </w:rPr>
+              <w:t>제공</w:t>
+            </w:r>
+          </w:p>
+        </w:tc>
+      </w:tr>
+      <w:tr>
+        <w:tc>
+          <w:tcPr>
+            <w:tcW w:type="dxa" w:w="1520"/>
+          </w:tcPr>
+          <w:p>
+            <w:r>
+              <w:rPr>
+                <w:sz w:val="18"/>
+              </w:rPr>
+              <w:t>속도 제한</w:t>
+            </w:r>
+          </w:p>
+        </w:tc>
+        <w:tc>
+          <w:tcPr>
+            <w:tcW w:type="dxa" w:w="1520"/>
+          </w:tcPr>
+          <w:p>
+            <w:r>
+              <w:rPr>
+                <w:color w:val="C00000"/>
+                <w:sz w:val="18"/>
+              </w:rPr>
+              <w:t>미제공</w:t>
+            </w:r>
+          </w:p>
+        </w:tc>
+        <w:tc>
+          <w:tcPr>
+            <w:tcW w:type="dxa" w:w="1520"/>
+          </w:tcPr>
+          <w:p>
+            <w:r>
+              <w:rPr>
+                <w:color w:val="006000"/>
+                <w:sz w:val="18"/>
+              </w:rPr>
+              <w:t>제공</w:t>
+            </w:r>
+          </w:p>
+        </w:tc>
+        <w:tc>
+          <w:tcPr>
+            <w:tcW w:type="dxa" w:w="1520"/>
+          </w:tcPr>
+          <w:p>
+            <w:r>
+              <w:rPr>
+                <w:color w:val="C00000"/>
+                <w:sz w:val="18"/>
+              </w:rPr>
+              <w:t>미제공</w:t>
+            </w:r>
+          </w:p>
+        </w:tc>
+        <w:tc>
+          <w:tcPr>
+            <w:tcW w:type="dxa" w:w="1520"/>
+          </w:tcPr>
+          <w:p>
+            <w:r>
+              <w:rPr>
+                <w:color w:val="C00000"/>
+                <w:sz w:val="18"/>
+              </w:rPr>
+              <w:t>미제공</w:t>
+            </w:r>
+          </w:p>
+        </w:tc>
+        <w:tc>
+          <w:tcPr>
+            <w:tcW w:type="dxa" w:w="1520"/>
+          </w:tcPr>
+          <w:p>
+            <w:r>
+              <w:rPr>
+                <w:color w:val="006000"/>
+                <w:sz w:val="18"/>
+              </w:rPr>
+              <w:t>제공</w:t>
+            </w:r>
+          </w:p>
+        </w:tc>
+      </w:tr>
+    </w:tbl>
+    <w:p/>
+    <w:p>
+      <w:pPr>
+        <w:spacing w:after="40"/>
+        <w:ind w:left="340"/>
+      </w:pPr>
+      <w:r>
+        <w:rPr>
+          <w:rFonts w:ascii="맑은 고딕" w:hAnsi="맑은 고딕"/>
+          <w:b w:val="0"/>
+          <w:color w:val="555555"/>
+          <w:sz w:val="19"/>
+        </w:rPr>
+        <w:t>* 대한민국은 지오코딩(주소 검색)만 제공되며, 운전 경로·교통정보·도보·자전거 API 모두 미제공 - API 레벨에서 공식 확인</w:t>
+      </w:r>
+    </w:p>
+    <w:p>
+      <w:pPr>
+        <w:spacing w:after="40"/>
+        <w:ind w:left="340"/>
+      </w:pPr>
+      <w:r>
+        <w:rPr>
+          <w:rFonts w:ascii="맑은 고딕" w:hAnsi="맑은 고딕"/>
+          <w:b w:val="0"/>
+          <w:color w:val="555555"/>
+          <w:sz w:val="19"/>
+        </w:rPr>
+        <w:t>* 출처: 이정무_구글맵 국가별 제공 기능.xlsx (Google Maps Platform 공식 데이터)</w:t>
+      </w:r>
+    </w:p>
+    <w:p>
+      <w:pPr>
+        <w:spacing w:before="180" w:after="40"/>
+      </w:pPr>
+      <w:r>
+        <w:rPr>
+          <w:rFonts w:ascii="맑은 고딕" w:hAnsi="맑은 고딕"/>
+          <w:b/>
+          <w:sz w:val="22"/>
+        </w:rPr>
+        <w:t>5.2 모바일 환경 길찾기 서비스 품질 비교 (실증 조사)</w:t>
+      </w:r>
+    </w:p>
+    <w:p>
+      <w:pPr>
+        <w:spacing w:after="40"/>
+        <w:ind w:left="283" w:hanging="227"/>
+      </w:pPr>
+      <w:r>
+        <w:rPr>
+          <w:rFonts w:ascii="맑은 고딕" w:hAnsi="맑은 고딕"/>
+          <w:b w:val="0"/>
+          <w:sz w:val="20"/>
+        </w:rPr>
+        <w:t>- 범례: 높음 = 미국과 동등하거나 고품질 / 중간 = 제공하나 기능 제한 / 낮음 = 미제공</w:t>
       </w:r>
     </w:p>
     <w:p/>
@@ -1044,8 +2519,7 @@
           <w:p>
             <w:r>
               <w:rPr>
-                <w:b/>
-                <w:sz w:val="19"/>
+                <w:sz w:val="18"/>
               </w:rPr>
               <w:t>미국</w:t>
             </w:r>
@@ -1059,7 +2533,7 @@
             <w:r>
               <w:rPr>
                 <w:color w:val="006000"/>
-                <w:sz w:val="19"/>
+                <w:sz w:val="18"/>
               </w:rPr>
               <w:t>높음</w:t>
             </w:r>
@@ -1073,7 +2547,7 @@
             <w:r>
               <w:rPr>
                 <w:color w:val="006000"/>
-                <w:sz w:val="19"/>
+                <w:sz w:val="18"/>
               </w:rPr>
               <w:t>높음</w:t>
             </w:r>
@@ -1087,7 +2561,7 @@
             <w:r>
               <w:rPr>
                 <w:color w:val="006000"/>
-                <w:sz w:val="19"/>
+                <w:sz w:val="18"/>
               </w:rPr>
               <w:t>높음</w:t>
             </w:r>
@@ -1101,7 +2575,7 @@
             <w:r>
               <w:rPr>
                 <w:color w:val="006000"/>
-                <w:sz w:val="19"/>
+                <w:sz w:val="18"/>
               </w:rPr>
               <w:t>높음</w:t>
             </w:r>
@@ -1115,7 +2589,7 @@
             <w:r>
               <w:rPr>
                 <w:color w:val="006000"/>
-                <w:sz w:val="19"/>
+                <w:sz w:val="18"/>
               </w:rPr>
               <w:t>높음</w:t>
             </w:r>
@@ -1129,7 +2603,7 @@
             <w:r>
               <w:rPr>
                 <w:color w:val="006000"/>
-                <w:sz w:val="19"/>
+                <w:sz w:val="18"/>
               </w:rPr>
               <w:t>높음</w:t>
             </w:r>
@@ -1144,8 +2618,7 @@
           <w:p>
             <w:r>
               <w:rPr>
-                <w:b/>
-                <w:sz w:val="19"/>
+                <w:sz w:val="18"/>
               </w:rPr>
               <w:t>대한민국</w:t>
             </w:r>
@@ -1159,7 +2632,7 @@
             <w:r>
               <w:rPr>
                 <w:color w:val="C00000"/>
-                <w:sz w:val="19"/>
+                <w:sz w:val="18"/>
               </w:rPr>
               <w:t>낮음</w:t>
             </w:r>
@@ -1172,7 +2645,7 @@
           <w:p>
             <w:r>
               <w:rPr>
-                <w:sz w:val="19"/>
+                <w:sz w:val="18"/>
               </w:rPr>
               <w:t>중간</w:t>
             </w:r>
@@ -1186,7 +2659,7 @@
             <w:r>
               <w:rPr>
                 <w:color w:val="C00000"/>
-                <w:sz w:val="19"/>
+                <w:sz w:val="18"/>
               </w:rPr>
               <w:t>낮음</w:t>
             </w:r>
@@ -1200,7 +2673,7 @@
             <w:r>
               <w:rPr>
                 <w:color w:val="C00000"/>
-                <w:sz w:val="19"/>
+                <w:sz w:val="18"/>
               </w:rPr>
               <w:t>낮음</w:t>
             </w:r>
@@ -1214,7 +2687,7 @@
             <w:r>
               <w:rPr>
                 <w:color w:val="C00000"/>
-                <w:sz w:val="19"/>
+                <w:sz w:val="18"/>
               </w:rPr>
               <w:t>낮음</w:t>
             </w:r>
@@ -1227,7 +2700,7 @@
           <w:p>
             <w:r>
               <w:rPr>
-                <w:sz w:val="19"/>
+                <w:sz w:val="18"/>
               </w:rPr>
               <w:t>중간</w:t>
             </w:r>
@@ -1242,10 +2715,9 @@
           <w:p>
             <w:r>
               <w:rPr>
-                <w:b/>
-                <w:sz w:val="19"/>
+                <w:sz w:val="18"/>
               </w:rPr>
-              <w:t>스웨덴</w:t>
+              <w:t>독일</w:t>
             </w:r>
           </w:p>
         </w:tc>
@@ -1257,7 +2729,7 @@
             <w:r>
               <w:rPr>
                 <w:color w:val="006000"/>
-                <w:sz w:val="19"/>
+                <w:sz w:val="18"/>
               </w:rPr>
               <w:t>높음</w:t>
             </w:r>
@@ -1271,7 +2743,7 @@
             <w:r>
               <w:rPr>
                 <w:color w:val="006000"/>
-                <w:sz w:val="19"/>
+                <w:sz w:val="18"/>
               </w:rPr>
               <w:t>높음</w:t>
             </w:r>
@@ -1285,7 +2757,7 @@
             <w:r>
               <w:rPr>
                 <w:color w:val="006000"/>
-                <w:sz w:val="19"/>
+                <w:sz w:val="18"/>
               </w:rPr>
               <w:t>높음</w:t>
             </w:r>
@@ -1299,7 +2771,7 @@
             <w:r>
               <w:rPr>
                 <w:color w:val="006000"/>
-                <w:sz w:val="19"/>
+                <w:sz w:val="18"/>
               </w:rPr>
               <w:t>높음</w:t>
             </w:r>
@@ -1312,10 +2784,10 @@
           <w:p>
             <w:r>
               <w:rPr>
-                <w:color w:val="C00000"/>
-                <w:sz w:val="19"/>
+                <w:color w:val="006000"/>
+                <w:sz w:val="18"/>
               </w:rPr>
-              <w:t>낮음</w:t>
+              <w:t>높음</w:t>
             </w:r>
           </w:p>
         </w:tc>
@@ -1326,7 +2798,7 @@
           <w:p>
             <w:r>
               <w:rPr>
-                <w:sz w:val="19"/>
+                <w:sz w:val="18"/>
               </w:rPr>
               <w:t>-</w:t>
             </w:r>
@@ -1341,10 +2813,9 @@
           <w:p>
             <w:r>
               <w:rPr>
-                <w:b/>
-                <w:sz w:val="19"/>
+                <w:sz w:val="18"/>
               </w:rPr>
-              <w:t>영국</w:t>
+              <w:t>스웨덴</w:t>
             </w:r>
           </w:p>
         </w:tc>
@@ -1356,7 +2827,7 @@
             <w:r>
               <w:rPr>
                 <w:color w:val="006000"/>
-                <w:sz w:val="19"/>
+                <w:sz w:val="18"/>
               </w:rPr>
               <w:t>높음</w:t>
             </w:r>
@@ -1370,7 +2841,7 @@
             <w:r>
               <w:rPr>
                 <w:color w:val="006000"/>
-                <w:sz w:val="19"/>
+                <w:sz w:val="18"/>
               </w:rPr>
               <w:t>높음</w:t>
             </w:r>
@@ -1384,7 +2855,7 @@
             <w:r>
               <w:rPr>
                 <w:color w:val="006000"/>
-                <w:sz w:val="19"/>
+                <w:sz w:val="18"/>
               </w:rPr>
               <w:t>높음</w:t>
             </w:r>
@@ -1398,7 +2869,7 @@
             <w:r>
               <w:rPr>
                 <w:color w:val="006000"/>
-                <w:sz w:val="19"/>
+                <w:sz w:val="18"/>
               </w:rPr>
               <w:t>높음</w:t>
             </w:r>
@@ -1411,10 +2882,10 @@
           <w:p>
             <w:r>
               <w:rPr>
-                <w:color w:val="006000"/>
-                <w:sz w:val="19"/>
+                <w:color w:val="C00000"/>
+                <w:sz w:val="18"/>
               </w:rPr>
-              <w:t>높음</w:t>
+              <w:t>낮음</w:t>
             </w:r>
           </w:p>
         </w:tc>
@@ -1425,7 +2896,7 @@
           <w:p>
             <w:r>
               <w:rPr>
-                <w:sz w:val="19"/>
+                <w:sz w:val="18"/>
               </w:rPr>
               <w:t>-</w:t>
             </w:r>
@@ -1440,10 +2911,9 @@
           <w:p>
             <w:r>
               <w:rPr>
-                <w:b/>
-                <w:sz w:val="19"/>
+                <w:sz w:val="18"/>
               </w:rPr>
-              <w:t>인도</w:t>
+              <w:t>영국</w:t>
             </w:r>
           </w:p>
         </w:tc>
@@ -1455,7 +2925,7 @@
             <w:r>
               <w:rPr>
                 <w:color w:val="006000"/>
-                <w:sz w:val="19"/>
+                <w:sz w:val="18"/>
               </w:rPr>
               <w:t>높음</w:t>
             </w:r>
@@ -1469,7 +2939,7 @@
             <w:r>
               <w:rPr>
                 <w:color w:val="006000"/>
-                <w:sz w:val="19"/>
+                <w:sz w:val="18"/>
               </w:rPr>
               <w:t>높음</w:t>
             </w:r>
@@ -1482,22 +2952,8 @@
           <w:p>
             <w:r>
               <w:rPr>
-                <w:color w:val="C00000"/>
-                <w:sz w:val="19"/>
-              </w:rPr>
-              <w:t>낮음</w:t>
-            </w:r>
-          </w:p>
-        </w:tc>
-        <w:tc>
-          <w:tcPr>
-            <w:tcW w:type="dxa" w:w="1303"/>
-          </w:tcPr>
-          <w:p>
-            <w:r>
-              <w:rPr>
                 <w:color w:val="006000"/>
-                <w:sz w:val="19"/>
+                <w:sz w:val="18"/>
               </w:rPr>
               <w:t>높음</w:t>
             </w:r>
@@ -1510,10 +2966,10 @@
           <w:p>
             <w:r>
               <w:rPr>
-                <w:color w:val="C00000"/>
-                <w:sz w:val="19"/>
+                <w:color w:val="006000"/>
+                <w:sz w:val="18"/>
               </w:rPr>
-              <w:t>낮음</w:t>
+              <w:t>높음</w:t>
             </w:r>
           </w:p>
         </w:tc>
@@ -1524,7 +2980,21 @@
           <w:p>
             <w:r>
               <w:rPr>
-                <w:sz w:val="19"/>
+                <w:color w:val="006000"/>
+                <w:sz w:val="18"/>
+              </w:rPr>
+              <w:t>높음</w:t>
+            </w:r>
+          </w:p>
+        </w:tc>
+        <w:tc>
+          <w:tcPr>
+            <w:tcW w:type="dxa" w:w="1303"/>
+          </w:tcPr>
+          <w:p>
+            <w:r>
+              <w:rPr>
+                <w:sz w:val="18"/>
               </w:rPr>
               <w:t>-</w:t>
             </w:r>
@@ -1539,8 +3009,105 @@
           <w:p>
             <w:r>
               <w:rPr>
-                <w:b/>
-                <w:sz w:val="19"/>
+                <w:sz w:val="18"/>
+              </w:rPr>
+              <w:t>인도</w:t>
+            </w:r>
+          </w:p>
+        </w:tc>
+        <w:tc>
+          <w:tcPr>
+            <w:tcW w:type="dxa" w:w="1303"/>
+          </w:tcPr>
+          <w:p>
+            <w:r>
+              <w:rPr>
+                <w:color w:val="006000"/>
+                <w:sz w:val="18"/>
+              </w:rPr>
+              <w:t>높음</w:t>
+            </w:r>
+          </w:p>
+        </w:tc>
+        <w:tc>
+          <w:tcPr>
+            <w:tcW w:type="dxa" w:w="1303"/>
+          </w:tcPr>
+          <w:p>
+            <w:r>
+              <w:rPr>
+                <w:color w:val="006000"/>
+                <w:sz w:val="18"/>
+              </w:rPr>
+              <w:t>높음</w:t>
+            </w:r>
+          </w:p>
+        </w:tc>
+        <w:tc>
+          <w:tcPr>
+            <w:tcW w:type="dxa" w:w="1303"/>
+          </w:tcPr>
+          <w:p>
+            <w:r>
+              <w:rPr>
+                <w:color w:val="C00000"/>
+                <w:sz w:val="18"/>
+              </w:rPr>
+              <w:t>낮음</w:t>
+            </w:r>
+          </w:p>
+        </w:tc>
+        <w:tc>
+          <w:tcPr>
+            <w:tcW w:type="dxa" w:w="1303"/>
+          </w:tcPr>
+          <w:p>
+            <w:r>
+              <w:rPr>
+                <w:color w:val="006000"/>
+                <w:sz w:val="18"/>
+              </w:rPr>
+              <w:t>높음</w:t>
+            </w:r>
+          </w:p>
+        </w:tc>
+        <w:tc>
+          <w:tcPr>
+            <w:tcW w:type="dxa" w:w="1303"/>
+          </w:tcPr>
+          <w:p>
+            <w:r>
+              <w:rPr>
+                <w:color w:val="C00000"/>
+                <w:sz w:val="18"/>
+              </w:rPr>
+              <w:t>낮음</w:t>
+            </w:r>
+          </w:p>
+        </w:tc>
+        <w:tc>
+          <w:tcPr>
+            <w:tcW w:type="dxa" w:w="1303"/>
+          </w:tcPr>
+          <w:p>
+            <w:r>
+              <w:rPr>
+                <w:sz w:val="18"/>
+              </w:rPr>
+              <w:t>-</w:t>
+            </w:r>
+          </w:p>
+        </w:tc>
+      </w:tr>
+      <w:tr>
+        <w:tc>
+          <w:tcPr>
+            <w:tcW w:type="dxa" w:w="1303"/>
+          </w:tcPr>
+          <w:p>
+            <w:r>
+              <w:rPr>
+                <w:sz w:val="18"/>
               </w:rPr>
               <w:t>이스라엘</w:t>
             </w:r>
@@ -1554,7 +3121,7 @@
             <w:r>
               <w:rPr>
                 <w:color w:val="006000"/>
-                <w:sz w:val="19"/>
+                <w:sz w:val="18"/>
               </w:rPr>
               <w:t>높음</w:t>
             </w:r>
@@ -1568,7 +3135,7 @@
             <w:r>
               <w:rPr>
                 <w:color w:val="006000"/>
-                <w:sz w:val="19"/>
+                <w:sz w:val="18"/>
               </w:rPr>
               <w:t>높음</w:t>
             </w:r>
@@ -1582,7 +3149,7 @@
             <w:r>
               <w:rPr>
                 <w:color w:val="006000"/>
-                <w:sz w:val="19"/>
+                <w:sz w:val="18"/>
               </w:rPr>
               <w:t>높음</w:t>
             </w:r>
@@ -1596,7 +3163,7 @@
             <w:r>
               <w:rPr>
                 <w:color w:val="006000"/>
-                <w:sz w:val="19"/>
+                <w:sz w:val="18"/>
               </w:rPr>
               <w:t>높음</w:t>
             </w:r>
@@ -1610,7 +3177,7 @@
             <w:r>
               <w:rPr>
                 <w:color w:val="006000"/>
-                <w:sz w:val="19"/>
+                <w:sz w:val="18"/>
               </w:rPr>
               <w:t>높음</w:t>
             </w:r>
@@ -1623,7 +3190,105 @@
           <w:p>
             <w:r>
               <w:rPr>
-                <w:sz w:val="19"/>
+                <w:sz w:val="18"/>
+              </w:rPr>
+              <w:t>-</w:t>
+            </w:r>
+          </w:p>
+        </w:tc>
+      </w:tr>
+      <w:tr>
+        <w:tc>
+          <w:tcPr>
+            <w:tcW w:type="dxa" w:w="1303"/>
+          </w:tcPr>
+          <w:p>
+            <w:r>
+              <w:rPr>
+                <w:sz w:val="18"/>
+              </w:rPr>
+              <w:t>중국</w:t>
+            </w:r>
+          </w:p>
+        </w:tc>
+        <w:tc>
+          <w:tcPr>
+            <w:tcW w:type="dxa" w:w="1303"/>
+          </w:tcPr>
+          <w:p>
+            <w:r>
+              <w:rPr>
+                <w:color w:val="006000"/>
+                <w:sz w:val="18"/>
+              </w:rPr>
+              <w:t>높음</w:t>
+            </w:r>
+          </w:p>
+        </w:tc>
+        <w:tc>
+          <w:tcPr>
+            <w:tcW w:type="dxa" w:w="1303"/>
+          </w:tcPr>
+          <w:p>
+            <w:r>
+              <w:rPr>
+                <w:color w:val="C00000"/>
+                <w:sz w:val="18"/>
+              </w:rPr>
+              <w:t>낮음</w:t>
+            </w:r>
+          </w:p>
+        </w:tc>
+        <w:tc>
+          <w:tcPr>
+            <w:tcW w:type="dxa" w:w="1303"/>
+          </w:tcPr>
+          <w:p>
+            <w:r>
+              <w:rPr>
+                <w:color w:val="C00000"/>
+                <w:sz w:val="18"/>
+              </w:rPr>
+              <w:t>낮음</w:t>
+            </w:r>
+          </w:p>
+        </w:tc>
+        <w:tc>
+          <w:tcPr>
+            <w:tcW w:type="dxa" w:w="1303"/>
+          </w:tcPr>
+          <w:p>
+            <w:r>
+              <w:rPr>
+                <w:color w:val="006000"/>
+                <w:sz w:val="18"/>
+              </w:rPr>
+              <w:t>높음</w:t>
+            </w:r>
+          </w:p>
+        </w:tc>
+        <w:tc>
+          <w:tcPr>
+            <w:tcW w:type="dxa" w:w="1303"/>
+          </w:tcPr>
+          <w:p>
+            <w:r>
+              <w:rPr>
+                <w:color w:val="C00000"/>
+                <w:sz w:val="18"/>
+              </w:rPr>
+              <w:t>낮음</w:t>
+            </w:r>
+          </w:p>
+        </w:tc>
+        <w:tc>
+          <w:tcPr>
+            <w:tcW w:type="dxa" w:w="1303"/>
+          </w:tcPr>
+          <w:p>
+            <w:r>
+              <w:rPr>
+                <w:sz w:val="18"/>
               </w:rPr>
               <w:t>-</w:t>
             </w:r>
@@ -1634,7 +3299,22 @@
     <w:p/>
     <w:p>
       <w:pPr>
-        <w:spacing w:before="160" w:after="40"/>
+        <w:spacing w:after="40"/>
+        <w:ind w:left="340"/>
+      </w:pPr>
+      <w:r>
+        <w:rPr>
+          <w:rFonts w:ascii="맑은 고딕" w:hAnsi="맑은 고딕"/>
+          <w:b w:val="0"/>
+          <w:color w:val="555555"/>
+          <w:sz w:val="19"/>
+        </w:rPr>
+        <w:t>* 출처: 기존 조사(251126) + 차승민_1223 통합</w:t>
+      </w:r>
+    </w:p>
+    <w:p>
+      <w:pPr>
+        <w:spacing w:before="180" w:after="40"/>
       </w:pPr>
       <w:r>
         <w:rPr>
@@ -1642,13 +3322,13 @@
           <w:b/>
           <w:sz w:val="22"/>
         </w:rPr>
-        <w:t>4.1 대한민국 서비스 현황 - 주요 시사점</w:t>
+        <w:t>5.3 대한민국 서비스 현황 및 시사점</w:t>
       </w:r>
     </w:p>
     <w:p>
       <w:pPr>
         <w:spacing w:after="40"/>
-        <w:ind w:left="283" w:hanging="170"/>
+        <w:ind w:left="283" w:hanging="227"/>
       </w:pPr>
       <w:r>
         <w:rPr>
@@ -1656,27 +3336,13 @@
           <w:b w:val="0"/>
           <w:sz w:val="20"/>
         </w:rPr>
-        <w:t>- 차량 길찾기: 미제공 (실시간 교통정보 부재)</w:t>
+        <w:t>- 차량 길찾기: 미제공 (실시간 교통정보 부재) - 도심, 시외, 도시 간 이동 전 범위 해당</w:t>
       </w:r>
     </w:p>
     <w:p>
       <w:pPr>
         <w:spacing w:after="40"/>
-        <w:ind w:left="283" w:hanging="170"/>
-      </w:pPr>
-      <w:r>
-        <w:rPr>
-          <w:rFonts w:ascii="맑은 고딕" w:hAnsi="맑은 고딕"/>
-          <w:b w:val="0"/>
-          <w:sz w:val="20"/>
-        </w:rPr>
-        <w:t>-   - 도심(공항-숙소, 숙소-쇼핑몰), 시외(숙소-시골), 도시 간 이동 모두 해당</w:t>
-      </w:r>
-    </w:p>
-    <w:p>
-      <w:pPr>
-        <w:spacing w:after="40"/>
-        <w:ind w:left="283" w:hanging="170"/>
+        <w:ind w:left="283" w:hanging="227"/>
       </w:pPr>
       <w:r>
         <w:rPr>
@@ -1690,7 +3356,7 @@
     <w:p>
       <w:pPr>
         <w:spacing w:after="40"/>
-        <w:ind w:left="283" w:hanging="170"/>
+        <w:ind w:left="283" w:hanging="227"/>
       </w:pPr>
       <w:r>
         <w:rPr>
@@ -1704,7 +3370,7 @@
     <w:p>
       <w:pPr>
         <w:spacing w:after="40"/>
-        <w:ind w:left="283" w:hanging="170"/>
+        <w:ind w:left="283" w:hanging="227"/>
       </w:pPr>
       <w:r>
         <w:rPr>
@@ -1712,13 +3378,13 @@
           <w:b w:val="0"/>
           <w:sz w:val="20"/>
         </w:rPr>
-        <w:t>- 대중교통: 버스·지하철 정보 제공되나, 도로 기반 동선 미반영</w:t>
+        <w:t>- 대중교통: 버스·지하철 정보 제공되나 도로 기반 동선 미반영</w:t>
       </w:r>
     </w:p>
     <w:p>
       <w:pPr>
         <w:spacing w:after="40"/>
-        <w:ind w:left="283" w:hanging="170"/>
+        <w:ind w:left="283" w:hanging="227"/>
       </w:pPr>
       <w:r>
         <w:rPr>
@@ -1726,13 +3392,13 @@
           <w:b w:val="0"/>
           <w:sz w:val="20"/>
         </w:rPr>
-        <w:t>-   - 대중교통 이후의 이동 동선이 도로 정보를 전혀 반영하지 않는 문제 확인</w:t>
+        <w:t>- Google Flights 연결: 대한민국 IP에서 불가 (타 국가 IP에서는 가능)</w:t>
       </w:r>
     </w:p>
     <w:p>
       <w:pPr>
         <w:spacing w:after="40"/>
-        <w:ind w:left="283" w:hanging="170"/>
+        <w:ind w:left="283" w:hanging="227"/>
       </w:pPr>
       <w:r>
         <w:rPr>
@@ -1740,27 +3406,27 @@
           <w:b w:val="0"/>
           <w:sz w:val="20"/>
         </w:rPr>
-        <w:t>- 항공편: Google Flights 연결 불가 (대한민국 IP 기준)</w:t>
+        <w:t>- API 레벨에서도 운전 경로·교통정보·도보·자전거 공식 미제공 확인 (5.1항 참조)</w:t>
       </w:r>
     </w:p>
     <w:p>
       <w:pPr>
         <w:spacing w:after="40"/>
-        <w:ind w:left="283"/>
+        <w:ind w:left="340"/>
       </w:pPr>
       <w:r>
         <w:rPr>
           <w:rFonts w:ascii="맑은 고딕" w:hAnsi="맑은 고딕"/>
           <w:b w:val="0"/>
-          <w:color w:val="444444"/>
+          <w:color w:val="555555"/>
           <w:sz w:val="19"/>
         </w:rPr>
-        <w:t>* 이는 국내 공간정보 반출 규제(수치지도 반출 제한)와 직접적으로 연관되는 현상으로, 구글이 국내 지도 데이터를 충분히 보유하지 못해 발생하는 서비스 제한으로 해석됨</w:t>
+        <w:t>* 국내 수치지도(1:5,000 국가기본도) 반출 제한 → 구글이 국내 고정밀 지도 데이터 미보유 → 서비스 전반 제한으로 이어지는 구조적 원인 확인됨</w:t>
       </w:r>
     </w:p>
     <w:p>
       <w:pPr>
-        <w:spacing w:before="240" w:after="80"/>
+        <w:spacing w:before="280" w:after="80"/>
       </w:pPr>
       <w:r>
         <w:rPr>
@@ -1768,13 +3434,13 @@
           <w:b/>
           <w:sz w:val="26"/>
         </w:rPr>
-        <w:t>5. Google Maps 연계 서비스 구조 요약</w:t>
+        <w:t>6. 온쇼어 방식 국가별 비교 및 시사점</w:t>
       </w:r>
     </w:p>
     <w:p>
       <w:pPr>
         <w:spacing w:after="40"/>
-        <w:ind w:left="283" w:hanging="170"/>
+        <w:ind w:left="283" w:hanging="227"/>
       </w:pPr>
       <w:r>
         <w:rPr>
@@ -1782,7 +3448,21 @@
           <w:b w:val="0"/>
           <w:sz w:val="20"/>
         </w:rPr>
-        <w:t>- Google Maps는 지도/길찾기를 허브(Hub)로, 다양한 제3자 서비스와 연계된 생태계 플랫폼으로 운영됨</w:t>
+        <w:t>- 온쇼어(Onshoring) 정의: 데이터의 저장·처리·운영 접근 통제가 자국 법률·인프라·주체에 의해 이루어지는 방식</w:t>
+      </w:r>
+    </w:p>
+    <w:p>
+      <w:pPr>
+        <w:spacing w:after="40"/>
+        <w:ind w:left="283" w:hanging="227"/>
+      </w:pPr>
+      <w:r>
+        <w:rPr>
+          <w:rFonts w:ascii="맑은 고딕" w:hAnsi="맑은 고딕"/>
+          <w:b w:val="0"/>
+          <w:sz w:val="20"/>
+        </w:rPr>
+        <w:t>- 현재 구글맵·애플맵의 실제 온쇼어 적용 국가: 이스라엘, 인도, 중국 등</w:t>
       </w:r>
     </w:p>
     <w:p/>
@@ -1793,15 +3473,704 @@
         <w:tblLook w:firstColumn="1" w:firstRow="1" w:lastColumn="0" w:lastRow="0" w:noHBand="0" w:noVBand="1" w:val="04A0"/>
       </w:tblPr>
       <w:tblGrid>
-        <w:gridCol w:w="2280"/>
-        <w:gridCol w:w="2280"/>
-        <w:gridCol w:w="2280"/>
-        <w:gridCol w:w="2280"/>
+        <w:gridCol w:w="1824"/>
+        <w:gridCol w:w="1824"/>
+        <w:gridCol w:w="1824"/>
+        <w:gridCol w:w="1824"/>
+        <w:gridCol w:w="1824"/>
       </w:tblGrid>
       <w:tr>
         <w:tc>
           <w:tcPr>
-            <w:tcW w:type="dxa" w:w="2280"/>
+            <w:tcW w:type="dxa" w:w="1134"/>
+          </w:tcPr>
+          <w:p>
+            <w:r>
+              <w:rPr>
+                <w:b/>
+                <w:sz w:val="19"/>
+              </w:rPr>
+              <w:t>국가</w:t>
+            </w:r>
+          </w:p>
+        </w:tc>
+        <w:tc>
+          <w:tcPr>
+            <w:tcW w:type="dxa" w:w="1984"/>
+          </w:tcPr>
+          <w:p>
+            <w:r>
+              <w:rPr>
+                <w:b/>
+                <w:sz w:val="19"/>
+              </w:rPr>
+              <w:t>온쇼어 방식</w:t>
+            </w:r>
+          </w:p>
+        </w:tc>
+        <w:tc>
+          <w:tcPr>
+            <w:tcW w:type="dxa" w:w="1984"/>
+          </w:tcPr>
+          <w:p>
+            <w:r>
+              <w:rPr>
+                <w:b/>
+                <w:sz w:val="19"/>
+              </w:rPr>
+              <w:t>구글 대응 방법</w:t>
+            </w:r>
+          </w:p>
+        </w:tc>
+        <w:tc>
+          <w:tcPr>
+            <w:tcW w:type="dxa" w:w="1417"/>
+          </w:tcPr>
+          <w:p>
+            <w:r>
+              <w:rPr>
+                <w:b/>
+                <w:sz w:val="19"/>
+              </w:rPr>
+              <w:t>서비스 수준</w:t>
+            </w:r>
+          </w:p>
+        </w:tc>
+        <w:tc>
+          <w:tcPr>
+            <w:tcW w:type="dxa" w:w="1417"/>
+          </w:tcPr>
+          <w:p>
+            <w:r>
+              <w:rPr>
+                <w:b/>
+                <w:sz w:val="19"/>
+              </w:rPr>
+              <w:t>한국 참고 가능성</w:t>
+            </w:r>
+          </w:p>
+        </w:tc>
+      </w:tr>
+      <w:tr>
+        <w:tc>
+          <w:tcPr>
+            <w:tcW w:type="dxa" w:w="1824"/>
+          </w:tcPr>
+          <w:p>
+            <w:r>
+              <w:rPr>
+                <w:sz w:val="18"/>
+              </w:rPr>
+              <w:t>인도</w:t>
+            </w:r>
+          </w:p>
+        </w:tc>
+        <w:tc>
+          <w:tcPr>
+            <w:tcW w:type="dxa" w:w="1824"/>
+          </w:tcPr>
+          <w:p>
+            <w:r>
+              <w:rPr>
+                <w:sz w:val="18"/>
+              </w:rPr>
+              <w:t>수평 정확도 1m 초과 데이터는</w:t>
+              <w:br/>
+              <w:t>인도 서버 보관 의무</w:t>
+              <w:br/>
+              <w:t>외국 기업 API 접근만 허용</w:t>
+            </w:r>
+          </w:p>
+        </w:tc>
+        <w:tc>
+          <w:tcPr>
+            <w:tcW w:type="dxa" w:w="1824"/>
+          </w:tcPr>
+          <w:p>
+            <w:r>
+              <w:rPr>
+                <w:sz w:val="18"/>
+              </w:rPr>
+              <w:t>현지 기업(Genesys, Tech Mahindra)</w:t>
+              <w:br/>
+              <w:t>협업 + 자체 AI 시스템 개발</w:t>
+            </w:r>
+          </w:p>
+        </w:tc>
+        <w:tc>
+          <w:tcPr>
+            <w:tcW w:type="dxa" w:w="1824"/>
+          </w:tcPr>
+          <w:p>
+            <w:r>
+              <w:rPr>
+                <w:sz w:val="18"/>
+              </w:rPr>
+              <w:t>차량·대중교통·도보 제공</w:t>
+              <w:br/>
+              <w:t>(자전거·택시 미제공)</w:t>
+            </w:r>
+          </w:p>
+        </w:tc>
+        <w:tc>
+          <w:tcPr>
+            <w:tcW w:type="dxa" w:w="1824"/>
+          </w:tcPr>
+          <w:p>
+            <w:r>
+              <w:rPr>
+                <w:sz w:val="18"/>
+              </w:rPr>
+              <w:t>높음 - API 온쇼어링</w:t>
+              <w:br/>
+              <w:t>모델 적용 가능</w:t>
+            </w:r>
+          </w:p>
+        </w:tc>
+      </w:tr>
+      <w:tr>
+        <w:tc>
+          <w:tcPr>
+            <w:tcW w:type="dxa" w:w="1824"/>
+          </w:tcPr>
+          <w:p>
+            <w:r>
+              <w:rPr>
+                <w:sz w:val="18"/>
+              </w:rPr>
+              <w:t>이스라엘</w:t>
+            </w:r>
+          </w:p>
+        </w:tc>
+        <w:tc>
+          <w:tcPr>
+            <w:tcW w:type="dxa" w:w="1824"/>
+          </w:tcPr>
+          <w:p>
+            <w:r>
+              <w:rPr>
+                <w:sz w:val="18"/>
+              </w:rPr>
+              <w:t>라이선스 발급 + 안보 통제권</w:t>
+              <w:br/>
+              <w:t>(비상 시 교통정보 차단권)</w:t>
+            </w:r>
+          </w:p>
+        </w:tc>
+        <w:tc>
+          <w:tcPr>
+            <w:tcW w:type="dxa" w:w="1824"/>
+          </w:tcPr>
+          <w:p>
+            <w:r>
+              <w:rPr>
+                <w:sz w:val="18"/>
+              </w:rPr>
+              <w:t>Mapa 기업 라이선스 구매</w:t>
+              <w:br/>
+              <w:t>→ 구글 서버 저장</w:t>
+            </w:r>
+          </w:p>
+        </w:tc>
+        <w:tc>
+          <w:tcPr>
+            <w:tcW w:type="dxa" w:w="1824"/>
+          </w:tcPr>
+          <w:p>
+            <w:r>
+              <w:rPr>
+                <w:sz w:val="18"/>
+              </w:rPr>
+              <w:t>대부분 높음</w:t>
+              <w:br/>
+              <w:t>(실시간 교통 비상 통제)</w:t>
+            </w:r>
+          </w:p>
+        </w:tc>
+        <w:tc>
+          <w:tcPr>
+            <w:tcW w:type="dxa" w:w="1824"/>
+          </w:tcPr>
+          <w:p>
+            <w:r>
+              <w:rPr>
+                <w:sz w:val="18"/>
+              </w:rPr>
+              <w:t>중간 - 통제권 유지</w:t>
+              <w:br/>
+              <w:t>모델 참고 가능</w:t>
+            </w:r>
+          </w:p>
+        </w:tc>
+      </w:tr>
+      <w:tr>
+        <w:tc>
+          <w:tcPr>
+            <w:tcW w:type="dxa" w:w="1824"/>
+          </w:tcPr>
+          <w:p>
+            <w:r>
+              <w:rPr>
+                <w:sz w:val="18"/>
+              </w:rPr>
+              <w:t>중국</w:t>
+            </w:r>
+          </w:p>
+        </w:tc>
+        <w:tc>
+          <w:tcPr>
+            <w:tcW w:type="dxa" w:w="1824"/>
+          </w:tcPr>
+          <w:p>
+            <w:r>
+              <w:rPr>
+                <w:sz w:val="18"/>
+              </w:rPr>
+              <w:t>영토 내 데이터 저장 의무</w:t>
+              <w:br/>
+              <w:t>서비스 라이선스 필수</w:t>
+            </w:r>
+          </w:p>
+        </w:tc>
+        <w:tc>
+          <w:tcPr>
+            <w:tcW w:type="dxa" w:w="1824"/>
+          </w:tcPr>
+          <w:p>
+            <w:r>
+              <w:rPr>
+                <w:sz w:val="18"/>
+              </w:rPr>
+              <w:t>AutoNavi(A-Map) 통해</w:t>
+              <w:br/>
+              <w:t>Apple Maps 서비스</w:t>
+              <w:br/>
+              <w:t>Dianping POI 연계</w:t>
+            </w:r>
+          </w:p>
+        </w:tc>
+        <w:tc>
+          <w:tcPr>
+            <w:tcW w:type="dxa" w:w="1824"/>
+          </w:tcPr>
+          <w:p>
+            <w:r>
+              <w:rPr>
+                <w:sz w:val="18"/>
+              </w:rPr>
+              <w:t>차량·도보 제공</w:t>
+              <w:br/>
+              <w:t>(대중교통·자전거 미제공)</w:t>
+            </w:r>
+          </w:p>
+        </w:tc>
+        <w:tc>
+          <w:tcPr>
+            <w:tcW w:type="dxa" w:w="1824"/>
+          </w:tcPr>
+          <w:p>
+            <w:r>
+              <w:rPr>
+                <w:sz w:val="18"/>
+              </w:rPr>
+              <w:t>중간 - 현지 플랫폼</w:t>
+              <w:br/>
+              <w:t>활용 모델 참고</w:t>
+            </w:r>
+          </w:p>
+        </w:tc>
+      </w:tr>
+      <w:tr>
+        <w:tc>
+          <w:tcPr>
+            <w:tcW w:type="dxa" w:w="1824"/>
+          </w:tcPr>
+          <w:p>
+            <w:r>
+              <w:rPr>
+                <w:sz w:val="18"/>
+              </w:rPr>
+              <w:t>프랑스</w:t>
+            </w:r>
+          </w:p>
+        </w:tc>
+        <w:tc>
+          <w:tcPr>
+            <w:tcW w:type="dxa" w:w="1824"/>
+          </w:tcPr>
+          <w:p>
+            <w:r>
+              <w:rPr>
+                <w:sz w:val="18"/>
+              </w:rPr>
+              <w:t>SecNumCloud 인증 클라우드</w:t>
+              <w:br/>
+              <w:t>공공데이터 보관 의무</w:t>
+            </w:r>
+          </w:p>
+        </w:tc>
+        <w:tc>
+          <w:tcPr>
+            <w:tcW w:type="dxa" w:w="1824"/>
+          </w:tcPr>
+          <w:p>
+            <w:r>
+              <w:rPr>
+                <w:sz w:val="18"/>
+              </w:rPr>
+              <w:t>Thales 합작 S3NS 설립</w:t>
+              <w:br/>
+              <w:t>Sovereign Cloud 구축</w:t>
+            </w:r>
+          </w:p>
+        </w:tc>
+        <w:tc>
+          <w:tcPr>
+            <w:tcW w:type="dxa" w:w="1824"/>
+          </w:tcPr>
+          <w:p>
+            <w:r>
+              <w:rPr>
+                <w:sz w:val="18"/>
+              </w:rPr>
+              <w:t>전 서비스 제공</w:t>
+            </w:r>
+          </w:p>
+        </w:tc>
+        <w:tc>
+          <w:tcPr>
+            <w:tcW w:type="dxa" w:w="1824"/>
+          </w:tcPr>
+          <w:p>
+            <w:r>
+              <w:rPr>
+                <w:sz w:val="18"/>
+              </w:rPr>
+              <w:t>높음 - Sovereign</w:t>
+              <w:br/>
+              <w:t>Cloud 모델 참고</w:t>
+            </w:r>
+          </w:p>
+        </w:tc>
+      </w:tr>
+      <w:tr>
+        <w:tc>
+          <w:tcPr>
+            <w:tcW w:type="dxa" w:w="1824"/>
+          </w:tcPr>
+          <w:p>
+            <w:r>
+              <w:rPr>
+                <w:sz w:val="18"/>
+              </w:rPr>
+              <w:t>호주</w:t>
+            </w:r>
+          </w:p>
+        </w:tc>
+        <w:tc>
+          <w:tcPr>
+            <w:tcW w:type="dxa" w:w="1824"/>
+          </w:tcPr>
+          <w:p>
+            <w:r>
+              <w:rPr>
+                <w:sz w:val="18"/>
+              </w:rPr>
+              <w:t>별도 온쇼어 강제 없음</w:t>
+              <w:br/>
+              <w:t>(1:25,000 오픈데이터 활용)</w:t>
+            </w:r>
+          </w:p>
+        </w:tc>
+        <w:tc>
+          <w:tcPr>
+            <w:tcW w:type="dxa" w:w="1824"/>
+          </w:tcPr>
+          <w:p>
+            <w:r>
+              <w:rPr>
+                <w:sz w:val="18"/>
+              </w:rPr>
+              <w:t>GPS 빅데이터 + 교통기관</w:t>
+              <w:br/>
+              <w:t>데이터로 품질 보완</w:t>
+            </w:r>
+          </w:p>
+        </w:tc>
+        <w:tc>
+          <w:tcPr>
+            <w:tcW w:type="dxa" w:w="1824"/>
+          </w:tcPr>
+          <w:p>
+            <w:r>
+              <w:rPr>
+                <w:sz w:val="18"/>
+              </w:rPr>
+              <w:t>전 서비스 제공</w:t>
+              <w:br/>
+              <w:t>(세계 8위 사용량)</w:t>
+            </w:r>
+          </w:p>
+        </w:tc>
+        <w:tc>
+          <w:tcPr>
+            <w:tcW w:type="dxa" w:w="1824"/>
+          </w:tcPr>
+          <w:p>
+            <w:r>
+              <w:rPr>
+                <w:sz w:val="18"/>
+              </w:rPr>
+              <w:t>중간 - 데이터</w:t>
+              <w:br/>
+              <w:t>품질 보완 전략</w:t>
+            </w:r>
+          </w:p>
+        </w:tc>
+      </w:tr>
+    </w:tbl>
+    <w:p/>
+    <w:p>
+      <w:pPr>
+        <w:spacing w:after="40"/>
+        <w:ind w:left="340"/>
+      </w:pPr>
+      <w:r>
+        <w:rPr>
+          <w:rFonts w:ascii="맑은 고딕" w:hAnsi="맑은 고딕"/>
+          <w:b w:val="0"/>
+          <w:color w:val="555555"/>
+          <w:sz w:val="19"/>
+        </w:rPr>
+        <w:t>* 출처: 이정무_251015, 이정무_251105, 이정무_251223, 차승민_1105, 차승민_1223 통합</w:t>
+      </w:r>
+    </w:p>
+    <w:p>
+      <w:pPr>
+        <w:spacing w:before="180" w:after="40"/>
+      </w:pPr>
+      <w:r>
+        <w:rPr>
+          <w:rFonts w:ascii="맑은 고딕" w:hAnsi="맑은 고딕"/>
+          <w:b/>
+          <w:sz w:val="22"/>
+        </w:rPr>
+        <w:t>6.1 인도 사례 심화 - MapMyIndia/mappls와의 연계</w:t>
+      </w:r>
+    </w:p>
+    <w:p>
+      <w:pPr>
+        <w:spacing w:after="40"/>
+        <w:ind w:left="283" w:hanging="227"/>
+      </w:pPr>
+      <w:r>
+        <w:rPr>
+          <w:rFonts w:ascii="맑은 고딕" w:hAnsi="맑은 고딕"/>
+          <w:b w:val="0"/>
+          <w:sz w:val="20"/>
+        </w:rPr>
+        <w:t>- 규제 완화 배경: 공간정보 규제가 자국 지리공간산업 성장에 방해가 된다고 판단, 자국산업 보호를 위해 선택적 완화</w:t>
+      </w:r>
+    </w:p>
+    <w:p>
+      <w:pPr>
+        <w:spacing w:after="40"/>
+        <w:ind w:left="283" w:hanging="227"/>
+      </w:pPr>
+      <w:r>
+        <w:rPr>
+          <w:rFonts w:ascii="맑은 고딕" w:hAnsi="맑은 고딕"/>
+          <w:b w:val="0"/>
+          <w:sz w:val="20"/>
+        </w:rPr>
+        <w:t>- 수혜 기업: MapMyIndia(CE Info Systems) - Indian Entity로서 SOI 데이터·ISRO 위성 직접 접근 가능</w:t>
+      </w:r>
+    </w:p>
+    <w:p>
+      <w:pPr>
+        <w:spacing w:after="40"/>
+        <w:ind w:left="283" w:hanging="227"/>
+      </w:pPr>
+      <w:r>
+        <w:rPr>
+          <w:rFonts w:ascii="맑은 고딕" w:hAnsi="맑은 고딕"/>
+          <w:b w:val="0"/>
+          <w:sz w:val="20"/>
+        </w:rPr>
+        <w:t>- MapMyIndia 시장 점유율: 인도 내 지리정보 분야 80%, GPS 내비게이션 분야 95% (주요 고객: BMW, Tata, Honda, Toyota)</w:t>
+      </w:r>
+    </w:p>
+    <w:p>
+      <w:pPr>
+        <w:spacing w:after="40"/>
+        <w:ind w:left="283" w:hanging="227"/>
+      </w:pPr>
+      <w:r>
+        <w:rPr>
+          <w:rFonts w:ascii="맑은 고딕" w:hAnsi="맑은 고딕"/>
+          <w:b w:val="0"/>
+          <w:sz w:val="20"/>
+        </w:rPr>
+        <w:t>- mappls 앱 제공 서비스: 지도·길찾기 + 대중교통 + 항공편 예약 + 숙소 예약 + AI 기능 통합 제공</w:t>
+      </w:r>
+    </w:p>
+    <w:p>
+      <w:pPr>
+        <w:spacing w:after="40"/>
+        <w:ind w:left="283" w:hanging="227"/>
+      </w:pPr>
+      <w:r>
+        <w:rPr>
+          <w:rFonts w:ascii="맑은 고딕" w:hAnsi="맑은 고딕"/>
+          <w:b w:val="0"/>
+          <w:sz w:val="20"/>
+        </w:rPr>
+        <w:t>- MapMyIndia 사업 확장: GIS 분석, IoT, 디지털 트윈 분야까지 진출 - 통합 지리공간정보 플랫폼화</w:t>
+      </w:r>
+    </w:p>
+    <w:p>
+      <w:pPr>
+        <w:spacing w:after="40"/>
+        <w:ind w:left="283" w:hanging="227"/>
+      </w:pPr>
+      <w:r>
+        <w:rPr>
+          <w:rFonts w:ascii="맑은 고딕" w:hAnsi="맑은 고딕"/>
+          <w:b w:val="0"/>
+          <w:sz w:val="20"/>
+        </w:rPr>
+        <w:t>- 한국 시사점: 국내 유사 플랫폼 기업(네이버, 카카오) 준비 수준 및 MapMyIndia 수준의 통합 운영 가능 여부 검토 필요</w:t>
+      </w:r>
+    </w:p>
+    <w:p>
+      <w:pPr>
+        <w:spacing w:after="40"/>
+        <w:ind w:left="340"/>
+      </w:pPr>
+      <w:r>
+        <w:rPr>
+          <w:rFonts w:ascii="맑은 고딕" w:hAnsi="맑은 고딕"/>
+          <w:b w:val="0"/>
+          <w:color w:val="555555"/>
+          <w:sz w:val="19"/>
+        </w:rPr>
+        <w:t>* 출처: 이정무_251015</w:t>
+      </w:r>
+    </w:p>
+    <w:p>
+      <w:pPr>
+        <w:spacing w:before="180" w:after="40"/>
+      </w:pPr>
+      <w:r>
+        <w:rPr>
+          <w:rFonts w:ascii="맑은 고딕" w:hAnsi="맑은 고딕"/>
+          <w:b/>
+          <w:sz w:val="22"/>
+        </w:rPr>
+        <w:t>6.2 호주 사례 - 1:25,000으로도 서비스 가능함을 입증</w:t>
+      </w:r>
+    </w:p>
+    <w:p>
+      <w:pPr>
+        <w:spacing w:after="40"/>
+        <w:ind w:left="283" w:hanging="227"/>
+      </w:pPr>
+      <w:r>
+        <w:rPr>
+          <w:rFonts w:ascii="맑은 고딕" w:hAnsi="맑은 고딕"/>
+          <w:b w:val="0"/>
+          <w:sz w:val="20"/>
+        </w:rPr>
+        <w:t>- 구글 주장: 1:25,000 지도로는 구체적 길찾기 서비스 제공 어렵다고 주장</w:t>
+      </w:r>
+    </w:p>
+    <w:p>
+      <w:pPr>
+        <w:spacing w:after="40"/>
+        <w:ind w:left="283" w:hanging="227"/>
+      </w:pPr>
+      <w:r>
+        <w:rPr>
+          <w:rFonts w:ascii="맑은 고딕" w:hAnsi="맑은 고딕"/>
+          <w:b w:val="0"/>
+          <w:sz w:val="20"/>
+        </w:rPr>
+        <w:t>- 호주 사례: 최대 1:25,000 데이터 기반이나 전 서비스 정상 제공, 세계 8위 사용량 기록</w:t>
+      </w:r>
+    </w:p>
+    <w:p>
+      <w:pPr>
+        <w:spacing w:after="40"/>
+        <w:ind w:left="283" w:hanging="227"/>
+      </w:pPr>
+      <w:r>
+        <w:rPr>
+          <w:rFonts w:ascii="맑은 고딕" w:hAnsi="맑은 고딕"/>
+          <w:b w:val="0"/>
+          <w:sz w:val="20"/>
+        </w:rPr>
+        <w:t>- 인도 사례: 자체 AI 시스템 + 현지 기업 협업으로 정밀 지도 없이 완성도 높은 길찾기 구현</w:t>
+      </w:r>
+    </w:p>
+    <w:p>
+      <w:pPr>
+        <w:spacing w:after="40"/>
+        <w:ind w:left="283" w:hanging="227"/>
+      </w:pPr>
+      <w:r>
+        <w:rPr>
+          <w:rFonts w:ascii="맑은 고딕" w:hAnsi="맑은 고딕"/>
+          <w:b w:val="0"/>
+          <w:sz w:val="20"/>
+        </w:rPr>
+        <w:t>- 결론: 1:25,000 수준의 지도 제공으로도 구글 서비스 운영 기술적으로 가능 - 대한민국 지도 반출 협상에서 활용 가능한 논거</w:t>
+      </w:r>
+    </w:p>
+    <w:p>
+      <w:pPr>
+        <w:spacing w:after="40"/>
+        <w:ind w:left="340"/>
+      </w:pPr>
+      <w:r>
+        <w:rPr>
+          <w:rFonts w:ascii="맑은 고딕" w:hAnsi="맑은 고딕"/>
+          <w:b w:val="0"/>
+          <w:color w:val="555555"/>
+          <w:sz w:val="19"/>
+        </w:rPr>
+        <w:t>* 출처: 차승민_1105 / 이정무_251015</w:t>
+      </w:r>
+    </w:p>
+    <w:p>
+      <w:pPr>
+        <w:spacing w:before="280" w:after="80"/>
+      </w:pPr>
+      <w:r>
+        <w:rPr>
+          <w:rFonts w:ascii="맑은 고딕" w:hAnsi="맑은 고딕"/>
+          <w:b/>
+          <w:sz w:val="26"/>
+        </w:rPr>
+        <w:t>7. Google Maps 연계 서비스 생태계 구조 요약</w:t>
+      </w:r>
+    </w:p>
+    <w:tbl>
+      <w:tblPr>
+        <w:tblStyle w:val="TableGrid"/>
+        <w:tblW w:type="auto" w:w="0"/>
+        <w:tblLook w:firstColumn="1" w:firstRow="1" w:lastColumn="0" w:lastRow="0" w:noHBand="0" w:noVBand="1" w:val="04A0"/>
+      </w:tblPr>
+      <w:tblGrid>
+        <w:gridCol w:w="1824"/>
+        <w:gridCol w:w="1824"/>
+        <w:gridCol w:w="1824"/>
+        <w:gridCol w:w="1824"/>
+        <w:gridCol w:w="1824"/>
+      </w:tblGrid>
+      <w:tr>
+        <w:tc>
+          <w:tcPr>
+            <w:tcW w:type="dxa" w:w="1247"/>
           </w:tcPr>
           <w:p>
             <w:r>
@@ -1815,7 +4184,7 @@
         </w:tc>
         <w:tc>
           <w:tcPr>
-            <w:tcW w:type="dxa" w:w="2280"/>
+            <w:tcW w:type="dxa" w:w="1814"/>
           </w:tcPr>
           <w:p>
             <w:r>
@@ -1829,7 +4198,7 @@
         </w:tc>
         <w:tc>
           <w:tcPr>
-            <w:tcW w:type="dxa" w:w="2280"/>
+            <w:tcW w:type="dxa" w:w="1587"/>
           </w:tcPr>
           <w:p>
             <w:r>
@@ -1843,7 +4212,21 @@
         </w:tc>
         <w:tc>
           <w:tcPr>
-            <w:tcW w:type="dxa" w:w="2280"/>
+            <w:tcW w:type="dxa" w:w="1247"/>
+          </w:tcPr>
+          <w:p>
+            <w:r>
+              <w:rPr>
+                <w:b/>
+                <w:sz w:val="19"/>
+              </w:rPr>
+              <w:t>확인 국가</w:t>
+            </w:r>
+          </w:p>
+        </w:tc>
+        <w:tc>
+          <w:tcPr>
+            <w:tcW w:type="dxa" w:w="1474"/>
           </w:tcPr>
           <w:p>
             <w:r>
@@ -1859,7 +4242,7 @@
       <w:tr>
         <w:tc>
           <w:tcPr>
-            <w:tcW w:type="dxa" w:w="2280"/>
+            <w:tcW w:type="dxa" w:w="1824"/>
           </w:tcPr>
           <w:p>
             <w:r>
@@ -1872,7 +4255,7 @@
         </w:tc>
         <w:tc>
           <w:tcPr>
-            <w:tcW w:type="dxa" w:w="2280"/>
+            <w:tcW w:type="dxa" w:w="1824"/>
           </w:tcPr>
           <w:p>
             <w:r>
@@ -1885,7 +4268,7 @@
         </w:tc>
         <w:tc>
           <w:tcPr>
-            <w:tcW w:type="dxa" w:w="2280"/>
+            <w:tcW w:type="dxa" w:w="1824"/>
           </w:tcPr>
           <w:p>
             <w:r>
@@ -1898,7 +4281,20 @@
         </w:tc>
         <w:tc>
           <w:tcPr>
-            <w:tcW w:type="dxa" w:w="2280"/>
+            <w:tcW w:type="dxa" w:w="1824"/>
+          </w:tcPr>
+          <w:p>
+            <w:r>
+              <w:rPr>
+                <w:sz w:val="18"/>
+              </w:rPr>
+              <w:t>다수</w:t>
+            </w:r>
+          </w:p>
+        </w:tc>
+        <w:tc>
+          <w:tcPr>
+            <w:tcW w:type="dxa" w:w="1824"/>
           </w:tcPr>
           <w:p>
             <w:r>
@@ -1913,54 +4309,72 @@
       <w:tr>
         <w:tc>
           <w:tcPr>
-            <w:tcW w:type="dxa" w:w="2280"/>
+            <w:tcW w:type="dxa" w:w="1824"/>
           </w:tcPr>
           <w:p>
             <w:r>
               <w:rPr>
                 <w:sz w:val="18"/>
               </w:rPr>
-              <w:t>식당 예약</w:t>
+              <w:t>식당·POI</w:t>
             </w:r>
           </w:p>
         </w:tc>
         <w:tc>
           <w:tcPr>
-            <w:tcW w:type="dxa" w:w="2280"/>
+            <w:tcW w:type="dxa" w:w="1824"/>
           </w:tcPr>
           <w:p>
             <w:r>
               <w:rPr>
                 <w:sz w:val="18"/>
               </w:rPr>
-              <w:t>OpenTable, Resy 등 (추정)</w:t>
+              <w:t>Dianping(중국), OpenTable 등</w:t>
             </w:r>
           </w:p>
         </w:tc>
         <w:tc>
           <w:tcPr>
-            <w:tcW w:type="dxa" w:w="2280"/>
+            <w:tcW w:type="dxa" w:w="1824"/>
           </w:tcPr>
           <w:p>
             <w:r>
               <w:rPr>
                 <w:sz w:val="18"/>
               </w:rPr>
-              <w:t>장소 정보 내 예약 버튼 연계</w:t>
+              <w:t>POI 데이터 라이선스</w:t>
+              <w:br/>
+              <w:t>+ 예약 버튼 연계</w:t>
             </w:r>
           </w:p>
         </w:tc>
         <w:tc>
           <w:tcPr>
-            <w:tcW w:type="dxa" w:w="2280"/>
+            <w:tcW w:type="dxa" w:w="1824"/>
           </w:tcPr>
           <w:p>
             <w:r>
               <w:rPr>
-                <w:color w:val="C06000"/>
                 <w:sz w:val="18"/>
               </w:rPr>
-              <w:t>미확인 (추가 조사 필요)</w:t>
+              <w:t>중국(확인)</w:t>
+              <w:br/>
+              <w:t>기타 미확인</w:t>
+            </w:r>
+          </w:p>
+        </w:tc>
+        <w:tc>
+          <w:tcPr>
+            <w:tcW w:type="dxa" w:w="1824"/>
+          </w:tcPr>
+          <w:p>
+            <w:r>
+              <w:rPr>
+                <w:sz w:val="18"/>
+              </w:rPr>
+              <w:t>중국 사례 확인</w:t>
+              <w:br/>
+              <w:t>직접 조사 필요</w:t>
             </w:r>
           </w:p>
         </w:tc>
@@ -1968,7 +4382,7 @@
       <w:tr>
         <w:tc>
           <w:tcPr>
-            <w:tcW w:type="dxa" w:w="2280"/>
+            <w:tcW w:type="dxa" w:w="1824"/>
           </w:tcPr>
           <w:p>
             <w:r>
@@ -1981,40 +4395,55 @@
         </w:tc>
         <w:tc>
           <w:tcPr>
-            <w:tcW w:type="dxa" w:w="2280"/>
+            <w:tcW w:type="dxa" w:w="1824"/>
           </w:tcPr>
           <w:p>
             <w:r>
               <w:rPr>
                 <w:sz w:val="18"/>
               </w:rPr>
-              <w:t>Uber, Lyft 등 (국가별 상이)</w:t>
+              <w:t>Uber, Lyft 등 (국가별)</w:t>
             </w:r>
           </w:p>
         </w:tc>
         <w:tc>
           <w:tcPr>
-            <w:tcW w:type="dxa" w:w="2280"/>
+            <w:tcW w:type="dxa" w:w="1824"/>
           </w:tcPr>
           <w:p>
             <w:r>
               <w:rPr>
                 <w:sz w:val="18"/>
               </w:rPr>
-              <w:t>외부 앱 연결 (In-app redirect)</w:t>
+              <w:t>In-app redirect</w:t>
+              <w:br/>
+              <w:t>(외부 앱 연결)</w:t>
             </w:r>
           </w:p>
         </w:tc>
         <w:tc>
           <w:tcPr>
-            <w:tcW w:type="dxa" w:w="2280"/>
+            <w:tcW w:type="dxa" w:w="1824"/>
           </w:tcPr>
           <w:p>
             <w:r>
               <w:rPr>
                 <w:sz w:val="18"/>
               </w:rPr>
-              <w:t>확인 (미국, 이스라엘)</w:t>
+              <w:t>미국·독일·이스라엘</w:t>
+            </w:r>
+          </w:p>
+        </w:tc>
+        <w:tc>
+          <w:tcPr>
+            <w:tcW w:type="dxa" w:w="1824"/>
+          </w:tcPr>
+          <w:p>
+            <w:r>
+              <w:rPr>
+                <w:sz w:val="18"/>
+              </w:rPr>
+              <w:t>확인</w:t>
             </w:r>
           </w:p>
         </w:tc>
@@ -2022,7 +4451,7 @@
       <w:tr>
         <w:tc>
           <w:tcPr>
-            <w:tcW w:type="dxa" w:w="2280"/>
+            <w:tcW w:type="dxa" w:w="1824"/>
           </w:tcPr>
           <w:p>
             <w:r>
@@ -2035,7 +4464,7 @@
         </w:tc>
         <w:tc>
           <w:tcPr>
-            <w:tcW w:type="dxa" w:w="2280"/>
+            <w:tcW w:type="dxa" w:w="1824"/>
           </w:tcPr>
           <w:p>
             <w:r>
@@ -2048,7 +4477,7 @@
         </w:tc>
         <w:tc>
           <w:tcPr>
-            <w:tcW w:type="dxa" w:w="2280"/>
+            <w:tcW w:type="dxa" w:w="1824"/>
           </w:tcPr>
           <w:p>
             <w:r>
@@ -2061,14 +4490,27 @@
         </w:tc>
         <w:tc>
           <w:tcPr>
-            <w:tcW w:type="dxa" w:w="2280"/>
+            <w:tcW w:type="dxa" w:w="1824"/>
           </w:tcPr>
           <w:p>
             <w:r>
               <w:rPr>
                 <w:sz w:val="18"/>
               </w:rPr>
-              <w:t>확인 (미국, 영국)</w:t>
+              <w:t>미국·영국</w:t>
+            </w:r>
+          </w:p>
+        </w:tc>
+        <w:tc>
+          <w:tcPr>
+            <w:tcW w:type="dxa" w:w="1824"/>
+          </w:tcPr>
+          <w:p>
+            <w:r>
+              <w:rPr>
+                <w:sz w:val="18"/>
+              </w:rPr>
+              <w:t>확인</w:t>
             </w:r>
           </w:p>
         </w:tc>
@@ -2076,7 +4518,7 @@
       <w:tr>
         <w:tc>
           <w:tcPr>
-            <w:tcW w:type="dxa" w:w="2280"/>
+            <w:tcW w:type="dxa" w:w="1824"/>
           </w:tcPr>
           <w:p>
             <w:r>
@@ -2089,7 +4531,7 @@
         </w:tc>
         <w:tc>
           <w:tcPr>
-            <w:tcW w:type="dxa" w:w="2280"/>
+            <w:tcW w:type="dxa" w:w="1824"/>
           </w:tcPr>
           <w:p>
             <w:r>
@@ -2102,27 +4544,44 @@
         </w:tc>
         <w:tc>
           <w:tcPr>
-            <w:tcW w:type="dxa" w:w="2280"/>
+            <w:tcW w:type="dxa" w:w="1824"/>
           </w:tcPr>
           <w:p>
             <w:r>
               <w:rPr>
                 <w:sz w:val="18"/>
               </w:rPr>
-              <w:t>웹에서 Google Flights로 연결</w:t>
+              <w:t>웹에서 연결</w:t>
+              <w:br/>
+              <w:t>(모바일 앱 미지원)</w:t>
             </w:r>
           </w:p>
         </w:tc>
         <w:tc>
           <w:tcPr>
-            <w:tcW w:type="dxa" w:w="2280"/>
+            <w:tcW w:type="dxa" w:w="1824"/>
           </w:tcPr>
           <w:p>
             <w:r>
               <w:rPr>
                 <w:sz w:val="18"/>
               </w:rPr>
-              <w:t>확인 (타국 IP 기준)</w:t>
+              <w:t>타국 IP 기준</w:t>
+            </w:r>
+          </w:p>
+        </w:tc>
+        <w:tc>
+          <w:tcPr>
+            <w:tcW w:type="dxa" w:w="1824"/>
+          </w:tcPr>
+          <w:p>
+            <w:r>
+              <w:rPr>
+                <w:sz w:val="18"/>
+              </w:rPr>
+              <w:t>확인</w:t>
+              <w:br/>
+              <w:t>(한국 IP 불가)</w:t>
             </w:r>
           </w:p>
         </w:tc>
@@ -2130,7 +4589,7 @@
       <w:tr>
         <w:tc>
           <w:tcPr>
-            <w:tcW w:type="dxa" w:w="2280"/>
+            <w:tcW w:type="dxa" w:w="1824"/>
           </w:tcPr>
           <w:p>
             <w:r>
@@ -2143,7 +4602,7 @@
         </w:tc>
         <w:tc>
           <w:tcPr>
-            <w:tcW w:type="dxa" w:w="2280"/>
+            <w:tcW w:type="dxa" w:w="1824"/>
           </w:tcPr>
           <w:p>
             <w:r>
@@ -2156,28 +4615,40 @@
         </w:tc>
         <w:tc>
           <w:tcPr>
-            <w:tcW w:type="dxa" w:w="2280"/>
+            <w:tcW w:type="dxa" w:w="1824"/>
           </w:tcPr>
           <w:p>
             <w:r>
               <w:rPr>
                 <w:sz w:val="18"/>
               </w:rPr>
-              <w:t>REST API / SDK 제공</w:t>
+              <w:t>REST API / SDK</w:t>
             </w:r>
           </w:p>
         </w:tc>
         <w:tc>
           <w:tcPr>
-            <w:tcW w:type="dxa" w:w="2280"/>
+            <w:tcW w:type="dxa" w:w="1824"/>
           </w:tcPr>
           <w:p>
             <w:r>
               <w:rPr>
-                <w:color w:val="C06000"/>
                 <w:sz w:val="18"/>
               </w:rPr>
-              <w:t>미확인 (추가 조사 필요)</w:t>
+              <w:t>다수 (한국 제한)</w:t>
+            </w:r>
+          </w:p>
+        </w:tc>
+        <w:tc>
+          <w:tcPr>
+            <w:tcW w:type="dxa" w:w="1824"/>
+          </w:tcPr>
+          <w:p>
+            <w:r>
+              <w:rPr>
+                <w:sz w:val="18"/>
+              </w:rPr>
+              <w:t>공식 데이터 확인</w:t>
             </w:r>
           </w:p>
         </w:tc>
@@ -2186,7 +4657,7 @@
     <w:p/>
     <w:p>
       <w:pPr>
-        <w:spacing w:before="240" w:after="80"/>
+        <w:spacing w:before="280" w:after="80"/>
       </w:pPr>
       <w:r>
         <w:rPr>
@@ -2194,13 +4665,13 @@
           <w:b/>
           <w:sz w:val="26"/>
         </w:rPr>
-        <w:t>6. 온쇼어 이슈와의 연관성</w:t>
+        <w:t>8. 온쇼어 이슈와의 연관성</w:t>
       </w:r>
     </w:p>
     <w:p>
       <w:pPr>
         <w:spacing w:after="40"/>
-        <w:ind w:left="283" w:hanging="170"/>
+        <w:ind w:left="283" w:hanging="227"/>
       </w:pPr>
       <w:r>
         <w:rPr>
@@ -2208,13 +4679,13 @@
           <w:b w:val="0"/>
           <w:sz w:val="20"/>
         </w:rPr>
-        <w:t>- 대한민국은 국토지리정보원 수치지도(1:5,000 국가기본도)의 국외 반출을 원칙적으로 제한</w:t>
+        <w:t>- 대한민국: 수치지도(1:5,000 국가기본도) 국외 반출 원칙적 제한, 8개 부처+민간위원 만장일치 필요 (허가제)</w:t>
       </w:r>
     </w:p>
     <w:p>
       <w:pPr>
         <w:spacing w:after="40"/>
-        <w:ind w:left="283" w:hanging="170"/>
+        <w:ind w:left="283" w:hanging="227"/>
       </w:pPr>
       <w:r>
         <w:rPr>
@@ -2222,13 +4693,13 @@
           <w:b w:val="0"/>
           <w:sz w:val="20"/>
         </w:rPr>
-        <w:t>- 구글은 국내 고정밀 지도 데이터를 보유하지 못함에 따라 차량·도보·자전거·차량공유 등 서비스 전반에 걸쳐 제한 발생</w:t>
+        <w:t>- 구글은 국내 고정밀 지도 데이터 미보유 → 차량·도보·자전거·차량공유 전반 미제공, 연계 서비스(택시·Flights) 미제공 또는 제한</w:t>
       </w:r>
     </w:p>
     <w:p>
       <w:pPr>
         <w:spacing w:after="40"/>
-        <w:ind w:left="283" w:hanging="170"/>
+        <w:ind w:left="283" w:hanging="227"/>
       </w:pPr>
       <w:r>
         <w:rPr>
@@ -2236,13 +4707,13 @@
           <w:b w:val="0"/>
           <w:sz w:val="20"/>
         </w:rPr>
-        <w:t>- 동일한 플랫폼이지만, 데이터 온쇼어 여부에 따라 서비스 품질에 현저한 차이가 존재함을 실증적으로 확인</w:t>
+        <w:t>- 인도 사례는 온쇼어 도입 후에도 구글 서비스 품질이 유지됨을 실증 - '온쇼어 = 서비스 저하' 주장의 반박 근거</w:t>
       </w:r>
     </w:p>
     <w:p>
       <w:pPr>
         <w:spacing w:after="40"/>
-        <w:ind w:left="283" w:hanging="170"/>
+        <w:ind w:left="283" w:hanging="227"/>
       </w:pPr>
       <w:r>
         <w:rPr>
@@ -2250,13 +4721,13 @@
           <w:b w:val="0"/>
           <w:sz w:val="20"/>
         </w:rPr>
-        <w:t>- 연계 서비스(택시 호출, 항공편, 결제 등) 미제공도 지도 데이터 부재에서 파생된 결과로 해석 가능</w:t>
+        <w:t>- 프랑스 S3NS 모델: 구글이 현지 기업과 합작하여 Sovereign Cloud를 구축하는 방식 → 한국에도 적용 가능한 시나리오</w:t>
       </w:r>
     </w:p>
     <w:p>
       <w:pPr>
         <w:spacing w:after="40"/>
-        <w:ind w:left="283" w:hanging="170"/>
+        <w:ind w:left="283" w:hanging="227"/>
       </w:pPr>
       <w:r>
         <w:rPr>
@@ -2264,12 +4735,26 @@
           <w:b w:val="0"/>
           <w:sz w:val="20"/>
         </w:rPr>
-        <w:t>- 향후 공간정보 기본법 개정으로 반출 조건이 변경될 경우, 구글 측의 국내 연계 서비스 확대 가능성을 염두에 두고 제도 설계 필요</w:t>
+        <w:t>- 온쇼어 설계 시 핵심 과제: 국내 기업(네이버·카카오 등)의 기술적 준비 수준, 플랫폼 통합 운영 역량 확보 여부</w:t>
       </w:r>
     </w:p>
     <w:p>
       <w:pPr>
-        <w:spacing w:before="240" w:after="80"/>
+        <w:spacing w:after="40"/>
+        <w:ind w:left="283" w:hanging="227"/>
+      </w:pPr>
+      <w:r>
+        <w:rPr>
+          <w:rFonts w:ascii="맑은 고딕" w:hAnsi="맑은 고딕"/>
+          <w:b w:val="0"/>
+          <w:sz w:val="20"/>
+        </w:rPr>
+        <w:t>- 공간정보 기본법 개정으로 반출 조건 변경 시, 구글의 국내 연계 서비스 확대 가능성을 제도 설계 단계에서 선제적으로 검토 필요</w:t>
+      </w:r>
+    </w:p>
+    <w:p>
+      <w:pPr>
+        <w:spacing w:before="280" w:after="80"/>
       </w:pPr>
       <w:r>
         <w:rPr>
@@ -2277,27 +4762,12 @@
           <w:b/>
           <w:sz w:val="26"/>
         </w:rPr>
-        <w:t>7. 추가 조사 필요 항목</w:t>
+        <w:t>9. 추가 조사 필요 항목</w:t>
       </w:r>
     </w:p>
     <w:p>
       <w:pPr>
-        <w:spacing w:after="40"/>
-        <w:ind w:left="283"/>
-      </w:pPr>
-      <w:r>
-        <w:rPr>
-          <w:rFonts w:ascii="맑은 고딕" w:hAnsi="맑은 고딕"/>
-          <w:b w:val="0"/>
-          <w:color w:val="444444"/>
-          <w:sz w:val="19"/>
-        </w:rPr>
-        <w:t>* 아래 항목은 기존 조사에서 확인되지 않았거나, 1차 기한(4/8) 이후 심화 조사가 필요한 사항임</w:t>
-      </w:r>
-    </w:p>
-    <w:p>
-      <w:pPr>
-        <w:spacing w:before="160" w:after="40"/>
+        <w:spacing w:before="180" w:after="40"/>
       </w:pPr>
       <w:r>
         <w:rPr>
@@ -2305,13 +4775,13 @@
           <w:b/>
           <w:sz w:val="22"/>
         </w:rPr>
-        <w:t>7.1 Google Maps - 즉시 보완 필요 (4/8 이전)</w:t>
+        <w:t>9.1 Google Maps 즉시 보완 필요 (4/8 이전)</w:t>
       </w:r>
     </w:p>
     <w:p>
       <w:pPr>
         <w:spacing w:after="40"/>
-        <w:ind w:left="283" w:hanging="170"/>
+        <w:ind w:left="283" w:hanging="227"/>
       </w:pPr>
       <w:r>
         <w:rPr>
@@ -2319,13 +4789,13 @@
           <w:b w:val="0"/>
           <w:sz w:val="20"/>
         </w:rPr>
-        <w:t>- 식당 예약 연계 서비스 상세 조사: OpenTable, Resy, Google Reserve 등 구체적 연계 앱·플랫폼 목록화</w:t>
+        <w:t>- 식당 예약 연계 직접 확인: Google Maps 앱에서 OpenTable, Resy, Google Reserve 등 예약 연동 여부 및 국가별 제공 현황</w:t>
       </w:r>
     </w:p>
     <w:p>
       <w:pPr>
         <w:spacing w:after="40"/>
-        <w:ind w:left="283" w:hanging="170"/>
+        <w:ind w:left="283" w:hanging="227"/>
       </w:pPr>
       <w:r>
         <w:rPr>
@@ -2333,13 +4803,13 @@
           <w:b w:val="0"/>
           <w:sz w:val="20"/>
         </w:rPr>
-        <w:t>- 호텔 예약 연계 서비스 심화: Booking.com 외 연계 플랫폼 목록, 연계 방식(광고/제휴/API) 구분</w:t>
+        <w:t>- 호텔 연계 상세: Booking.com 외 연계 플랫폼 목록, 연계 방식(광고/제휴/API) 구분</w:t>
       </w:r>
     </w:p>
     <w:p>
       <w:pPr>
         <w:spacing w:after="40"/>
-        <w:ind w:left="283" w:hanging="170"/>
+        <w:ind w:left="283" w:hanging="227"/>
       </w:pPr>
       <w:r>
         <w:rPr>
@@ -2347,12 +4817,12 @@
           <w:b w:val="0"/>
           <w:sz w:val="20"/>
         </w:rPr>
-        <w:t>- 차량공유/택시 연계 앱 구체화: 국가별 연계 앱 식별 (Uber, Lyft, Grab, Bolt, Ola 등)</w:t>
+        <w:t>- 차량공유 연계 앱 목록 구체화: 국가별 연계 앱 식별 (Uber, Lyft, Grab, Bolt, Ola 등)</w:t>
       </w:r>
     </w:p>
     <w:p>
       <w:pPr>
-        <w:spacing w:before="160" w:after="40"/>
+        <w:spacing w:before="180" w:after="40"/>
       </w:pPr>
       <w:r>
         <w:rPr>
@@ -2360,13 +4830,13 @@
           <w:b/>
           <w:sz w:val="22"/>
         </w:rPr>
-        <w:t>7.2 Google Maps API 서비스 조사 (1차 후반)</w:t>
+        <w:t>9.2 Google Maps API 서비스 조사 (1차 후반)</w:t>
       </w:r>
     </w:p>
     <w:p>
       <w:pPr>
         <w:spacing w:after="40"/>
-        <w:ind w:left="283" w:hanging="170"/>
+        <w:ind w:left="283" w:hanging="227"/>
       </w:pPr>
       <w:r>
         <w:rPr>
@@ -2374,13 +4844,13 @@
           <w:b w:val="0"/>
           <w:sz w:val="20"/>
         </w:rPr>
-        <w:t>- Google Maps Platform 제공 API 목록 조사 (Maps API, Routes API, Places API, Geocoding API 등)</w:t>
+        <w:t>- Google Maps Platform 제공 API 목록 구체화 (Maps API, Routes API, Places API, Geocoding API 등)</w:t>
       </w:r>
     </w:p>
     <w:p>
       <w:pPr>
         <w:spacing w:after="40"/>
-        <w:ind w:left="283" w:hanging="170"/>
+        <w:ind w:left="283" w:hanging="227"/>
       </w:pPr>
       <w:r>
         <w:rPr>
@@ -2388,13 +4858,13 @@
           <w:b w:val="0"/>
           <w:sz w:val="20"/>
         </w:rPr>
-        <w:t>- 국내에서 Google Maps API 사용 시 제한 사항 확인</w:t>
+        <w:t>- Places API 통한 식당·호텔 데이터 제공 구조 파악</w:t>
       </w:r>
     </w:p>
     <w:p>
       <w:pPr>
         <w:spacing w:after="40"/>
-        <w:ind w:left="283" w:hanging="170"/>
+        <w:ind w:left="283" w:hanging="227"/>
       </w:pPr>
       <w:r>
         <w:rPr>
@@ -2402,12 +4872,12 @@
           <w:b w:val="0"/>
           <w:sz w:val="20"/>
         </w:rPr>
-        <w:t>- API 가격 정책 및 사용량 통계 파악</w:t>
+        <w:t>- 국내에서 Google Maps API 사용 시 구체적 제한 사항 및 우회 방법 확인</w:t>
       </w:r>
     </w:p>
     <w:p>
       <w:pPr>
-        <w:spacing w:before="160" w:after="40"/>
+        <w:spacing w:before="180" w:after="40"/>
       </w:pPr>
       <w:r>
         <w:rPr>
@@ -2415,13 +4885,13 @@
           <w:b/>
           <w:sz w:val="22"/>
         </w:rPr>
-        <w:t>7.3 타 플랫폼 조사 (1차 후반 ~ 2차)</w:t>
+        <w:t>9.3 타 플랫폼 조사 (1차 후반 ~ 2차)</w:t>
       </w:r>
     </w:p>
     <w:p>
       <w:pPr>
         <w:spacing w:after="40"/>
-        <w:ind w:left="283" w:hanging="170"/>
+        <w:ind w:left="283" w:hanging="227"/>
       </w:pPr>
       <w:r>
         <w:rPr>
@@ -2429,13 +4899,13 @@
           <w:b w:val="0"/>
           <w:sz w:val="20"/>
         </w:rPr>
-        <w:t>- Apple Maps 연계 서비스 및 API 조사</w:t>
+        <w:t>- Apple Maps 연계 서비스 및 API 조사 (중국에서 AutoNavi 활용 구조 포함)</w:t>
       </w:r>
     </w:p>
     <w:p>
       <w:pPr>
         <w:spacing w:after="40"/>
-        <w:ind w:left="283" w:hanging="170"/>
+        <w:ind w:left="283" w:hanging="227"/>
       </w:pPr>
       <w:r>
         <w:rPr>
@@ -2443,13 +4913,13 @@
           <w:b w:val="0"/>
           <w:sz w:val="20"/>
         </w:rPr>
-        <w:t>- A-Map(高德地图) 연계 서비스 및 API 조사</w:t>
+        <w:t>- A-Map(高德地图) 직접 조사: 연계 서비스 범위, API 서비스, 중국 외 지역 제공 현황</w:t>
       </w:r>
     </w:p>
     <w:p>
       <w:pPr>
         <w:spacing w:after="40"/>
-        <w:ind w:left="283" w:hanging="170"/>
+        <w:ind w:left="283" w:hanging="227"/>
       </w:pPr>
       <w:r>
         <w:rPr>
@@ -2463,7 +4933,7 @@
     <w:p>
       <w:pPr>
         <w:spacing w:after="40"/>
-        <w:ind w:left="283" w:hanging="170"/>
+        <w:ind w:left="283" w:hanging="227"/>
       </w:pPr>
       <w:r>
         <w:rPr>
@@ -2471,12 +4941,12 @@
           <w:b w:val="0"/>
           <w:sz w:val="20"/>
         </w:rPr>
-        <w:t>- 4개 플랫폼 간 연계 서비스 비교 분석</w:t>
+        <w:t>- 4개 플랫폼 간 연계 서비스 비교 분석 종합</w:t>
       </w:r>
     </w:p>
     <w:p>
       <w:pPr>
-        <w:spacing w:before="160" w:after="40"/>
+        <w:spacing w:before="180" w:after="40"/>
       </w:pPr>
       <w:r>
         <w:rPr>
@@ -2484,13 +4954,13 @@
           <w:b/>
           <w:sz w:val="22"/>
         </w:rPr>
-        <w:t>7.4 심화 분석 항목 (2차~)</w:t>
+        <w:t>9.4 심화 분석 항목 (2차~)</w:t>
       </w:r>
     </w:p>
     <w:p>
       <w:pPr>
         <w:spacing w:after="40"/>
-        <w:ind w:left="283" w:hanging="170"/>
+        <w:ind w:left="283" w:hanging="227"/>
       </w:pPr>
       <w:r>
         <w:rPr>
@@ -2498,13 +4968,13 @@
           <w:b w:val="0"/>
           <w:sz w:val="20"/>
         </w:rPr>
-        <w:t>- 연계 서비스의 수익 모델 및 데이터 흐름 분석 (광고, 중개 수수료, 데이터 판매 등)</w:t>
+        <w:t>- 국내 경쟁 플랫폼(네이버 지도, 카카오맵) vs 구글맵 연계 서비스 비교</w:t>
       </w:r>
     </w:p>
     <w:p>
       <w:pPr>
         <w:spacing w:after="40"/>
-        <w:ind w:left="283" w:hanging="170"/>
+        <w:ind w:left="283" w:hanging="227"/>
       </w:pPr>
       <w:r>
         <w:rPr>
@@ -2512,13 +4982,27 @@
           <w:b w:val="0"/>
           <w:sz w:val="20"/>
         </w:rPr>
-        <w:t>- 온쇼어 국가 외 사례와의 비교 (완전 서비스 제공 국가 대비 한국의 서비스 갭 정량화)</w:t>
+        <w:t>- MapMyIndia/mappls 수준의 통합 플랫폼 국내 가능 여부 분석</w:t>
       </w:r>
     </w:p>
     <w:p>
       <w:pPr>
         <w:spacing w:after="40"/>
-        <w:ind w:left="283" w:hanging="170"/>
+        <w:ind w:left="283" w:hanging="227"/>
+      </w:pPr>
+      <w:r>
+        <w:rPr>
+          <w:rFonts w:ascii="맑은 고딕" w:hAnsi="맑은 고딕"/>
+          <w:b w:val="0"/>
+          <w:sz w:val="20"/>
+        </w:rPr>
+        <w:t>- 온쇼어 방식별 적용 가능성 분석 (인도형 API 온쇼어링 vs 프랑스형 Sovereign Cloud)</w:t>
+      </w:r>
+    </w:p>
+    <w:p>
+      <w:pPr>
+        <w:spacing w:after="40"/>
+        <w:ind w:left="283" w:hanging="227"/>
       </w:pPr>
       <w:r>
         <w:rPr>
@@ -2531,7 +5015,7 @@
     </w:p>
     <w:p>
       <w:pPr>
-        <w:spacing w:before="240" w:after="80"/>
+        <w:spacing w:before="280" w:after="80"/>
       </w:pPr>
       <w:r>
         <w:rPr>
@@ -2539,7 +5023,7 @@
           <w:b/>
           <w:sz w:val="26"/>
         </w:rPr>
-        <w:t>8. 향후 일정</w:t>
+        <w:t>10. 향후 일정</w:t>
       </w:r>
     </w:p>
     <w:tbl>
@@ -2648,7 +5132,9 @@
               <w:rPr>
                 <w:sz w:val="18"/>
               </w:rPr>
-              <w:t>Google Maps 연계서비스 보완 조사 (식당·호텔·우버 상세)</w:t>
+              <w:t>Google Maps 연계서비스 보완 조사</w:t>
+              <w:br/>
+              <w:t>(식당·호텔·우버 상세 직접 확인)</w:t>
               <w:br/>
               <w:t>+ 1차 보고서 최종본 완성</w:t>
             </w:r>
@@ -2704,7 +5190,9 @@
               <w:rPr>
                 <w:sz w:val="18"/>
               </w:rPr>
-              <w:t>1:5,000 vs 1:25,000 레이어 비교 + 리샘플링 분석</w:t>
+              <w:t>1:5,000 vs 1:25,000 레이어 비교</w:t>
+              <w:br/>
+              <w:t>+ 리샘플링 분석</w:t>
             </w:r>
           </w:p>
         </w:tc>
@@ -2732,7 +5220,7 @@
               <w:rPr>
                 <w:sz w:val="18"/>
               </w:rPr>
-              <w:t>미정 (1차 후)</w:t>
+              <w:t>미정 (1차 후반)</w:t>
             </w:r>
           </w:p>
         </w:tc>
@@ -2745,7 +5233,7 @@
               <w:rPr>
                 <w:sz w:val="18"/>
               </w:rPr>
-              <w:t>1차 후반</w:t>
+              <w:t>1차</w:t>
             </w:r>
           </w:p>
         </w:tc>
@@ -2758,7 +5246,9 @@
               <w:rPr>
                 <w:sz w:val="18"/>
               </w:rPr>
-              <w:t>Apple Maps, A-Map, Yandex 연계서비스·API 조사</w:t>
+              <w:t>Apple Maps, A-Map, Yandex</w:t>
+              <w:br/>
+              <w:t>연계서비스·API 조사</w:t>
             </w:r>
           </w:p>
         </w:tc>
@@ -2812,7 +5302,9 @@
               <w:rPr>
                 <w:sz w:val="18"/>
               </w:rPr>
-              <w:t>강교수님 팀 완료 후 국내-국외 비교 / 거시적 대응 방향 제시</w:t>
+              <w:t>강교수님 팀 완료 후 국내-국외 비교</w:t>
+              <w:br/>
+              <w:t>거시적 대응 방향 제시</w:t>
             </w:r>
           </w:p>
         </w:tc>
